--- a/Smart_Lamp_Controller/doc/Smart Lamp Cotroller Specification.docx
+++ b/Smart_Lamp_Controller/doc/Smart Lamp Cotroller Specification.docx
@@ -5,6 +5,7 @@
     <w:p>
       <w:pPr>
         <w:rPr>
+          <w:rFonts w:ascii="UT Sans" w:eastAsia="UT Sans" w:hAnsi="UT Sans" w:cs="UT Sans"/>
           <w:b/>
           <w:sz w:val="28"/>
           <w:szCs w:val="28"/>
@@ -12,76 +13,124 @@
       </w:pPr>
       <w:r>
         <w:rPr>
-          <w:b/>
-          <w:bCs/>
-        </w:rPr>
-        <w:pict w14:anchorId="5A704E99">
-          <v:shapetype id="_x0000_t202" coordsize="21600,21600" o:spt="202" path="m,l,21600r21600,l21600,xe">
-            <v:stroke joinstyle="miter"/>
-            <v:path gradientshapeok="t" o:connecttype="rect"/>
-          </v:shapetype>
-          <v:shape id="_x0000_s0" o:spid="_x0000_s1055" type="#_x0000_t202" style="position:absolute;margin-left:66.7pt;margin-top:69pt;width:474pt;height:90.85pt;z-index:-251649024;mso-wrap-distance-left:0;mso-wrap-distance-right:0;mso-position-horizontal-relative:page;mso-position-vertical-relative:page" filled="f" stroked="f">
-            <v:textbox style="mso-next-textbox:#_x0000_s0" inset="0,0,0,0">
-              <w:txbxContent>
-                <w:p>
-                  <w:pPr>
-                    <w:spacing w:before="12" w:after="63"/>
-                    <w:textAlignment w:val="baseline"/>
-                  </w:pPr>
-                  <w:r>
-                    <w:rPr>
-                      <w:noProof/>
-                    </w:rPr>
-                    <w:drawing>
-                      <wp:inline distT="0" distB="0" distL="0" distR="0" wp14:anchorId="101C1290" wp14:editId="2000D96F">
-                        <wp:extent cx="6019800" cy="1106170"/>
-                        <wp:effectExtent l="0" t="0" r="0" b="0"/>
-                        <wp:docPr id="331703282" name="Picture"/>
-                        <wp:cNvGraphicFramePr/>
-                        <a:graphic xmlns:a="http://schemas.openxmlformats.org/drawingml/2006/main">
-                          <a:graphicData uri="http://schemas.openxmlformats.org/drawingml/2006/picture">
-                            <pic:pic xmlns:pic="http://schemas.openxmlformats.org/drawingml/2006/picture">
-                              <pic:nvPicPr>
-                                <pic:cNvPr id="1" name="Picture"/>
-                                <pic:cNvPicPr preferRelativeResize="0"/>
-                              </pic:nvPicPr>
-                              <pic:blipFill>
-                                <a:blip r:embed="rId8"/>
-                                <a:stretch>
-                                  <a:fillRect/>
-                                </a:stretch>
-                              </pic:blipFill>
-                              <pic:spPr>
-                                <a:xfrm>
-                                  <a:off x="0" y="0"/>
-                                  <a:ext cx="6019800" cy="1106170"/>
-                                </a:xfrm>
-                                <a:prstGeom prst="rect">
-                                  <a:avLst/>
-                                </a:prstGeom>
-                              </pic:spPr>
-                            </pic:pic>
-                          </a:graphicData>
-                        </a:graphic>
-                      </wp:inline>
-                    </w:drawing>
-                  </w:r>
-                </w:p>
-              </w:txbxContent>
-            </v:textbox>
-            <w10:wrap type="square" anchorx="page" anchory="page"/>
-          </v:shape>
-        </w:pict>
-      </w:r>
-      <w:r>
-        <w:rPr>
-          <w:rFonts w:eastAsia="Times New Roman"/>
-          <w:b/>
-          <w:bCs/>
-          <w:color w:val="000000"/>
-          <w:sz w:val="28"/>
-        </w:rPr>
-        <w:t>D</w:t>
+          <w:rFonts w:ascii="UT Sans" w:eastAsia="UT Sans" w:hAnsi="UT Sans" w:cs="UT Sans"/>
+          <w:noProof/>
+          <w:sz w:val="24"/>
+          <w:szCs w:val="24"/>
+        </w:rPr>
+        <w:drawing>
+          <wp:anchor distT="0" distB="0" distL="114300" distR="114300" simplePos="0" relativeHeight="251660288" behindDoc="0" locked="0" layoutInCell="1" hidden="0" allowOverlap="1" wp14:anchorId="6135CD64" wp14:editId="68156126">
+            <wp:simplePos x="0" y="0"/>
+            <wp:positionH relativeFrom="column">
+              <wp:posOffset>0</wp:posOffset>
+            </wp:positionH>
+            <wp:positionV relativeFrom="paragraph">
+              <wp:posOffset>166370</wp:posOffset>
+            </wp:positionV>
+            <wp:extent cx="2247900" cy="1057275"/>
+            <wp:effectExtent l="0" t="0" r="0" b="0"/>
+            <wp:wrapSquare wrapText="bothSides" distT="0" distB="0" distL="114300" distR="114300"/>
+            <wp:docPr id="746808596" name="image12.jpg"/>
+            <wp:cNvGraphicFramePr/>
+            <a:graphic xmlns:a="http://schemas.openxmlformats.org/drawingml/2006/main">
+              <a:graphicData uri="http://schemas.openxmlformats.org/drawingml/2006/picture">
+                <pic:pic xmlns:pic="http://schemas.openxmlformats.org/drawingml/2006/picture">
+                  <pic:nvPicPr>
+                    <pic:cNvPr id="48" name="image12.jpg"/>
+                    <pic:cNvPicPr preferRelativeResize="0"/>
+                  </pic:nvPicPr>
+                  <pic:blipFill>
+                    <a:blip r:embed="rId8" cstate="print">
+                      <a:extLst>
+                        <a:ext uri="{28A0092B-C50C-407E-A947-70E740481C1C}">
+                          <a14:useLocalDpi xmlns:a14="http://schemas.microsoft.com/office/drawing/2010/main" val="0"/>
+                        </a:ext>
+                      </a:extLst>
+                    </a:blip>
+                    <a:stretch>
+                      <a:fillRect/>
+                    </a:stretch>
+                  </pic:blipFill>
+                  <pic:spPr>
+                    <a:xfrm>
+                      <a:off x="0" y="0"/>
+                      <a:ext cx="2247900" cy="1057275"/>
+                    </a:xfrm>
+                    <a:prstGeom prst="rect">
+                      <a:avLst/>
+                    </a:prstGeom>
+                    <a:ln/>
+                  </pic:spPr>
+                </pic:pic>
+              </a:graphicData>
+            </a:graphic>
+            <wp14:sizeRelH relativeFrom="margin">
+              <wp14:pctWidth>0</wp14:pctWidth>
+            </wp14:sizeRelH>
+            <wp14:sizeRelV relativeFrom="margin">
+              <wp14:pctHeight>0</wp14:pctHeight>
+            </wp14:sizeRelV>
+          </wp:anchor>
+        </w:drawing>
+      </w:r>
+      <w:r>
+        <w:rPr>
+          <w:rFonts w:ascii="UT Sans" w:eastAsia="UT Sans" w:hAnsi="UT Sans" w:cs="UT Sans"/>
+          <w:noProof/>
+          <w:sz w:val="24"/>
+          <w:szCs w:val="24"/>
+        </w:rPr>
+        <w:drawing>
+          <wp:anchor distT="0" distB="0" distL="114300" distR="114300" simplePos="0" relativeHeight="251661312" behindDoc="0" locked="0" layoutInCell="1" hidden="0" allowOverlap="1" wp14:anchorId="173CD742" wp14:editId="350A8891">
+            <wp:simplePos x="0" y="0"/>
+            <wp:positionH relativeFrom="column">
+              <wp:posOffset>2562225</wp:posOffset>
+            </wp:positionH>
+            <wp:positionV relativeFrom="paragraph">
+              <wp:posOffset>165100</wp:posOffset>
+            </wp:positionV>
+            <wp:extent cx="2882900" cy="1106170"/>
+            <wp:effectExtent l="0" t="0" r="0" b="0"/>
+            <wp:wrapTopAndBottom distT="0" distB="0"/>
+            <wp:docPr id="464410225" name="image6.png"/>
+            <wp:cNvGraphicFramePr/>
+            <a:graphic xmlns:a="http://schemas.openxmlformats.org/drawingml/2006/main">
+              <a:graphicData uri="http://schemas.openxmlformats.org/drawingml/2006/picture">
+                <pic:pic xmlns:pic="http://schemas.openxmlformats.org/drawingml/2006/picture">
+                  <pic:nvPicPr>
+                    <pic:cNvPr id="47" name="image6.png"/>
+                    <pic:cNvPicPr preferRelativeResize="0"/>
+                  </pic:nvPicPr>
+                  <pic:blipFill>
+                    <a:blip r:embed="rId9" cstate="print">
+                      <a:extLst>
+                        <a:ext uri="{28A0092B-C50C-407E-A947-70E740481C1C}">
+                          <a14:useLocalDpi xmlns:a14="http://schemas.microsoft.com/office/drawing/2010/main" val="0"/>
+                        </a:ext>
+                      </a:extLst>
+                    </a:blip>
+                    <a:stretch>
+                      <a:fillRect/>
+                    </a:stretch>
+                  </pic:blipFill>
+                  <pic:spPr>
+                    <a:xfrm>
+                      <a:off x="0" y="0"/>
+                      <a:ext cx="2882900" cy="1106170"/>
+                    </a:xfrm>
+                    <a:prstGeom prst="rect">
+                      <a:avLst/>
+                    </a:prstGeom>
+                    <a:ln/>
+                  </pic:spPr>
+                </pic:pic>
+              </a:graphicData>
+            </a:graphic>
+            <wp14:sizeRelH relativeFrom="margin">
+              <wp14:pctWidth>0</wp14:pctWidth>
+            </wp14:sizeRelH>
+          </wp:anchor>
+        </w:drawing>
       </w:r>
       <w:r>
         <w:rPr>
@@ -90,17 +139,18 @@
           <w:sz w:val="28"/>
           <w:szCs w:val="28"/>
         </w:rPr>
-        <w:t xml:space="preserve">epartment </w:t>
-      </w:r>
-      <w:r>
+        <w:t>Department of Electronics and Computers</w:t>
+      </w:r>
+    </w:p>
+    <w:p>
+      <w:pPr>
         <w:rPr>
           <w:rFonts w:ascii="UT Sans" w:eastAsia="UT Sans" w:hAnsi="UT Sans" w:cs="UT Sans"/>
           <w:b/>
           <w:sz w:val="28"/>
           <w:szCs w:val="28"/>
         </w:rPr>
-        <w:t>of</w:t>
-      </w:r>
+      </w:pPr>
       <w:r>
         <w:rPr>
           <w:rFonts w:ascii="UT Sans" w:eastAsia="UT Sans" w:hAnsi="UT Sans" w:cs="UT Sans"/>
@@ -108,8 +158,9 @@
           <w:sz w:val="28"/>
           <w:szCs w:val="28"/>
         </w:rPr>
-        <w:t xml:space="preserve"> Electronics and Computing </w:t>
-      </w:r>
+        <w:t xml:space="preserve">Study </w:t>
+      </w:r>
+      <w:proofErr w:type="spellStart"/>
       <w:r>
         <w:rPr>
           <w:rFonts w:ascii="UT Sans" w:eastAsia="UT Sans" w:hAnsi="UT Sans" w:cs="UT Sans"/>
@@ -117,18 +168,7 @@
           <w:sz w:val="28"/>
           <w:szCs w:val="28"/>
         </w:rPr>
-        <w:br/>
-        <w:t xml:space="preserve">Study </w:t>
-      </w:r>
-      <w:proofErr w:type="spellStart"/>
-      <w:r>
-        <w:rPr>
-          <w:rFonts w:ascii="UT Sans" w:eastAsia="UT Sans" w:hAnsi="UT Sans" w:cs="UT Sans"/>
-          <w:b/>
-          <w:sz w:val="28"/>
-          <w:szCs w:val="28"/>
-        </w:rPr>
-        <w:t>Programme</w:t>
+        <w:t>programme</w:t>
       </w:r>
       <w:proofErr w:type="spellEnd"/>
       <w:r>
@@ -4323,7 +4363,7 @@
                     </pic:cNvPicPr>
                   </pic:nvPicPr>
                   <pic:blipFill>
-                    <a:blip r:embed="rId9" cstate="print">
+                    <a:blip r:embed="rId10" cstate="print">
                       <a:extLst>
                         <a:ext uri="{28A0092B-C50C-407E-A947-70E740481C1C}">
                           <a14:useLocalDpi xmlns:a14="http://schemas.microsoft.com/office/drawing/2010/main" val="0"/>
@@ -6403,7 +6443,7 @@
                     <pic:cNvPicPr preferRelativeResize="0"/>
                   </pic:nvPicPr>
                   <pic:blipFill>
-                    <a:blip r:embed="rId10"/>
+                    <a:blip r:embed="rId11"/>
                     <a:stretch>
                       <a:fillRect/>
                     </a:stretch>
@@ -8325,7 +8365,7 @@
                     </pic:cNvPicPr>
                   </pic:nvPicPr>
                   <pic:blipFill>
-                    <a:blip r:embed="rId11">
+                    <a:blip r:embed="rId12">
                       <a:extLst>
                         <a:ext uri="{28A0092B-C50C-407E-A947-70E740481C1C}">
                           <a14:useLocalDpi xmlns:a14="http://schemas.microsoft.com/office/drawing/2010/main" val="0"/>
@@ -8532,7 +8572,7 @@
                     </pic:cNvPicPr>
                   </pic:nvPicPr>
                   <pic:blipFill>
-                    <a:blip r:embed="rId12">
+                    <a:blip r:embed="rId13">
                       <a:extLst>
                         <a:ext uri="{28A0092B-C50C-407E-A947-70E740481C1C}">
                           <a14:useLocalDpi xmlns:a14="http://schemas.microsoft.com/office/drawing/2010/main" val="0"/>
@@ -9643,7 +9683,7 @@
                     <pic:cNvPicPr/>
                   </pic:nvPicPr>
                   <pic:blipFill>
-                    <a:blip r:embed="rId13"/>
+                    <a:blip r:embed="rId14"/>
                     <a:stretch>
                       <a:fillRect/>
                     </a:stretch>
@@ -9805,7 +9845,7 @@
                     <pic:cNvPicPr/>
                   </pic:nvPicPr>
                   <pic:blipFill>
-                    <a:blip r:embed="rId14"/>
+                    <a:blip r:embed="rId15"/>
                     <a:stretch>
                       <a:fillRect/>
                     </a:stretch>
@@ -10277,7 +10317,7 @@
                     </pic:cNvPicPr>
                   </pic:nvPicPr>
                   <pic:blipFill>
-                    <a:blip r:embed="rId15">
+                    <a:blip r:embed="rId16">
                       <a:extLst>
                         <a:ext uri="{28A0092B-C50C-407E-A947-70E740481C1C}">
                           <a14:useLocalDpi xmlns:a14="http://schemas.microsoft.com/office/drawing/2010/main" val="0"/>
@@ -13004,7 +13044,23 @@
           <w:sz w:val="24"/>
           <w:szCs w:val="24"/>
         </w:rPr>
-        <w:t>The Sensor Agent is an active agent that encapsulates the Sequencer, Driver and Monitor into a single entity, connecting the components with the DUT using the virtual interface.</w:t>
+        <w:t xml:space="preserve">The </w:t>
+      </w:r>
+      <w:r>
+        <w:rPr>
+          <w:rFonts w:ascii="UT Sans" w:eastAsia="UT Sans" w:hAnsi="UT Sans" w:cs="UT Sans"/>
+          <w:sz w:val="24"/>
+          <w:szCs w:val="24"/>
+        </w:rPr>
+        <w:t>Button</w:t>
+      </w:r>
+      <w:r>
+        <w:rPr>
+          <w:rFonts w:ascii="UT Sans" w:eastAsia="UT Sans" w:hAnsi="UT Sans" w:cs="UT Sans"/>
+          <w:sz w:val="24"/>
+          <w:szCs w:val="24"/>
+        </w:rPr>
+        <w:t xml:space="preserve"> Agent is an active agent that encapsulates the Sequencer, Driver and Monitor into a single entity, connecting the components with the DUT using the virtual interface.</w:t>
       </w:r>
     </w:p>
     <w:p>

--- a/Smart_Lamp_Controller/doc/Smart Lamp Cotroller Specification.docx
+++ b/Smart_Lamp_Controller/doc/Smart Lamp Cotroller Specification.docx
@@ -81,7 +81,7 @@
           <w:szCs w:val="24"/>
         </w:rPr>
         <w:drawing>
-          <wp:anchor distT="0" distB="0" distL="114300" distR="114300" simplePos="0" relativeHeight="251661312" behindDoc="0" locked="0" layoutInCell="1" hidden="0" allowOverlap="1" wp14:anchorId="173CD742" wp14:editId="350A8891">
+          <wp:anchor distT="0" distB="0" distL="114300" distR="114300" simplePos="0" relativeHeight="251661312" behindDoc="0" locked="0" layoutInCell="1" hidden="0" allowOverlap="1" wp14:anchorId="173CD742" wp14:editId="5C2EF0C9">
             <wp:simplePos x="0" y="0"/>
             <wp:positionH relativeFrom="column">
               <wp:posOffset>2562225</wp:posOffset>
@@ -418,7 +418,7 @@
               <w:tab w:val="right" w:pos="9589"/>
             </w:tabs>
             <w:rPr>
-              <w:rFonts w:asciiTheme="minorHAnsi" w:eastAsiaTheme="minorEastAsia" w:hAnsiTheme="minorHAnsi" w:cstheme="minorBidi"/>
+              <w:rFonts w:ascii="UT Sans" w:eastAsiaTheme="minorEastAsia" w:hAnsi="UT Sans" w:cstheme="minorBidi"/>
               <w:noProof/>
               <w:kern w:val="2"/>
               <w:sz w:val="24"/>
@@ -457,37 +457,38 @@
             </w:rPr>
             <w:fldChar w:fldCharType="separate"/>
           </w:r>
-          <w:hyperlink w:anchor="_Toc230906328" w:history="1">
+          <w:hyperlink w:anchor="_Toc231930747" w:history="1">
             <w:r>
               <w:rPr>
                 <w:rStyle w:val="Hyperlink"/>
-                <w:rFonts w:ascii="UT Sans" w:eastAsia="UT Sans" w:hAnsi="UT Sans" w:cs="Mangal"/>
+                <w:rFonts w:ascii="UT Sans" w:hAnsi="UT Sans"/>
                 <w:noProof/>
-                <w:sz w:val="24"/>
-                <w:szCs w:val="21"/>
               </w:rPr>
               <w:t>1</w:t>
             </w:r>
             <w:r>
               <w:rPr>
+                <w:rFonts w:ascii="UT Sans" w:eastAsiaTheme="minorEastAsia" w:hAnsi="UT Sans" w:cstheme="minorBidi"/>
+                <w:noProof/>
+                <w:kern w:val="2"/>
+                <w:sz w:val="24"/>
+                <w:szCs w:val="24"/>
+                <w:lang w:val="ro-RO" w:eastAsia="ro-RO"/>
+                <w14:ligatures w14:val="standardContextual"/>
+              </w:rPr>
+              <w:tab/>
+            </w:r>
+            <w:r>
+              <w:rPr>
                 <w:rStyle w:val="Hyperlink"/>
-                <w:rFonts w:ascii="UT Sans" w:eastAsia="UT Sans" w:hAnsi="UT Sans" w:cs="Mangal"/>
-                <w:szCs w:val="21"/>
-              </w:rPr>
-              <w:tab/>
-            </w:r>
-            <w:r>
-              <w:rPr>
-                <w:rStyle w:val="Hyperlink"/>
-                <w:rFonts w:ascii="UT Sans" w:eastAsia="UT Sans" w:hAnsi="UT Sans" w:cs="Mangal"/>
+                <w:rFonts w:ascii="UT Sans" w:hAnsi="UT Sans"/>
                 <w:noProof/>
-                <w:sz w:val="24"/>
-                <w:szCs w:val="21"/>
               </w:rPr>
               <w:t>The digital design of the circuit</w:t>
             </w:r>
             <w:r>
               <w:rPr>
+                <w:rFonts w:ascii="UT Sans" w:hAnsi="UT Sans"/>
                 <w:noProof/>
                 <w:webHidden/>
               </w:rPr>
@@ -495,6 +496,7 @@
             </w:r>
             <w:r>
               <w:rPr>
+                <w:rFonts w:ascii="UT Sans" w:hAnsi="UT Sans"/>
                 <w:noProof/>
                 <w:webHidden/>
               </w:rPr>
@@ -502,19 +504,22 @@
             </w:r>
             <w:r>
               <w:rPr>
+                <w:rFonts w:ascii="UT Sans" w:hAnsi="UT Sans"/>
                 <w:noProof/>
                 <w:webHidden/>
               </w:rPr>
-              <w:instrText xml:space="preserve"> PAGEREF _Toc230906328 \h </w:instrText>
-            </w:r>
-            <w:r>
-              <w:rPr>
+              <w:instrText xml:space="preserve"> PAGEREF _Toc231930747 \h </w:instrText>
+            </w:r>
+            <w:r>
+              <w:rPr>
+                <w:rFonts w:ascii="UT Sans" w:hAnsi="UT Sans"/>
                 <w:noProof/>
                 <w:webHidden/>
               </w:rPr>
             </w:r>
             <w:r>
               <w:rPr>
+                <w:rFonts w:ascii="UT Sans" w:hAnsi="UT Sans"/>
                 <w:noProof/>
                 <w:webHidden/>
               </w:rPr>
@@ -522,6 +527,7 @@
             </w:r>
             <w:r>
               <w:rPr>
+                <w:rFonts w:ascii="UT Sans" w:hAnsi="UT Sans"/>
                 <w:noProof/>
                 <w:webHidden/>
               </w:rPr>
@@ -529,6 +535,7 @@
             </w:r>
             <w:r>
               <w:rPr>
+                <w:rFonts w:ascii="UT Sans" w:hAnsi="UT Sans"/>
                 <w:noProof/>
                 <w:webHidden/>
               </w:rPr>
@@ -539,111 +546,99 @@
         <w:p>
           <w:pPr>
             <w:pStyle w:val="TOC2"/>
-            <w:tabs>
-              <w:tab w:val="left" w:pos="960"/>
-              <w:tab w:val="right" w:pos="9589"/>
-            </w:tabs>
             <w:rPr>
-              <w:rStyle w:val="Hyperlink"/>
-              <w:rFonts w:ascii="UT Sans" w:eastAsia="UT Sans" w:hAnsi="UT Sans" w:cs="Mangal"/>
-              <w:szCs w:val="21"/>
+              <w:rFonts w:eastAsiaTheme="minorEastAsia" w:cstheme="minorBidi"/>
+              <w:b w:val="0"/>
+              <w:bCs w:val="0"/>
+              <w:kern w:val="2"/>
+              <w:sz w:val="24"/>
+              <w:szCs w:val="24"/>
+              <w:lang w:val="ro-RO" w:eastAsia="ro-RO"/>
+              <w14:ligatures w14:val="standardContextual"/>
             </w:rPr>
           </w:pPr>
-          <w:hyperlink w:anchor="_Toc230906329" w:history="1">
+          <w:hyperlink w:anchor="_Toc231930748" w:history="1">
             <w:r>
               <w:rPr>
                 <w:rStyle w:val="Hyperlink"/>
-                <w:rFonts w:ascii="UT Sans" w:eastAsia="UT Sans" w:hAnsi="UT Sans" w:cs="Mangal"/>
-                <w:noProof/>
-                <w:sz w:val="24"/>
-                <w:szCs w:val="21"/>
+                <w:b w:val="0"/>
+                <w:bCs w:val="0"/>
               </w:rPr>
               <w:t>1.1</w:t>
             </w:r>
             <w:r>
               <w:rPr>
+                <w:rFonts w:eastAsiaTheme="minorEastAsia" w:cstheme="minorBidi"/>
+                <w:b w:val="0"/>
+                <w:bCs w:val="0"/>
+                <w:kern w:val="2"/>
+                <w:sz w:val="24"/>
+                <w:szCs w:val="24"/>
+                <w:lang w:val="ro-RO" w:eastAsia="ro-RO"/>
+                <w14:ligatures w14:val="standardContextual"/>
+              </w:rPr>
+              <w:tab/>
+            </w:r>
+            <w:r>
+              <w:rPr>
                 <w:rStyle w:val="Hyperlink"/>
-                <w:rFonts w:ascii="UT Sans" w:eastAsia="UT Sans" w:hAnsi="UT Sans" w:cs="Mangal"/>
-                <w:szCs w:val="21"/>
+                <w:b w:val="0"/>
+                <w:bCs w:val="0"/>
+              </w:rPr>
+              <w:t xml:space="preserve"> Block Diagram</w:t>
+            </w:r>
+            <w:r>
+              <w:rPr>
+                <w:b w:val="0"/>
+                <w:bCs w:val="0"/>
+                <w:webHidden/>
               </w:rPr>
               <w:tab/>
             </w:r>
             <w:r>
               <w:rPr>
-                <w:rStyle w:val="Hyperlink"/>
-                <w:rFonts w:ascii="UT Sans" w:eastAsia="UT Sans" w:hAnsi="UT Sans" w:cs="Mangal"/>
-                <w:noProof/>
-                <w:sz w:val="24"/>
-                <w:szCs w:val="21"/>
-              </w:rPr>
-              <w:t xml:space="preserve"> Block Diagram</w:t>
-            </w:r>
-            <w:r>
-              <w:rPr>
-                <w:rStyle w:val="Hyperlink"/>
-                <w:rFonts w:ascii="UT Sans" w:eastAsia="UT Sans" w:hAnsi="UT Sans" w:cs="Mangal"/>
+                <w:b w:val="0"/>
+                <w:bCs w:val="0"/>
                 <w:webHidden/>
-                <w:sz w:val="24"/>
-                <w:szCs w:val="21"/>
-              </w:rPr>
-              <w:tab/>
-            </w:r>
-            <w:r>
-              <w:rPr>
-                <w:rStyle w:val="Hyperlink"/>
-                <w:rFonts w:ascii="UT Sans" w:eastAsia="UT Sans" w:hAnsi="UT Sans" w:cs="Mangal"/>
+              </w:rPr>
+              <w:fldChar w:fldCharType="begin"/>
+            </w:r>
+            <w:r>
+              <w:rPr>
+                <w:b w:val="0"/>
+                <w:bCs w:val="0"/>
                 <w:webHidden/>
-                <w:sz w:val="24"/>
-                <w:szCs w:val="21"/>
-              </w:rPr>
-              <w:fldChar w:fldCharType="begin"/>
-            </w:r>
-            <w:r>
-              <w:rPr>
-                <w:rStyle w:val="Hyperlink"/>
-                <w:rFonts w:ascii="UT Sans" w:eastAsia="UT Sans" w:hAnsi="UT Sans" w:cs="Mangal"/>
+              </w:rPr>
+              <w:instrText xml:space="preserve"> PAGEREF _Toc231930748 \h </w:instrText>
+            </w:r>
+            <w:r>
+              <w:rPr>
+                <w:b w:val="0"/>
+                <w:bCs w:val="0"/>
                 <w:webHidden/>
-                <w:sz w:val="24"/>
-                <w:szCs w:val="21"/>
-              </w:rPr>
-              <w:instrText xml:space="preserve"> PAGEREF _Toc230906329 \h </w:instrText>
-            </w:r>
-            <w:r>
-              <w:rPr>
-                <w:rStyle w:val="Hyperlink"/>
-                <w:rFonts w:ascii="UT Sans" w:eastAsia="UT Sans" w:hAnsi="UT Sans" w:cs="Mangal"/>
+              </w:rPr>
+            </w:r>
+            <w:r>
+              <w:rPr>
+                <w:b w:val="0"/>
+                <w:bCs w:val="0"/>
                 <w:webHidden/>
-                <w:sz w:val="24"/>
-                <w:szCs w:val="21"/>
-              </w:rPr>
-            </w:r>
-            <w:r>
-              <w:rPr>
-                <w:rStyle w:val="Hyperlink"/>
-                <w:rFonts w:ascii="UT Sans" w:eastAsia="UT Sans" w:hAnsi="UT Sans" w:cs="Mangal"/>
+              </w:rPr>
+              <w:fldChar w:fldCharType="separate"/>
+            </w:r>
+            <w:r>
+              <w:rPr>
+                <w:b w:val="0"/>
+                <w:bCs w:val="0"/>
                 <w:webHidden/>
-                <w:sz w:val="24"/>
-                <w:szCs w:val="21"/>
-              </w:rPr>
-              <w:fldChar w:fldCharType="separate"/>
-            </w:r>
-            <w:r>
-              <w:rPr>
-                <w:rStyle w:val="Hyperlink"/>
-                <w:rFonts w:ascii="UT Sans" w:eastAsia="UT Sans" w:hAnsi="UT Sans" w:cs="Mangal"/>
+              </w:rPr>
+              <w:t>4</w:t>
+            </w:r>
+            <w:r>
+              <w:rPr>
+                <w:b w:val="0"/>
+                <w:bCs w:val="0"/>
                 <w:webHidden/>
-                <w:sz w:val="24"/>
-                <w:szCs w:val="21"/>
-              </w:rPr>
-              <w:t>4</w:t>
-            </w:r>
-            <w:r>
-              <w:rPr>
-                <w:rStyle w:val="Hyperlink"/>
-                <w:rFonts w:ascii="UT Sans" w:eastAsia="UT Sans" w:hAnsi="UT Sans" w:cs="Mangal"/>
-                <w:webHidden/>
-                <w:sz w:val="24"/>
-                <w:szCs w:val="21"/>
               </w:rPr>
               <w:fldChar w:fldCharType="end"/>
             </w:r>
@@ -652,111 +647,99 @@
         <w:p>
           <w:pPr>
             <w:pStyle w:val="TOC2"/>
-            <w:tabs>
-              <w:tab w:val="left" w:pos="960"/>
-              <w:tab w:val="right" w:pos="9589"/>
-            </w:tabs>
             <w:rPr>
-              <w:rStyle w:val="Hyperlink"/>
-              <w:rFonts w:ascii="UT Sans" w:eastAsia="UT Sans" w:hAnsi="UT Sans" w:cs="Mangal"/>
-              <w:szCs w:val="21"/>
+              <w:rFonts w:eastAsiaTheme="minorEastAsia" w:cstheme="minorBidi"/>
+              <w:b w:val="0"/>
+              <w:bCs w:val="0"/>
+              <w:kern w:val="2"/>
+              <w:sz w:val="24"/>
+              <w:szCs w:val="24"/>
+              <w:lang w:val="ro-RO" w:eastAsia="ro-RO"/>
+              <w14:ligatures w14:val="standardContextual"/>
             </w:rPr>
           </w:pPr>
-          <w:hyperlink w:anchor="_Toc230906330" w:history="1">
+          <w:hyperlink w:anchor="_Toc231930749" w:history="1">
             <w:r>
               <w:rPr>
                 <w:rStyle w:val="Hyperlink"/>
-                <w:rFonts w:ascii="UT Sans" w:eastAsia="UT Sans" w:hAnsi="UT Sans" w:cs="Mangal"/>
-                <w:noProof/>
-                <w:sz w:val="24"/>
-                <w:szCs w:val="21"/>
+                <w:b w:val="0"/>
+                <w:bCs w:val="0"/>
               </w:rPr>
               <w:t>1.2</w:t>
             </w:r>
             <w:r>
               <w:rPr>
+                <w:rFonts w:eastAsiaTheme="minorEastAsia" w:cstheme="minorBidi"/>
+                <w:b w:val="0"/>
+                <w:bCs w:val="0"/>
+                <w:kern w:val="2"/>
+                <w:sz w:val="24"/>
+                <w:szCs w:val="24"/>
+                <w:lang w:val="ro-RO" w:eastAsia="ro-RO"/>
+                <w14:ligatures w14:val="standardContextual"/>
+              </w:rPr>
+              <w:tab/>
+            </w:r>
+            <w:r>
+              <w:rPr>
                 <w:rStyle w:val="Hyperlink"/>
-                <w:rFonts w:ascii="UT Sans" w:eastAsia="UT Sans" w:hAnsi="UT Sans" w:cs="Mangal"/>
-                <w:szCs w:val="21"/>
+                <w:b w:val="0"/>
+                <w:bCs w:val="0"/>
+              </w:rPr>
+              <w:t>Description of the general functionality of the DUT (Device Under Test)</w:t>
+            </w:r>
+            <w:r>
+              <w:rPr>
+                <w:b w:val="0"/>
+                <w:bCs w:val="0"/>
+                <w:webHidden/>
               </w:rPr>
               <w:tab/>
             </w:r>
             <w:r>
               <w:rPr>
-                <w:rStyle w:val="Hyperlink"/>
-                <w:rFonts w:ascii="UT Sans" w:eastAsia="UT Sans" w:hAnsi="UT Sans" w:cs="Mangal"/>
-                <w:noProof/>
-                <w:sz w:val="24"/>
-                <w:szCs w:val="21"/>
-              </w:rPr>
-              <w:t>Description of the general functionality of the DUT (Device Under Test)</w:t>
-            </w:r>
-            <w:r>
-              <w:rPr>
-                <w:rStyle w:val="Hyperlink"/>
-                <w:rFonts w:ascii="UT Sans" w:eastAsia="UT Sans" w:hAnsi="UT Sans" w:cs="Mangal"/>
+                <w:b w:val="0"/>
+                <w:bCs w:val="0"/>
                 <w:webHidden/>
-                <w:sz w:val="24"/>
-                <w:szCs w:val="21"/>
-              </w:rPr>
-              <w:tab/>
-            </w:r>
-            <w:r>
-              <w:rPr>
-                <w:rStyle w:val="Hyperlink"/>
-                <w:rFonts w:ascii="UT Sans" w:eastAsia="UT Sans" w:hAnsi="UT Sans" w:cs="Mangal"/>
+              </w:rPr>
+              <w:fldChar w:fldCharType="begin"/>
+            </w:r>
+            <w:r>
+              <w:rPr>
+                <w:b w:val="0"/>
+                <w:bCs w:val="0"/>
                 <w:webHidden/>
-                <w:sz w:val="24"/>
-                <w:szCs w:val="21"/>
-              </w:rPr>
-              <w:fldChar w:fldCharType="begin"/>
-            </w:r>
-            <w:r>
-              <w:rPr>
-                <w:rStyle w:val="Hyperlink"/>
-                <w:rFonts w:ascii="UT Sans" w:eastAsia="UT Sans" w:hAnsi="UT Sans" w:cs="Mangal"/>
+              </w:rPr>
+              <w:instrText xml:space="preserve"> PAGEREF _Toc231930749 \h </w:instrText>
+            </w:r>
+            <w:r>
+              <w:rPr>
+                <w:b w:val="0"/>
+                <w:bCs w:val="0"/>
                 <w:webHidden/>
-                <w:sz w:val="24"/>
-                <w:szCs w:val="21"/>
-              </w:rPr>
-              <w:instrText xml:space="preserve"> PAGEREF _Toc230906330 \h </w:instrText>
-            </w:r>
-            <w:r>
-              <w:rPr>
-                <w:rStyle w:val="Hyperlink"/>
-                <w:rFonts w:ascii="UT Sans" w:eastAsia="UT Sans" w:hAnsi="UT Sans" w:cs="Mangal"/>
+              </w:rPr>
+            </w:r>
+            <w:r>
+              <w:rPr>
+                <w:b w:val="0"/>
+                <w:bCs w:val="0"/>
                 <w:webHidden/>
-                <w:sz w:val="24"/>
-                <w:szCs w:val="21"/>
-              </w:rPr>
-            </w:r>
-            <w:r>
-              <w:rPr>
-                <w:rStyle w:val="Hyperlink"/>
-                <w:rFonts w:ascii="UT Sans" w:eastAsia="UT Sans" w:hAnsi="UT Sans" w:cs="Mangal"/>
+              </w:rPr>
+              <w:fldChar w:fldCharType="separate"/>
+            </w:r>
+            <w:r>
+              <w:rPr>
+                <w:b w:val="0"/>
+                <w:bCs w:val="0"/>
                 <w:webHidden/>
-                <w:sz w:val="24"/>
-                <w:szCs w:val="21"/>
-              </w:rPr>
-              <w:fldChar w:fldCharType="separate"/>
-            </w:r>
-            <w:r>
-              <w:rPr>
-                <w:rStyle w:val="Hyperlink"/>
-                <w:rFonts w:ascii="UT Sans" w:eastAsia="UT Sans" w:hAnsi="UT Sans" w:cs="Mangal"/>
+              </w:rPr>
+              <w:t>4</w:t>
+            </w:r>
+            <w:r>
+              <w:rPr>
+                <w:b w:val="0"/>
+                <w:bCs w:val="0"/>
                 <w:webHidden/>
-                <w:sz w:val="24"/>
-                <w:szCs w:val="21"/>
-              </w:rPr>
-              <w:t>4</w:t>
-            </w:r>
-            <w:r>
-              <w:rPr>
-                <w:rStyle w:val="Hyperlink"/>
-                <w:rFonts w:ascii="UT Sans" w:eastAsia="UT Sans" w:hAnsi="UT Sans" w:cs="Mangal"/>
-                <w:webHidden/>
-                <w:sz w:val="24"/>
-                <w:szCs w:val="21"/>
               </w:rPr>
               <w:fldChar w:fldCharType="end"/>
             </w:r>
@@ -765,111 +748,99 @@
         <w:p>
           <w:pPr>
             <w:pStyle w:val="TOC2"/>
-            <w:tabs>
-              <w:tab w:val="left" w:pos="960"/>
-              <w:tab w:val="right" w:pos="9589"/>
-            </w:tabs>
             <w:rPr>
-              <w:rStyle w:val="Hyperlink"/>
-              <w:rFonts w:ascii="UT Sans" w:eastAsia="UT Sans" w:hAnsi="UT Sans" w:cs="Mangal"/>
-              <w:szCs w:val="21"/>
+              <w:rFonts w:eastAsiaTheme="minorEastAsia" w:cstheme="minorBidi"/>
+              <w:b w:val="0"/>
+              <w:bCs w:val="0"/>
+              <w:kern w:val="2"/>
+              <w:sz w:val="24"/>
+              <w:szCs w:val="24"/>
+              <w:lang w:val="ro-RO" w:eastAsia="ro-RO"/>
+              <w14:ligatures w14:val="standardContextual"/>
             </w:rPr>
           </w:pPr>
-          <w:hyperlink w:anchor="_Toc230906331" w:history="1">
+          <w:hyperlink w:anchor="_Toc231930750" w:history="1">
             <w:r>
               <w:rPr>
                 <w:rStyle w:val="Hyperlink"/>
-                <w:rFonts w:ascii="UT Sans" w:eastAsia="UT Sans" w:hAnsi="UT Sans" w:cs="Mangal"/>
-                <w:noProof/>
-                <w:sz w:val="24"/>
-                <w:szCs w:val="21"/>
+                <w:b w:val="0"/>
+                <w:bCs w:val="0"/>
               </w:rPr>
               <w:t>1.3</w:t>
             </w:r>
             <w:r>
               <w:rPr>
+                <w:rFonts w:eastAsiaTheme="minorEastAsia" w:cstheme="minorBidi"/>
+                <w:b w:val="0"/>
+                <w:bCs w:val="0"/>
+                <w:kern w:val="2"/>
+                <w:sz w:val="24"/>
+                <w:szCs w:val="24"/>
+                <w:lang w:val="ro-RO" w:eastAsia="ro-RO"/>
+                <w14:ligatures w14:val="standardContextual"/>
+              </w:rPr>
+              <w:tab/>
+            </w:r>
+            <w:r>
+              <w:rPr>
                 <w:rStyle w:val="Hyperlink"/>
-                <w:rFonts w:ascii="UT Sans" w:eastAsia="UT Sans" w:hAnsi="UT Sans" w:cs="Mangal"/>
-                <w:szCs w:val="21"/>
+                <w:b w:val="0"/>
+                <w:bCs w:val="0"/>
+              </w:rPr>
+              <w:t>DUT Interfaces</w:t>
+            </w:r>
+            <w:r>
+              <w:rPr>
+                <w:b w:val="0"/>
+                <w:bCs w:val="0"/>
+                <w:webHidden/>
               </w:rPr>
               <w:tab/>
             </w:r>
             <w:r>
               <w:rPr>
-                <w:rStyle w:val="Hyperlink"/>
-                <w:rFonts w:ascii="UT Sans" w:eastAsia="UT Sans" w:hAnsi="UT Sans" w:cs="Mangal"/>
-                <w:noProof/>
-                <w:sz w:val="24"/>
-                <w:szCs w:val="21"/>
-              </w:rPr>
-              <w:t>DUT Interfaces</w:t>
-            </w:r>
-            <w:r>
-              <w:rPr>
-                <w:rStyle w:val="Hyperlink"/>
-                <w:rFonts w:ascii="UT Sans" w:eastAsia="UT Sans" w:hAnsi="UT Sans" w:cs="Mangal"/>
+                <w:b w:val="0"/>
+                <w:bCs w:val="0"/>
                 <w:webHidden/>
-                <w:sz w:val="24"/>
-                <w:szCs w:val="21"/>
-              </w:rPr>
-              <w:tab/>
-            </w:r>
-            <w:r>
-              <w:rPr>
-                <w:rStyle w:val="Hyperlink"/>
-                <w:rFonts w:ascii="UT Sans" w:eastAsia="UT Sans" w:hAnsi="UT Sans" w:cs="Mangal"/>
+              </w:rPr>
+              <w:fldChar w:fldCharType="begin"/>
+            </w:r>
+            <w:r>
+              <w:rPr>
+                <w:b w:val="0"/>
+                <w:bCs w:val="0"/>
                 <w:webHidden/>
-                <w:sz w:val="24"/>
-                <w:szCs w:val="21"/>
-              </w:rPr>
-              <w:fldChar w:fldCharType="begin"/>
-            </w:r>
-            <w:r>
-              <w:rPr>
-                <w:rStyle w:val="Hyperlink"/>
-                <w:rFonts w:ascii="UT Sans" w:eastAsia="UT Sans" w:hAnsi="UT Sans" w:cs="Mangal"/>
+              </w:rPr>
+              <w:instrText xml:space="preserve"> PAGEREF _Toc231930750 \h </w:instrText>
+            </w:r>
+            <w:r>
+              <w:rPr>
+                <w:b w:val="0"/>
+                <w:bCs w:val="0"/>
                 <w:webHidden/>
-                <w:sz w:val="24"/>
-                <w:szCs w:val="21"/>
-              </w:rPr>
-              <w:instrText xml:space="preserve"> PAGEREF _Toc230906331 \h </w:instrText>
-            </w:r>
-            <w:r>
-              <w:rPr>
-                <w:rStyle w:val="Hyperlink"/>
-                <w:rFonts w:ascii="UT Sans" w:eastAsia="UT Sans" w:hAnsi="UT Sans" w:cs="Mangal"/>
+              </w:rPr>
+            </w:r>
+            <w:r>
+              <w:rPr>
+                <w:b w:val="0"/>
+                <w:bCs w:val="0"/>
                 <w:webHidden/>
-                <w:sz w:val="24"/>
-                <w:szCs w:val="21"/>
-              </w:rPr>
-            </w:r>
-            <w:r>
-              <w:rPr>
-                <w:rStyle w:val="Hyperlink"/>
-                <w:rFonts w:ascii="UT Sans" w:eastAsia="UT Sans" w:hAnsi="UT Sans" w:cs="Mangal"/>
+              </w:rPr>
+              <w:fldChar w:fldCharType="separate"/>
+            </w:r>
+            <w:r>
+              <w:rPr>
+                <w:b w:val="0"/>
+                <w:bCs w:val="0"/>
                 <w:webHidden/>
-                <w:sz w:val="24"/>
-                <w:szCs w:val="21"/>
-              </w:rPr>
-              <w:fldChar w:fldCharType="separate"/>
-            </w:r>
-            <w:r>
-              <w:rPr>
-                <w:rStyle w:val="Hyperlink"/>
-                <w:rFonts w:ascii="UT Sans" w:eastAsia="UT Sans" w:hAnsi="UT Sans" w:cs="Mangal"/>
+              </w:rPr>
+              <w:t>5</w:t>
+            </w:r>
+            <w:r>
+              <w:rPr>
+                <w:b w:val="0"/>
+                <w:bCs w:val="0"/>
                 <w:webHidden/>
-                <w:sz w:val="24"/>
-                <w:szCs w:val="21"/>
-              </w:rPr>
-              <w:t>5</w:t>
-            </w:r>
-            <w:r>
-              <w:rPr>
-                <w:rStyle w:val="Hyperlink"/>
-                <w:rFonts w:ascii="UT Sans" w:eastAsia="UT Sans" w:hAnsi="UT Sans" w:cs="Mangal"/>
-                <w:webHidden/>
-                <w:sz w:val="24"/>
-                <w:szCs w:val="21"/>
               </w:rPr>
               <w:fldChar w:fldCharType="end"/>
             </w:r>
@@ -878,111 +849,99 @@
         <w:p>
           <w:pPr>
             <w:pStyle w:val="TOC2"/>
-            <w:tabs>
-              <w:tab w:val="left" w:pos="960"/>
-              <w:tab w:val="right" w:pos="9589"/>
-            </w:tabs>
             <w:rPr>
-              <w:rStyle w:val="Hyperlink"/>
-              <w:rFonts w:ascii="UT Sans" w:eastAsia="UT Sans" w:hAnsi="UT Sans" w:cs="Mangal"/>
-              <w:szCs w:val="21"/>
+              <w:rFonts w:eastAsiaTheme="minorEastAsia" w:cstheme="minorBidi"/>
+              <w:b w:val="0"/>
+              <w:bCs w:val="0"/>
+              <w:kern w:val="2"/>
+              <w:sz w:val="24"/>
+              <w:szCs w:val="24"/>
+              <w:lang w:val="ro-RO" w:eastAsia="ro-RO"/>
+              <w14:ligatures w14:val="standardContextual"/>
             </w:rPr>
           </w:pPr>
-          <w:hyperlink w:anchor="_Toc230906332" w:history="1">
+          <w:hyperlink w:anchor="_Toc231930751" w:history="1">
             <w:r>
               <w:rPr>
                 <w:rStyle w:val="Hyperlink"/>
-                <w:rFonts w:ascii="UT Sans" w:eastAsia="UT Sans" w:hAnsi="UT Sans" w:cs="Mangal"/>
-                <w:noProof/>
-                <w:sz w:val="24"/>
-                <w:szCs w:val="21"/>
+                <w:b w:val="0"/>
+                <w:bCs w:val="0"/>
               </w:rPr>
               <w:t>1.4</w:t>
             </w:r>
             <w:r>
               <w:rPr>
+                <w:rFonts w:eastAsiaTheme="minorEastAsia" w:cstheme="minorBidi"/>
+                <w:b w:val="0"/>
+                <w:bCs w:val="0"/>
+                <w:kern w:val="2"/>
+                <w:sz w:val="24"/>
+                <w:szCs w:val="24"/>
+                <w:lang w:val="ro-RO" w:eastAsia="ro-RO"/>
+                <w14:ligatures w14:val="standardContextual"/>
+              </w:rPr>
+              <w:tab/>
+            </w:r>
+            <w:r>
+              <w:rPr>
                 <w:rStyle w:val="Hyperlink"/>
-                <w:rFonts w:ascii="UT Sans" w:eastAsia="UT Sans" w:hAnsi="UT Sans" w:cs="Mangal"/>
-                <w:szCs w:val="21"/>
+                <w:b w:val="0"/>
+                <w:bCs w:val="0"/>
+              </w:rPr>
+              <w:t>List of DUT Functionalities</w:t>
+            </w:r>
+            <w:r>
+              <w:rPr>
+                <w:b w:val="0"/>
+                <w:bCs w:val="0"/>
+                <w:webHidden/>
               </w:rPr>
               <w:tab/>
             </w:r>
             <w:r>
               <w:rPr>
-                <w:rStyle w:val="Hyperlink"/>
-                <w:rFonts w:ascii="UT Sans" w:eastAsia="UT Sans" w:hAnsi="UT Sans" w:cs="Mangal"/>
-                <w:noProof/>
-                <w:sz w:val="24"/>
-                <w:szCs w:val="21"/>
-              </w:rPr>
-              <w:t>List of DUT Functionalities</w:t>
-            </w:r>
-            <w:r>
-              <w:rPr>
-                <w:rStyle w:val="Hyperlink"/>
-                <w:rFonts w:ascii="UT Sans" w:eastAsia="UT Sans" w:hAnsi="UT Sans" w:cs="Mangal"/>
+                <w:b w:val="0"/>
+                <w:bCs w:val="0"/>
                 <w:webHidden/>
-                <w:sz w:val="24"/>
-                <w:szCs w:val="21"/>
-              </w:rPr>
-              <w:tab/>
-            </w:r>
-            <w:r>
-              <w:rPr>
-                <w:rStyle w:val="Hyperlink"/>
-                <w:rFonts w:ascii="UT Sans" w:eastAsia="UT Sans" w:hAnsi="UT Sans" w:cs="Mangal"/>
+              </w:rPr>
+              <w:fldChar w:fldCharType="begin"/>
+            </w:r>
+            <w:r>
+              <w:rPr>
+                <w:b w:val="0"/>
+                <w:bCs w:val="0"/>
                 <w:webHidden/>
-                <w:sz w:val="24"/>
-                <w:szCs w:val="21"/>
-              </w:rPr>
-              <w:fldChar w:fldCharType="begin"/>
-            </w:r>
-            <w:r>
-              <w:rPr>
-                <w:rStyle w:val="Hyperlink"/>
-                <w:rFonts w:ascii="UT Sans" w:eastAsia="UT Sans" w:hAnsi="UT Sans" w:cs="Mangal"/>
+              </w:rPr>
+              <w:instrText xml:space="preserve"> PAGEREF _Toc231930751 \h </w:instrText>
+            </w:r>
+            <w:r>
+              <w:rPr>
+                <w:b w:val="0"/>
+                <w:bCs w:val="0"/>
                 <w:webHidden/>
-                <w:sz w:val="24"/>
-                <w:szCs w:val="21"/>
-              </w:rPr>
-              <w:instrText xml:space="preserve"> PAGEREF _Toc230906332 \h </w:instrText>
-            </w:r>
-            <w:r>
-              <w:rPr>
-                <w:rStyle w:val="Hyperlink"/>
-                <w:rFonts w:ascii="UT Sans" w:eastAsia="UT Sans" w:hAnsi="UT Sans" w:cs="Mangal"/>
+              </w:rPr>
+            </w:r>
+            <w:r>
+              <w:rPr>
+                <w:b w:val="0"/>
+                <w:bCs w:val="0"/>
                 <w:webHidden/>
-                <w:sz w:val="24"/>
-                <w:szCs w:val="21"/>
-              </w:rPr>
-            </w:r>
-            <w:r>
-              <w:rPr>
-                <w:rStyle w:val="Hyperlink"/>
-                <w:rFonts w:ascii="UT Sans" w:eastAsia="UT Sans" w:hAnsi="UT Sans" w:cs="Mangal"/>
+              </w:rPr>
+              <w:fldChar w:fldCharType="separate"/>
+            </w:r>
+            <w:r>
+              <w:rPr>
+                <w:b w:val="0"/>
+                <w:bCs w:val="0"/>
                 <w:webHidden/>
-                <w:sz w:val="24"/>
-                <w:szCs w:val="21"/>
-              </w:rPr>
-              <w:fldChar w:fldCharType="separate"/>
-            </w:r>
-            <w:r>
-              <w:rPr>
-                <w:rStyle w:val="Hyperlink"/>
-                <w:rFonts w:ascii="UT Sans" w:eastAsia="UT Sans" w:hAnsi="UT Sans" w:cs="Mangal"/>
+              </w:rPr>
+              <w:t>6</w:t>
+            </w:r>
+            <w:r>
+              <w:rPr>
+                <w:b w:val="0"/>
+                <w:bCs w:val="0"/>
                 <w:webHidden/>
-                <w:sz w:val="24"/>
-                <w:szCs w:val="21"/>
-              </w:rPr>
-              <w:t>6</w:t>
-            </w:r>
-            <w:r>
-              <w:rPr>
-                <w:rStyle w:val="Hyperlink"/>
-                <w:rFonts w:ascii="UT Sans" w:eastAsia="UT Sans" w:hAnsi="UT Sans" w:cs="Mangal"/>
-                <w:webHidden/>
-                <w:sz w:val="24"/>
-                <w:szCs w:val="21"/>
               </w:rPr>
               <w:fldChar w:fldCharType="end"/>
             </w:r>
@@ -991,111 +950,99 @@
         <w:p>
           <w:pPr>
             <w:pStyle w:val="TOC2"/>
-            <w:tabs>
-              <w:tab w:val="left" w:pos="960"/>
-              <w:tab w:val="right" w:pos="9589"/>
-            </w:tabs>
             <w:rPr>
-              <w:rStyle w:val="Hyperlink"/>
-              <w:rFonts w:ascii="UT Sans" w:eastAsia="UT Sans" w:hAnsi="UT Sans" w:cs="Mangal"/>
-              <w:szCs w:val="21"/>
+              <w:rFonts w:eastAsiaTheme="minorEastAsia" w:cstheme="minorBidi"/>
+              <w:b w:val="0"/>
+              <w:bCs w:val="0"/>
+              <w:kern w:val="2"/>
+              <w:sz w:val="24"/>
+              <w:szCs w:val="24"/>
+              <w:lang w:val="ro-RO" w:eastAsia="ro-RO"/>
+              <w14:ligatures w14:val="standardContextual"/>
             </w:rPr>
           </w:pPr>
-          <w:hyperlink w:anchor="_Toc230906333" w:history="1">
+          <w:hyperlink w:anchor="_Toc231930752" w:history="1">
             <w:r>
               <w:rPr>
                 <w:rStyle w:val="Hyperlink"/>
-                <w:rFonts w:ascii="UT Sans" w:eastAsia="UT Sans" w:hAnsi="UT Sans" w:cs="Mangal"/>
-                <w:noProof/>
-                <w:sz w:val="24"/>
-                <w:szCs w:val="21"/>
+                <w:b w:val="0"/>
+                <w:bCs w:val="0"/>
               </w:rPr>
               <w:t>1.5</w:t>
             </w:r>
             <w:r>
               <w:rPr>
+                <w:rFonts w:eastAsiaTheme="minorEastAsia" w:cstheme="minorBidi"/>
+                <w:b w:val="0"/>
+                <w:bCs w:val="0"/>
+                <w:kern w:val="2"/>
+                <w:sz w:val="24"/>
+                <w:szCs w:val="24"/>
+                <w:lang w:val="ro-RO" w:eastAsia="ro-RO"/>
+                <w14:ligatures w14:val="standardContextual"/>
+              </w:rPr>
+              <w:tab/>
+            </w:r>
+            <w:r>
+              <w:rPr>
                 <w:rStyle w:val="Hyperlink"/>
-                <w:rFonts w:ascii="UT Sans" w:eastAsia="UT Sans" w:hAnsi="UT Sans" w:cs="Mangal"/>
-                <w:szCs w:val="21"/>
+                <w:b w:val="0"/>
+                <w:bCs w:val="0"/>
+              </w:rPr>
+              <w:t>Schematic Diagram</w:t>
+            </w:r>
+            <w:r>
+              <w:rPr>
+                <w:b w:val="0"/>
+                <w:bCs w:val="0"/>
+                <w:webHidden/>
               </w:rPr>
               <w:tab/>
             </w:r>
             <w:r>
               <w:rPr>
-                <w:rStyle w:val="Hyperlink"/>
-                <w:rFonts w:ascii="UT Sans" w:eastAsia="UT Sans" w:hAnsi="UT Sans" w:cs="Mangal"/>
-                <w:noProof/>
-                <w:sz w:val="24"/>
-                <w:szCs w:val="21"/>
-              </w:rPr>
-              <w:t>Schematic Diagram</w:t>
-            </w:r>
-            <w:r>
-              <w:rPr>
-                <w:rStyle w:val="Hyperlink"/>
-                <w:rFonts w:ascii="UT Sans" w:eastAsia="UT Sans" w:hAnsi="UT Sans" w:cs="Mangal"/>
+                <w:b w:val="0"/>
+                <w:bCs w:val="0"/>
                 <w:webHidden/>
-                <w:sz w:val="24"/>
-                <w:szCs w:val="21"/>
-              </w:rPr>
-              <w:tab/>
-            </w:r>
-            <w:r>
-              <w:rPr>
-                <w:rStyle w:val="Hyperlink"/>
-                <w:rFonts w:ascii="UT Sans" w:eastAsia="UT Sans" w:hAnsi="UT Sans" w:cs="Mangal"/>
+              </w:rPr>
+              <w:fldChar w:fldCharType="begin"/>
+            </w:r>
+            <w:r>
+              <w:rPr>
+                <w:b w:val="0"/>
+                <w:bCs w:val="0"/>
                 <w:webHidden/>
-                <w:sz w:val="24"/>
-                <w:szCs w:val="21"/>
-              </w:rPr>
-              <w:fldChar w:fldCharType="begin"/>
-            </w:r>
-            <w:r>
-              <w:rPr>
-                <w:rStyle w:val="Hyperlink"/>
-                <w:rFonts w:ascii="UT Sans" w:eastAsia="UT Sans" w:hAnsi="UT Sans" w:cs="Mangal"/>
+              </w:rPr>
+              <w:instrText xml:space="preserve"> PAGEREF _Toc231930752 \h </w:instrText>
+            </w:r>
+            <w:r>
+              <w:rPr>
+                <w:b w:val="0"/>
+                <w:bCs w:val="0"/>
                 <w:webHidden/>
-                <w:sz w:val="24"/>
-                <w:szCs w:val="21"/>
-              </w:rPr>
-              <w:instrText xml:space="preserve"> PAGEREF _Toc230906333 \h </w:instrText>
-            </w:r>
-            <w:r>
-              <w:rPr>
-                <w:rStyle w:val="Hyperlink"/>
-                <w:rFonts w:ascii="UT Sans" w:eastAsia="UT Sans" w:hAnsi="UT Sans" w:cs="Mangal"/>
+              </w:rPr>
+            </w:r>
+            <w:r>
+              <w:rPr>
+                <w:b w:val="0"/>
+                <w:bCs w:val="0"/>
                 <w:webHidden/>
-                <w:sz w:val="24"/>
-                <w:szCs w:val="21"/>
-              </w:rPr>
-            </w:r>
-            <w:r>
-              <w:rPr>
-                <w:rStyle w:val="Hyperlink"/>
-                <w:rFonts w:ascii="UT Sans" w:eastAsia="UT Sans" w:hAnsi="UT Sans" w:cs="Mangal"/>
+              </w:rPr>
+              <w:fldChar w:fldCharType="separate"/>
+            </w:r>
+            <w:r>
+              <w:rPr>
+                <w:b w:val="0"/>
+                <w:bCs w:val="0"/>
                 <w:webHidden/>
-                <w:sz w:val="24"/>
-                <w:szCs w:val="21"/>
-              </w:rPr>
-              <w:fldChar w:fldCharType="separate"/>
-            </w:r>
-            <w:r>
-              <w:rPr>
-                <w:rStyle w:val="Hyperlink"/>
-                <w:rFonts w:ascii="UT Sans" w:eastAsia="UT Sans" w:hAnsi="UT Sans" w:cs="Mangal"/>
+              </w:rPr>
+              <w:t>7</w:t>
+            </w:r>
+            <w:r>
+              <w:rPr>
+                <w:b w:val="0"/>
+                <w:bCs w:val="0"/>
                 <w:webHidden/>
-                <w:sz w:val="24"/>
-                <w:szCs w:val="21"/>
-              </w:rPr>
-              <w:t>7</w:t>
-            </w:r>
-            <w:r>
-              <w:rPr>
-                <w:rStyle w:val="Hyperlink"/>
-                <w:rFonts w:ascii="UT Sans" w:eastAsia="UT Sans" w:hAnsi="UT Sans" w:cs="Mangal"/>
-                <w:webHidden/>
-                <w:sz w:val="24"/>
-                <w:szCs w:val="21"/>
               </w:rPr>
               <w:fldChar w:fldCharType="end"/>
             </w:r>
@@ -1104,111 +1051,99 @@
         <w:p>
           <w:pPr>
             <w:pStyle w:val="TOC2"/>
-            <w:tabs>
-              <w:tab w:val="left" w:pos="960"/>
-              <w:tab w:val="right" w:pos="9589"/>
-            </w:tabs>
             <w:rPr>
-              <w:rStyle w:val="Hyperlink"/>
-              <w:rFonts w:ascii="UT Sans" w:eastAsia="UT Sans" w:hAnsi="UT Sans" w:cs="Mangal"/>
-              <w:szCs w:val="21"/>
+              <w:rFonts w:eastAsiaTheme="minorEastAsia" w:cstheme="minorBidi"/>
+              <w:b w:val="0"/>
+              <w:bCs w:val="0"/>
+              <w:kern w:val="2"/>
+              <w:sz w:val="24"/>
+              <w:szCs w:val="24"/>
+              <w:lang w:val="ro-RO" w:eastAsia="ro-RO"/>
+              <w14:ligatures w14:val="standardContextual"/>
             </w:rPr>
           </w:pPr>
-          <w:hyperlink w:anchor="_Toc230906334" w:history="1">
+          <w:hyperlink w:anchor="_Toc231930753" w:history="1">
             <w:r>
               <w:rPr>
                 <w:rStyle w:val="Hyperlink"/>
-                <w:rFonts w:ascii="UT Sans" w:eastAsia="UT Sans" w:hAnsi="UT Sans" w:cs="Mangal"/>
-                <w:noProof/>
-                <w:sz w:val="24"/>
-                <w:szCs w:val="21"/>
+                <w:b w:val="0"/>
+                <w:bCs w:val="0"/>
               </w:rPr>
               <w:t>1.6</w:t>
             </w:r>
             <w:r>
               <w:rPr>
+                <w:rFonts w:eastAsiaTheme="minorEastAsia" w:cstheme="minorBidi"/>
+                <w:b w:val="0"/>
+                <w:bCs w:val="0"/>
+                <w:kern w:val="2"/>
+                <w:sz w:val="24"/>
+                <w:szCs w:val="24"/>
+                <w:lang w:val="ro-RO" w:eastAsia="ro-RO"/>
+                <w14:ligatures w14:val="standardContextual"/>
+              </w:rPr>
+              <w:tab/>
+            </w:r>
+            <w:r>
+              <w:rPr>
                 <w:rStyle w:val="Hyperlink"/>
-                <w:rFonts w:ascii="UT Sans" w:eastAsia="UT Sans" w:hAnsi="UT Sans" w:cs="Mangal"/>
-                <w:szCs w:val="21"/>
+                <w:b w:val="0"/>
+                <w:bCs w:val="0"/>
+              </w:rPr>
+              <w:t>Waveforms</w:t>
+            </w:r>
+            <w:r>
+              <w:rPr>
+                <w:b w:val="0"/>
+                <w:bCs w:val="0"/>
+                <w:webHidden/>
               </w:rPr>
               <w:tab/>
             </w:r>
             <w:r>
               <w:rPr>
-                <w:rStyle w:val="Hyperlink"/>
-                <w:rFonts w:ascii="UT Sans" w:eastAsia="UT Sans" w:hAnsi="UT Sans" w:cs="Mangal"/>
-                <w:noProof/>
-                <w:sz w:val="24"/>
-                <w:szCs w:val="21"/>
-              </w:rPr>
-              <w:t>Waveforms</w:t>
-            </w:r>
-            <w:r>
-              <w:rPr>
-                <w:rStyle w:val="Hyperlink"/>
-                <w:rFonts w:ascii="UT Sans" w:eastAsia="UT Sans" w:hAnsi="UT Sans" w:cs="Mangal"/>
+                <w:b w:val="0"/>
+                <w:bCs w:val="0"/>
                 <w:webHidden/>
-                <w:sz w:val="24"/>
-                <w:szCs w:val="21"/>
-              </w:rPr>
-              <w:tab/>
-            </w:r>
-            <w:r>
-              <w:rPr>
-                <w:rStyle w:val="Hyperlink"/>
-                <w:rFonts w:ascii="UT Sans" w:eastAsia="UT Sans" w:hAnsi="UT Sans" w:cs="Mangal"/>
+              </w:rPr>
+              <w:fldChar w:fldCharType="begin"/>
+            </w:r>
+            <w:r>
+              <w:rPr>
+                <w:b w:val="0"/>
+                <w:bCs w:val="0"/>
                 <w:webHidden/>
-                <w:sz w:val="24"/>
-                <w:szCs w:val="21"/>
-              </w:rPr>
-              <w:fldChar w:fldCharType="begin"/>
-            </w:r>
-            <w:r>
-              <w:rPr>
-                <w:rStyle w:val="Hyperlink"/>
-                <w:rFonts w:ascii="UT Sans" w:eastAsia="UT Sans" w:hAnsi="UT Sans" w:cs="Mangal"/>
+              </w:rPr>
+              <w:instrText xml:space="preserve"> PAGEREF _Toc231930753 \h </w:instrText>
+            </w:r>
+            <w:r>
+              <w:rPr>
+                <w:b w:val="0"/>
+                <w:bCs w:val="0"/>
                 <w:webHidden/>
-                <w:sz w:val="24"/>
-                <w:szCs w:val="21"/>
-              </w:rPr>
-              <w:instrText xml:space="preserve"> PAGEREF _Toc230906334 \h </w:instrText>
-            </w:r>
-            <w:r>
-              <w:rPr>
-                <w:rStyle w:val="Hyperlink"/>
-                <w:rFonts w:ascii="UT Sans" w:eastAsia="UT Sans" w:hAnsi="UT Sans" w:cs="Mangal"/>
+              </w:rPr>
+            </w:r>
+            <w:r>
+              <w:rPr>
+                <w:b w:val="0"/>
+                <w:bCs w:val="0"/>
                 <w:webHidden/>
-                <w:sz w:val="24"/>
-                <w:szCs w:val="21"/>
-              </w:rPr>
-            </w:r>
-            <w:r>
-              <w:rPr>
-                <w:rStyle w:val="Hyperlink"/>
-                <w:rFonts w:ascii="UT Sans" w:eastAsia="UT Sans" w:hAnsi="UT Sans" w:cs="Mangal"/>
+              </w:rPr>
+              <w:fldChar w:fldCharType="separate"/>
+            </w:r>
+            <w:r>
+              <w:rPr>
+                <w:b w:val="0"/>
+                <w:bCs w:val="0"/>
                 <w:webHidden/>
-                <w:sz w:val="24"/>
-                <w:szCs w:val="21"/>
-              </w:rPr>
-              <w:fldChar w:fldCharType="separate"/>
-            </w:r>
-            <w:r>
-              <w:rPr>
-                <w:rStyle w:val="Hyperlink"/>
-                <w:rFonts w:ascii="UT Sans" w:eastAsia="UT Sans" w:hAnsi="UT Sans" w:cs="Mangal"/>
+              </w:rPr>
+              <w:t>7</w:t>
+            </w:r>
+            <w:r>
+              <w:rPr>
+                <w:b w:val="0"/>
+                <w:bCs w:val="0"/>
                 <w:webHidden/>
-                <w:sz w:val="24"/>
-                <w:szCs w:val="21"/>
-              </w:rPr>
-              <w:t>7</w:t>
-            </w:r>
-            <w:r>
-              <w:rPr>
-                <w:rStyle w:val="Hyperlink"/>
-                <w:rFonts w:ascii="UT Sans" w:eastAsia="UT Sans" w:hAnsi="UT Sans" w:cs="Mangal"/>
-                <w:webHidden/>
-                <w:sz w:val="24"/>
-                <w:szCs w:val="21"/>
               </w:rPr>
               <w:fldChar w:fldCharType="end"/>
             </w:r>
@@ -1218,91 +1153,100 @@
           <w:pPr>
             <w:pStyle w:val="TOC1"/>
             <w:tabs>
+              <w:tab w:val="left" w:pos="440"/>
               <w:tab w:val="right" w:pos="9589"/>
             </w:tabs>
             <w:rPr>
-              <w:rStyle w:val="Hyperlink"/>
-              <w:rFonts w:ascii="UT Sans" w:eastAsia="UT Sans" w:hAnsi="UT Sans" w:cs="Mangal"/>
-              <w:szCs w:val="21"/>
+              <w:rFonts w:ascii="UT Sans" w:eastAsiaTheme="minorEastAsia" w:hAnsi="UT Sans" w:cstheme="minorBidi"/>
+              <w:noProof/>
+              <w:kern w:val="2"/>
+              <w:sz w:val="24"/>
+              <w:szCs w:val="24"/>
+              <w:lang w:val="ro-RO" w:eastAsia="ro-RO"/>
+              <w14:ligatures w14:val="standardContextual"/>
             </w:rPr>
           </w:pPr>
-          <w:hyperlink w:anchor="_Toc230906335" w:history="1">
+          <w:hyperlink w:anchor="_Toc231930754" w:history="1">
             <w:r>
               <w:rPr>
                 <w:rStyle w:val="Hyperlink"/>
-                <w:rFonts w:ascii="UT Sans" w:eastAsia="UT Sans" w:hAnsi="UT Sans" w:cs="Mangal"/>
+                <w:rFonts w:ascii="UT Sans" w:hAnsi="UT Sans"/>
                 <w:noProof/>
-                <w:sz w:val="24"/>
-                <w:szCs w:val="21"/>
-              </w:rPr>
-              <w:t>2 Digital Circuit Verification</w:t>
+              </w:rPr>
+              <w:t>2</w:t>
+            </w:r>
+            <w:r>
+              <w:rPr>
+                <w:rFonts w:ascii="UT Sans" w:eastAsiaTheme="minorEastAsia" w:hAnsi="UT Sans" w:cstheme="minorBidi"/>
+                <w:noProof/>
+                <w:kern w:val="2"/>
+                <w:sz w:val="24"/>
+                <w:szCs w:val="24"/>
+                <w:lang w:val="ro-RO" w:eastAsia="ro-RO"/>
+                <w14:ligatures w14:val="standardContextual"/>
+              </w:rPr>
+              <w:tab/>
             </w:r>
             <w:r>
               <w:rPr>
                 <w:rStyle w:val="Hyperlink"/>
-                <w:rFonts w:ascii="UT Sans" w:eastAsia="UT Sans" w:hAnsi="UT Sans" w:cs="Mangal"/>
+                <w:rFonts w:ascii="UT Sans" w:hAnsi="UT Sans"/>
+                <w:noProof/>
+              </w:rPr>
+              <w:t>Digital Circuit Verification</w:t>
+            </w:r>
+            <w:r>
+              <w:rPr>
+                <w:rFonts w:ascii="UT Sans" w:hAnsi="UT Sans"/>
+                <w:noProof/>
                 <w:webHidden/>
-                <w:sz w:val="24"/>
-                <w:szCs w:val="21"/>
               </w:rPr>
               <w:tab/>
             </w:r>
             <w:r>
               <w:rPr>
-                <w:rStyle w:val="Hyperlink"/>
-                <w:rFonts w:ascii="UT Sans" w:eastAsia="UT Sans" w:hAnsi="UT Sans" w:cs="Mangal"/>
+                <w:rFonts w:ascii="UT Sans" w:hAnsi="UT Sans"/>
+                <w:noProof/>
                 <w:webHidden/>
-                <w:sz w:val="24"/>
-                <w:szCs w:val="21"/>
               </w:rPr>
               <w:fldChar w:fldCharType="begin"/>
             </w:r>
             <w:r>
               <w:rPr>
-                <w:rStyle w:val="Hyperlink"/>
-                <w:rFonts w:ascii="UT Sans" w:eastAsia="UT Sans" w:hAnsi="UT Sans" w:cs="Mangal"/>
+                <w:rFonts w:ascii="UT Sans" w:hAnsi="UT Sans"/>
+                <w:noProof/>
                 <w:webHidden/>
-                <w:sz w:val="24"/>
-                <w:szCs w:val="21"/>
-              </w:rPr>
-              <w:instrText xml:space="preserve"> PAGEREF _Toc230906335 \h </w:instrText>
-            </w:r>
-            <w:r>
-              <w:rPr>
-                <w:rStyle w:val="Hyperlink"/>
-                <w:rFonts w:ascii="UT Sans" w:eastAsia="UT Sans" w:hAnsi="UT Sans" w:cs="Mangal"/>
+              </w:rPr>
+              <w:instrText xml:space="preserve"> PAGEREF _Toc231930754 \h </w:instrText>
+            </w:r>
+            <w:r>
+              <w:rPr>
+                <w:rFonts w:ascii="UT Sans" w:hAnsi="UT Sans"/>
+                <w:noProof/>
                 <w:webHidden/>
-                <w:sz w:val="24"/>
-                <w:szCs w:val="21"/>
-              </w:rPr>
-            </w:r>
-            <w:r>
-              <w:rPr>
-                <w:rStyle w:val="Hyperlink"/>
-                <w:rFonts w:ascii="UT Sans" w:eastAsia="UT Sans" w:hAnsi="UT Sans" w:cs="Mangal"/>
+              </w:rPr>
+            </w:r>
+            <w:r>
+              <w:rPr>
+                <w:rFonts w:ascii="UT Sans" w:hAnsi="UT Sans"/>
+                <w:noProof/>
                 <w:webHidden/>
-                <w:sz w:val="24"/>
-                <w:szCs w:val="21"/>
               </w:rPr>
               <w:fldChar w:fldCharType="separate"/>
             </w:r>
             <w:r>
               <w:rPr>
-                <w:rStyle w:val="Hyperlink"/>
-                <w:rFonts w:ascii="UT Sans" w:eastAsia="UT Sans" w:hAnsi="UT Sans" w:cs="Mangal"/>
+                <w:rFonts w:ascii="UT Sans" w:hAnsi="UT Sans"/>
+                <w:noProof/>
                 <w:webHidden/>
-                <w:sz w:val="24"/>
-                <w:szCs w:val="21"/>
               </w:rPr>
               <w:t>9</w:t>
             </w:r>
             <w:r>
               <w:rPr>
-                <w:rStyle w:val="Hyperlink"/>
-                <w:rFonts w:ascii="UT Sans" w:eastAsia="UT Sans" w:hAnsi="UT Sans" w:cs="Mangal"/>
+                <w:rFonts w:ascii="UT Sans" w:hAnsi="UT Sans"/>
+                <w:noProof/>
                 <w:webHidden/>
-                <w:sz w:val="24"/>
-                <w:szCs w:val="21"/>
               </w:rPr>
               <w:fldChar w:fldCharType="end"/>
             </w:r>
@@ -1311,111 +1255,99 @@
         <w:p>
           <w:pPr>
             <w:pStyle w:val="TOC2"/>
-            <w:tabs>
-              <w:tab w:val="left" w:pos="960"/>
-              <w:tab w:val="right" w:pos="9589"/>
-            </w:tabs>
             <w:rPr>
-              <w:rStyle w:val="Hyperlink"/>
-              <w:rFonts w:ascii="UT Sans" w:eastAsia="UT Sans" w:hAnsi="UT Sans" w:cs="Mangal"/>
-              <w:szCs w:val="21"/>
+              <w:rFonts w:eastAsiaTheme="minorEastAsia" w:cstheme="minorBidi"/>
+              <w:b w:val="0"/>
+              <w:bCs w:val="0"/>
+              <w:kern w:val="2"/>
+              <w:sz w:val="24"/>
+              <w:szCs w:val="24"/>
+              <w:lang w:val="ro-RO" w:eastAsia="ro-RO"/>
+              <w14:ligatures w14:val="standardContextual"/>
             </w:rPr>
           </w:pPr>
-          <w:hyperlink w:anchor="_Toc230906336" w:history="1">
+          <w:hyperlink w:anchor="_Toc231930755" w:history="1">
             <w:r>
               <w:rPr>
                 <w:rStyle w:val="Hyperlink"/>
-                <w:rFonts w:ascii="UT Sans" w:eastAsia="UT Sans" w:hAnsi="UT Sans" w:cs="Mangal"/>
-                <w:noProof/>
-                <w:sz w:val="24"/>
-                <w:szCs w:val="21"/>
+                <w:b w:val="0"/>
+                <w:bCs w:val="0"/>
               </w:rPr>
               <w:t>2.1</w:t>
             </w:r>
             <w:r>
               <w:rPr>
+                <w:rFonts w:eastAsiaTheme="minorEastAsia" w:cstheme="minorBidi"/>
+                <w:b w:val="0"/>
+                <w:bCs w:val="0"/>
+                <w:kern w:val="2"/>
+                <w:sz w:val="24"/>
+                <w:szCs w:val="24"/>
+                <w:lang w:val="ro-RO" w:eastAsia="ro-RO"/>
+                <w14:ligatures w14:val="standardContextual"/>
+              </w:rPr>
+              <w:tab/>
+            </w:r>
+            <w:r>
+              <w:rPr>
                 <w:rStyle w:val="Hyperlink"/>
-                <w:rFonts w:ascii="UT Sans" w:eastAsia="UT Sans" w:hAnsi="UT Sans" w:cs="Mangal"/>
-                <w:szCs w:val="21"/>
+                <w:b w:val="0"/>
+                <w:bCs w:val="0"/>
+              </w:rPr>
+              <w:t>Verification Environment Architecture</w:t>
+            </w:r>
+            <w:r>
+              <w:rPr>
+                <w:b w:val="0"/>
+                <w:bCs w:val="0"/>
+                <w:webHidden/>
               </w:rPr>
               <w:tab/>
             </w:r>
             <w:r>
               <w:rPr>
-                <w:rStyle w:val="Hyperlink"/>
-                <w:rFonts w:ascii="UT Sans" w:eastAsia="UT Sans" w:hAnsi="UT Sans" w:cs="Mangal"/>
-                <w:noProof/>
-                <w:sz w:val="24"/>
-                <w:szCs w:val="21"/>
-              </w:rPr>
-              <w:t>Verification Environment Architecture</w:t>
-            </w:r>
-            <w:r>
-              <w:rPr>
-                <w:rStyle w:val="Hyperlink"/>
-                <w:rFonts w:ascii="UT Sans" w:eastAsia="UT Sans" w:hAnsi="UT Sans" w:cs="Mangal"/>
+                <w:b w:val="0"/>
+                <w:bCs w:val="0"/>
                 <w:webHidden/>
-                <w:sz w:val="24"/>
-                <w:szCs w:val="21"/>
-              </w:rPr>
-              <w:tab/>
-            </w:r>
-            <w:r>
-              <w:rPr>
-                <w:rStyle w:val="Hyperlink"/>
-                <w:rFonts w:ascii="UT Sans" w:eastAsia="UT Sans" w:hAnsi="UT Sans" w:cs="Mangal"/>
+              </w:rPr>
+              <w:fldChar w:fldCharType="begin"/>
+            </w:r>
+            <w:r>
+              <w:rPr>
+                <w:b w:val="0"/>
+                <w:bCs w:val="0"/>
                 <w:webHidden/>
-                <w:sz w:val="24"/>
-                <w:szCs w:val="21"/>
-              </w:rPr>
-              <w:fldChar w:fldCharType="begin"/>
-            </w:r>
-            <w:r>
-              <w:rPr>
-                <w:rStyle w:val="Hyperlink"/>
-                <w:rFonts w:ascii="UT Sans" w:eastAsia="UT Sans" w:hAnsi="UT Sans" w:cs="Mangal"/>
+              </w:rPr>
+              <w:instrText xml:space="preserve"> PAGEREF _Toc231930755 \h </w:instrText>
+            </w:r>
+            <w:r>
+              <w:rPr>
+                <w:b w:val="0"/>
+                <w:bCs w:val="0"/>
                 <w:webHidden/>
-                <w:sz w:val="24"/>
-                <w:szCs w:val="21"/>
-              </w:rPr>
-              <w:instrText xml:space="preserve"> PAGEREF _Toc230906336 \h </w:instrText>
-            </w:r>
-            <w:r>
-              <w:rPr>
-                <w:rStyle w:val="Hyperlink"/>
-                <w:rFonts w:ascii="UT Sans" w:eastAsia="UT Sans" w:hAnsi="UT Sans" w:cs="Mangal"/>
+              </w:rPr>
+            </w:r>
+            <w:r>
+              <w:rPr>
+                <w:b w:val="0"/>
+                <w:bCs w:val="0"/>
                 <w:webHidden/>
-                <w:sz w:val="24"/>
-                <w:szCs w:val="21"/>
-              </w:rPr>
-            </w:r>
-            <w:r>
-              <w:rPr>
-                <w:rStyle w:val="Hyperlink"/>
-                <w:rFonts w:ascii="UT Sans" w:eastAsia="UT Sans" w:hAnsi="UT Sans" w:cs="Mangal"/>
+              </w:rPr>
+              <w:fldChar w:fldCharType="separate"/>
+            </w:r>
+            <w:r>
+              <w:rPr>
+                <w:b w:val="0"/>
+                <w:bCs w:val="0"/>
                 <w:webHidden/>
-                <w:sz w:val="24"/>
-                <w:szCs w:val="21"/>
-              </w:rPr>
-              <w:fldChar w:fldCharType="separate"/>
-            </w:r>
-            <w:r>
-              <w:rPr>
-                <w:rStyle w:val="Hyperlink"/>
-                <w:rFonts w:ascii="UT Sans" w:eastAsia="UT Sans" w:hAnsi="UT Sans" w:cs="Mangal"/>
+              </w:rPr>
+              <w:t>9</w:t>
+            </w:r>
+            <w:r>
+              <w:rPr>
+                <w:b w:val="0"/>
+                <w:bCs w:val="0"/>
                 <w:webHidden/>
-                <w:sz w:val="24"/>
-                <w:szCs w:val="21"/>
-              </w:rPr>
-              <w:t>9</w:t>
-            </w:r>
-            <w:r>
-              <w:rPr>
-                <w:rStyle w:val="Hyperlink"/>
-                <w:rFonts w:ascii="UT Sans" w:eastAsia="UT Sans" w:hAnsi="UT Sans" w:cs="Mangal"/>
-                <w:webHidden/>
-                <w:sz w:val="24"/>
-                <w:szCs w:val="21"/>
               </w:rPr>
               <w:fldChar w:fldCharType="end"/>
             </w:r>
@@ -1429,106 +1361,96 @@
               <w:tab w:val="right" w:pos="9589"/>
             </w:tabs>
             <w:rPr>
-              <w:rStyle w:val="Hyperlink"/>
-              <w:rFonts w:ascii="UT Sans" w:eastAsia="UT Sans" w:hAnsi="UT Sans" w:cs="Mangal"/>
-              <w:szCs w:val="21"/>
+              <w:rFonts w:ascii="UT Sans" w:eastAsiaTheme="minorEastAsia" w:hAnsi="UT Sans" w:cstheme="minorBidi"/>
+              <w:noProof/>
+              <w:kern w:val="2"/>
+              <w:sz w:val="24"/>
+              <w:szCs w:val="24"/>
+              <w:lang w:val="ro-RO" w:eastAsia="ro-RO"/>
+              <w14:ligatures w14:val="standardContextual"/>
             </w:rPr>
           </w:pPr>
-          <w:hyperlink w:anchor="_Toc230906337" w:history="1">
+          <w:hyperlink w:anchor="_Toc231930756" w:history="1">
             <w:r>
               <w:rPr>
                 <w:rStyle w:val="Hyperlink"/>
-                <w:rFonts w:ascii="UT Sans" w:eastAsia="UT Sans" w:hAnsi="UT Sans" w:cs="Mangal"/>
+                <w:rFonts w:ascii="UT Sans" w:eastAsia="Cambria" w:hAnsi="UT Sans" w:cs="Cambria"/>
                 <w:noProof/>
-                <w:sz w:val="24"/>
-                <w:szCs w:val="21"/>
               </w:rPr>
               <w:t>2.1.1</w:t>
             </w:r>
             <w:r>
               <w:rPr>
+                <w:rFonts w:ascii="UT Sans" w:eastAsiaTheme="minorEastAsia" w:hAnsi="UT Sans" w:cstheme="minorBidi"/>
+                <w:noProof/>
+                <w:kern w:val="2"/>
+                <w:sz w:val="24"/>
+                <w:szCs w:val="24"/>
+                <w:lang w:val="ro-RO" w:eastAsia="ro-RO"/>
+                <w14:ligatures w14:val="standardContextual"/>
+              </w:rPr>
+              <w:tab/>
+            </w:r>
+            <w:r>
+              <w:rPr>
                 <w:rStyle w:val="Hyperlink"/>
-                <w:rFonts w:ascii="UT Sans" w:eastAsia="UT Sans" w:hAnsi="UT Sans" w:cs="Mangal"/>
-                <w:szCs w:val="21"/>
+                <w:rFonts w:ascii="UT Sans" w:eastAsia="Cambria" w:hAnsi="UT Sans" w:cs="Cambria"/>
+                <w:noProof/>
+              </w:rPr>
+              <w:t>Sensor Agent</w:t>
+            </w:r>
+            <w:r>
+              <w:rPr>
+                <w:rFonts w:ascii="UT Sans" w:hAnsi="UT Sans"/>
+                <w:noProof/>
+                <w:webHidden/>
               </w:rPr>
               <w:tab/>
             </w:r>
             <w:r>
               <w:rPr>
-                <w:rStyle w:val="Hyperlink"/>
-                <w:rFonts w:ascii="UT Sans" w:eastAsia="UT Sans" w:hAnsi="UT Sans" w:cs="Mangal"/>
+                <w:rFonts w:ascii="UT Sans" w:hAnsi="UT Sans"/>
                 <w:noProof/>
-                <w:sz w:val="24"/>
-                <w:szCs w:val="21"/>
-              </w:rPr>
-              <w:t>Sensor Agent</w:t>
-            </w:r>
-            <w:r>
-              <w:rPr>
-                <w:rStyle w:val="Hyperlink"/>
-                <w:rFonts w:ascii="UT Sans" w:eastAsia="UT Sans" w:hAnsi="UT Sans" w:cs="Mangal"/>
                 <w:webHidden/>
-                <w:sz w:val="24"/>
-                <w:szCs w:val="21"/>
-              </w:rPr>
-              <w:tab/>
-            </w:r>
-            <w:r>
-              <w:rPr>
-                <w:rStyle w:val="Hyperlink"/>
-                <w:rFonts w:ascii="UT Sans" w:eastAsia="UT Sans" w:hAnsi="UT Sans" w:cs="Mangal"/>
+              </w:rPr>
+              <w:fldChar w:fldCharType="begin"/>
+            </w:r>
+            <w:r>
+              <w:rPr>
+                <w:rFonts w:ascii="UT Sans" w:hAnsi="UT Sans"/>
+                <w:noProof/>
                 <w:webHidden/>
-                <w:sz w:val="24"/>
-                <w:szCs w:val="21"/>
-              </w:rPr>
-              <w:fldChar w:fldCharType="begin"/>
-            </w:r>
-            <w:r>
-              <w:rPr>
-                <w:rStyle w:val="Hyperlink"/>
-                <w:rFonts w:ascii="UT Sans" w:eastAsia="UT Sans" w:hAnsi="UT Sans" w:cs="Mangal"/>
+              </w:rPr>
+              <w:instrText xml:space="preserve"> PAGEREF _Toc231930756 \h </w:instrText>
+            </w:r>
+            <w:r>
+              <w:rPr>
+                <w:rFonts w:ascii="UT Sans" w:hAnsi="UT Sans"/>
+                <w:noProof/>
                 <w:webHidden/>
-                <w:sz w:val="24"/>
-                <w:szCs w:val="21"/>
-              </w:rPr>
-              <w:instrText xml:space="preserve"> PAGEREF _Toc230906337 \h </w:instrText>
-            </w:r>
-            <w:r>
-              <w:rPr>
-                <w:rStyle w:val="Hyperlink"/>
-                <w:rFonts w:ascii="UT Sans" w:eastAsia="UT Sans" w:hAnsi="UT Sans" w:cs="Mangal"/>
+              </w:rPr>
+            </w:r>
+            <w:r>
+              <w:rPr>
+                <w:rFonts w:ascii="UT Sans" w:hAnsi="UT Sans"/>
+                <w:noProof/>
                 <w:webHidden/>
-                <w:sz w:val="24"/>
-                <w:szCs w:val="21"/>
-              </w:rPr>
-            </w:r>
-            <w:r>
-              <w:rPr>
-                <w:rStyle w:val="Hyperlink"/>
-                <w:rFonts w:ascii="UT Sans" w:eastAsia="UT Sans" w:hAnsi="UT Sans" w:cs="Mangal"/>
+              </w:rPr>
+              <w:fldChar w:fldCharType="separate"/>
+            </w:r>
+            <w:r>
+              <w:rPr>
+                <w:rFonts w:ascii="UT Sans" w:hAnsi="UT Sans"/>
+                <w:noProof/>
                 <w:webHidden/>
-                <w:sz w:val="24"/>
-                <w:szCs w:val="21"/>
-              </w:rPr>
-              <w:fldChar w:fldCharType="separate"/>
-            </w:r>
-            <w:r>
-              <w:rPr>
-                <w:rStyle w:val="Hyperlink"/>
-                <w:rFonts w:ascii="UT Sans" w:eastAsia="UT Sans" w:hAnsi="UT Sans" w:cs="Mangal"/>
+              </w:rPr>
+              <w:t>9</w:t>
+            </w:r>
+            <w:r>
+              <w:rPr>
+                <w:rFonts w:ascii="UT Sans" w:hAnsi="UT Sans"/>
+                <w:noProof/>
                 <w:webHidden/>
-                <w:sz w:val="24"/>
-                <w:szCs w:val="21"/>
-              </w:rPr>
-              <w:t>9</w:t>
-            </w:r>
-            <w:r>
-              <w:rPr>
-                <w:rStyle w:val="Hyperlink"/>
-                <w:rFonts w:ascii="UT Sans" w:eastAsia="UT Sans" w:hAnsi="UT Sans" w:cs="Mangal"/>
-                <w:webHidden/>
-                <w:sz w:val="24"/>
-                <w:szCs w:val="21"/>
               </w:rPr>
               <w:fldChar w:fldCharType="end"/>
             </w:r>
@@ -1542,106 +1464,96 @@
               <w:tab w:val="right" w:pos="9589"/>
             </w:tabs>
             <w:rPr>
-              <w:rStyle w:val="Hyperlink"/>
-              <w:rFonts w:ascii="UT Sans" w:eastAsia="UT Sans" w:hAnsi="UT Sans" w:cs="Mangal"/>
-              <w:szCs w:val="21"/>
+              <w:rFonts w:ascii="UT Sans" w:eastAsiaTheme="minorEastAsia" w:hAnsi="UT Sans" w:cstheme="minorBidi"/>
+              <w:noProof/>
+              <w:kern w:val="2"/>
+              <w:sz w:val="24"/>
+              <w:szCs w:val="24"/>
+              <w:lang w:val="ro-RO" w:eastAsia="ro-RO"/>
+              <w14:ligatures w14:val="standardContextual"/>
             </w:rPr>
           </w:pPr>
-          <w:hyperlink w:anchor="_Toc230906338" w:history="1">
+          <w:hyperlink w:anchor="_Toc231930757" w:history="1">
             <w:r>
               <w:rPr>
                 <w:rStyle w:val="Hyperlink"/>
-                <w:rFonts w:ascii="UT Sans" w:eastAsia="UT Sans" w:hAnsi="UT Sans" w:cs="Mangal"/>
+                <w:rFonts w:ascii="UT Sans" w:eastAsia="Cambria" w:hAnsi="UT Sans" w:cs="Cambria"/>
                 <w:noProof/>
-                <w:sz w:val="24"/>
-                <w:szCs w:val="21"/>
               </w:rPr>
               <w:t>2.1.2</w:t>
             </w:r>
             <w:r>
               <w:rPr>
+                <w:rFonts w:ascii="UT Sans" w:eastAsiaTheme="minorEastAsia" w:hAnsi="UT Sans" w:cstheme="minorBidi"/>
+                <w:noProof/>
+                <w:kern w:val="2"/>
+                <w:sz w:val="24"/>
+                <w:szCs w:val="24"/>
+                <w:lang w:val="ro-RO" w:eastAsia="ro-RO"/>
+                <w14:ligatures w14:val="standardContextual"/>
+              </w:rPr>
+              <w:tab/>
+            </w:r>
+            <w:r>
+              <w:rPr>
                 <w:rStyle w:val="Hyperlink"/>
-                <w:rFonts w:ascii="UT Sans" w:eastAsia="UT Sans" w:hAnsi="UT Sans" w:cs="Mangal"/>
-                <w:szCs w:val="21"/>
+                <w:rFonts w:ascii="UT Sans" w:eastAsia="Cambria" w:hAnsi="UT Sans" w:cs="Cambria"/>
+                <w:noProof/>
+              </w:rPr>
+              <w:t>Sensor Transaction</w:t>
+            </w:r>
+            <w:r>
+              <w:rPr>
+                <w:rFonts w:ascii="UT Sans" w:hAnsi="UT Sans"/>
+                <w:noProof/>
+                <w:webHidden/>
               </w:rPr>
               <w:tab/>
             </w:r>
             <w:r>
               <w:rPr>
-                <w:rStyle w:val="Hyperlink"/>
-                <w:rFonts w:ascii="UT Sans" w:eastAsia="UT Sans" w:hAnsi="UT Sans" w:cs="Mangal"/>
+                <w:rFonts w:ascii="UT Sans" w:hAnsi="UT Sans"/>
                 <w:noProof/>
-                <w:sz w:val="24"/>
-                <w:szCs w:val="21"/>
-              </w:rPr>
-              <w:t>Sensor Transaction</w:t>
-            </w:r>
-            <w:r>
-              <w:rPr>
-                <w:rStyle w:val="Hyperlink"/>
-                <w:rFonts w:ascii="UT Sans" w:eastAsia="UT Sans" w:hAnsi="UT Sans" w:cs="Mangal"/>
                 <w:webHidden/>
-                <w:sz w:val="24"/>
-                <w:szCs w:val="21"/>
-              </w:rPr>
-              <w:tab/>
-            </w:r>
-            <w:r>
-              <w:rPr>
-                <w:rStyle w:val="Hyperlink"/>
-                <w:rFonts w:ascii="UT Sans" w:eastAsia="UT Sans" w:hAnsi="UT Sans" w:cs="Mangal"/>
+              </w:rPr>
+              <w:fldChar w:fldCharType="begin"/>
+            </w:r>
+            <w:r>
+              <w:rPr>
+                <w:rFonts w:ascii="UT Sans" w:hAnsi="UT Sans"/>
+                <w:noProof/>
                 <w:webHidden/>
-                <w:sz w:val="24"/>
-                <w:szCs w:val="21"/>
-              </w:rPr>
-              <w:fldChar w:fldCharType="begin"/>
-            </w:r>
-            <w:r>
-              <w:rPr>
-                <w:rStyle w:val="Hyperlink"/>
-                <w:rFonts w:ascii="UT Sans" w:eastAsia="UT Sans" w:hAnsi="UT Sans" w:cs="Mangal"/>
+              </w:rPr>
+              <w:instrText xml:space="preserve"> PAGEREF _Toc231930757 \h </w:instrText>
+            </w:r>
+            <w:r>
+              <w:rPr>
+                <w:rFonts w:ascii="UT Sans" w:hAnsi="UT Sans"/>
+                <w:noProof/>
                 <w:webHidden/>
-                <w:sz w:val="24"/>
-                <w:szCs w:val="21"/>
-              </w:rPr>
-              <w:instrText xml:space="preserve"> PAGEREF _Toc230906338 \h </w:instrText>
-            </w:r>
-            <w:r>
-              <w:rPr>
-                <w:rStyle w:val="Hyperlink"/>
-                <w:rFonts w:ascii="UT Sans" w:eastAsia="UT Sans" w:hAnsi="UT Sans" w:cs="Mangal"/>
+              </w:rPr>
+            </w:r>
+            <w:r>
+              <w:rPr>
+                <w:rFonts w:ascii="UT Sans" w:hAnsi="UT Sans"/>
+                <w:noProof/>
                 <w:webHidden/>
-                <w:sz w:val="24"/>
-                <w:szCs w:val="21"/>
-              </w:rPr>
-            </w:r>
-            <w:r>
-              <w:rPr>
-                <w:rStyle w:val="Hyperlink"/>
-                <w:rFonts w:ascii="UT Sans" w:eastAsia="UT Sans" w:hAnsi="UT Sans" w:cs="Mangal"/>
+              </w:rPr>
+              <w:fldChar w:fldCharType="separate"/>
+            </w:r>
+            <w:r>
+              <w:rPr>
+                <w:rFonts w:ascii="UT Sans" w:hAnsi="UT Sans"/>
+                <w:noProof/>
                 <w:webHidden/>
-                <w:sz w:val="24"/>
-                <w:szCs w:val="21"/>
-              </w:rPr>
-              <w:fldChar w:fldCharType="separate"/>
-            </w:r>
-            <w:r>
-              <w:rPr>
-                <w:rStyle w:val="Hyperlink"/>
-                <w:rFonts w:ascii="UT Sans" w:eastAsia="UT Sans" w:hAnsi="UT Sans" w:cs="Mangal"/>
+              </w:rPr>
+              <w:t>9</w:t>
+            </w:r>
+            <w:r>
+              <w:rPr>
+                <w:rFonts w:ascii="UT Sans" w:hAnsi="UT Sans"/>
+                <w:noProof/>
                 <w:webHidden/>
-                <w:sz w:val="24"/>
-                <w:szCs w:val="21"/>
-              </w:rPr>
-              <w:t>10</w:t>
-            </w:r>
-            <w:r>
-              <w:rPr>
-                <w:rStyle w:val="Hyperlink"/>
-                <w:rFonts w:ascii="UT Sans" w:eastAsia="UT Sans" w:hAnsi="UT Sans" w:cs="Mangal"/>
-                <w:webHidden/>
-                <w:sz w:val="24"/>
-                <w:szCs w:val="21"/>
               </w:rPr>
               <w:fldChar w:fldCharType="end"/>
             </w:r>
@@ -1655,106 +1567,96 @@
               <w:tab w:val="right" w:pos="9589"/>
             </w:tabs>
             <w:rPr>
-              <w:rStyle w:val="Hyperlink"/>
-              <w:rFonts w:ascii="UT Sans" w:eastAsia="UT Sans" w:hAnsi="UT Sans" w:cs="Mangal"/>
-              <w:szCs w:val="21"/>
+              <w:rFonts w:ascii="UT Sans" w:eastAsiaTheme="minorEastAsia" w:hAnsi="UT Sans" w:cstheme="minorBidi"/>
+              <w:noProof/>
+              <w:kern w:val="2"/>
+              <w:sz w:val="24"/>
+              <w:szCs w:val="24"/>
+              <w:lang w:val="ro-RO" w:eastAsia="ro-RO"/>
+              <w14:ligatures w14:val="standardContextual"/>
             </w:rPr>
           </w:pPr>
-          <w:hyperlink w:anchor="_Toc230906339" w:history="1">
+          <w:hyperlink w:anchor="_Toc231930758" w:history="1">
             <w:r>
               <w:rPr>
                 <w:rStyle w:val="Hyperlink"/>
-                <w:rFonts w:ascii="UT Sans" w:eastAsia="UT Sans" w:hAnsi="UT Sans" w:cs="Mangal"/>
+                <w:rFonts w:ascii="UT Sans" w:eastAsia="Cambria" w:hAnsi="UT Sans" w:cs="Cambria"/>
                 <w:noProof/>
-                <w:sz w:val="24"/>
-                <w:szCs w:val="21"/>
               </w:rPr>
               <w:t>2.1.3</w:t>
             </w:r>
             <w:r>
               <w:rPr>
+                <w:rFonts w:ascii="UT Sans" w:eastAsiaTheme="minorEastAsia" w:hAnsi="UT Sans" w:cstheme="minorBidi"/>
+                <w:noProof/>
+                <w:kern w:val="2"/>
+                <w:sz w:val="24"/>
+                <w:szCs w:val="24"/>
+                <w:lang w:val="ro-RO" w:eastAsia="ro-RO"/>
+                <w14:ligatures w14:val="standardContextual"/>
+              </w:rPr>
+              <w:tab/>
+            </w:r>
+            <w:r>
+              <w:rPr>
                 <w:rStyle w:val="Hyperlink"/>
-                <w:rFonts w:ascii="UT Sans" w:eastAsia="UT Sans" w:hAnsi="UT Sans" w:cs="Mangal"/>
-                <w:szCs w:val="21"/>
+                <w:rFonts w:ascii="UT Sans" w:eastAsia="Cambria" w:hAnsi="UT Sans" w:cs="Cambria"/>
+                <w:noProof/>
+              </w:rPr>
+              <w:t>Sensor Driver</w:t>
+            </w:r>
+            <w:r>
+              <w:rPr>
+                <w:rFonts w:ascii="UT Sans" w:hAnsi="UT Sans"/>
+                <w:noProof/>
+                <w:webHidden/>
               </w:rPr>
               <w:tab/>
             </w:r>
             <w:r>
               <w:rPr>
-                <w:rStyle w:val="Hyperlink"/>
-                <w:rFonts w:ascii="UT Sans" w:eastAsia="UT Sans" w:hAnsi="UT Sans" w:cs="Mangal"/>
+                <w:rFonts w:ascii="UT Sans" w:hAnsi="UT Sans"/>
                 <w:noProof/>
-                <w:sz w:val="24"/>
-                <w:szCs w:val="21"/>
-              </w:rPr>
-              <w:t>Sensor Driver</w:t>
-            </w:r>
-            <w:r>
-              <w:rPr>
-                <w:rStyle w:val="Hyperlink"/>
-                <w:rFonts w:ascii="UT Sans" w:eastAsia="UT Sans" w:hAnsi="UT Sans" w:cs="Mangal"/>
                 <w:webHidden/>
-                <w:sz w:val="24"/>
-                <w:szCs w:val="21"/>
-              </w:rPr>
-              <w:tab/>
-            </w:r>
-            <w:r>
-              <w:rPr>
-                <w:rStyle w:val="Hyperlink"/>
-                <w:rFonts w:ascii="UT Sans" w:eastAsia="UT Sans" w:hAnsi="UT Sans" w:cs="Mangal"/>
+              </w:rPr>
+              <w:fldChar w:fldCharType="begin"/>
+            </w:r>
+            <w:r>
+              <w:rPr>
+                <w:rFonts w:ascii="UT Sans" w:hAnsi="UT Sans"/>
+                <w:noProof/>
                 <w:webHidden/>
-                <w:sz w:val="24"/>
-                <w:szCs w:val="21"/>
-              </w:rPr>
-              <w:fldChar w:fldCharType="begin"/>
-            </w:r>
-            <w:r>
-              <w:rPr>
-                <w:rStyle w:val="Hyperlink"/>
-                <w:rFonts w:ascii="UT Sans" w:eastAsia="UT Sans" w:hAnsi="UT Sans" w:cs="Mangal"/>
+              </w:rPr>
+              <w:instrText xml:space="preserve"> PAGEREF _Toc231930758 \h </w:instrText>
+            </w:r>
+            <w:r>
+              <w:rPr>
+                <w:rFonts w:ascii="UT Sans" w:hAnsi="UT Sans"/>
+                <w:noProof/>
                 <w:webHidden/>
-                <w:sz w:val="24"/>
-                <w:szCs w:val="21"/>
-              </w:rPr>
-              <w:instrText xml:space="preserve"> PAGEREF _Toc230906339 \h </w:instrText>
-            </w:r>
-            <w:r>
-              <w:rPr>
-                <w:rStyle w:val="Hyperlink"/>
-                <w:rFonts w:ascii="UT Sans" w:eastAsia="UT Sans" w:hAnsi="UT Sans" w:cs="Mangal"/>
+              </w:rPr>
+            </w:r>
+            <w:r>
+              <w:rPr>
+                <w:rFonts w:ascii="UT Sans" w:hAnsi="UT Sans"/>
+                <w:noProof/>
                 <w:webHidden/>
-                <w:sz w:val="24"/>
-                <w:szCs w:val="21"/>
-              </w:rPr>
-            </w:r>
-            <w:r>
-              <w:rPr>
-                <w:rStyle w:val="Hyperlink"/>
-                <w:rFonts w:ascii="UT Sans" w:eastAsia="UT Sans" w:hAnsi="UT Sans" w:cs="Mangal"/>
+              </w:rPr>
+              <w:fldChar w:fldCharType="separate"/>
+            </w:r>
+            <w:r>
+              <w:rPr>
+                <w:rFonts w:ascii="UT Sans" w:hAnsi="UT Sans"/>
+                <w:noProof/>
                 <w:webHidden/>
-                <w:sz w:val="24"/>
-                <w:szCs w:val="21"/>
-              </w:rPr>
-              <w:fldChar w:fldCharType="separate"/>
-            </w:r>
-            <w:r>
-              <w:rPr>
-                <w:rStyle w:val="Hyperlink"/>
-                <w:rFonts w:ascii="UT Sans" w:eastAsia="UT Sans" w:hAnsi="UT Sans" w:cs="Mangal"/>
+              </w:rPr>
+              <w:t>10</w:t>
+            </w:r>
+            <w:r>
+              <w:rPr>
+                <w:rFonts w:ascii="UT Sans" w:hAnsi="UT Sans"/>
+                <w:noProof/>
                 <w:webHidden/>
-                <w:sz w:val="24"/>
-                <w:szCs w:val="21"/>
-              </w:rPr>
-              <w:t>10</w:t>
-            </w:r>
-            <w:r>
-              <w:rPr>
-                <w:rStyle w:val="Hyperlink"/>
-                <w:rFonts w:ascii="UT Sans" w:eastAsia="UT Sans" w:hAnsi="UT Sans" w:cs="Mangal"/>
-                <w:webHidden/>
-                <w:sz w:val="24"/>
-                <w:szCs w:val="21"/>
               </w:rPr>
               <w:fldChar w:fldCharType="end"/>
             </w:r>
@@ -1768,106 +1670,96 @@
               <w:tab w:val="right" w:pos="9589"/>
             </w:tabs>
             <w:rPr>
-              <w:rStyle w:val="Hyperlink"/>
-              <w:rFonts w:ascii="UT Sans" w:eastAsia="UT Sans" w:hAnsi="UT Sans" w:cs="Mangal"/>
-              <w:szCs w:val="21"/>
+              <w:rFonts w:ascii="UT Sans" w:eastAsiaTheme="minorEastAsia" w:hAnsi="UT Sans" w:cstheme="minorBidi"/>
+              <w:noProof/>
+              <w:kern w:val="2"/>
+              <w:sz w:val="24"/>
+              <w:szCs w:val="24"/>
+              <w:lang w:val="ro-RO" w:eastAsia="ro-RO"/>
+              <w14:ligatures w14:val="standardContextual"/>
             </w:rPr>
           </w:pPr>
-          <w:hyperlink w:anchor="_Toc230906340" w:history="1">
+          <w:hyperlink w:anchor="_Toc231930759" w:history="1">
             <w:r>
               <w:rPr>
                 <w:rStyle w:val="Hyperlink"/>
-                <w:rFonts w:ascii="UT Sans" w:eastAsia="UT Sans" w:hAnsi="UT Sans" w:cs="Mangal"/>
+                <w:rFonts w:ascii="UT Sans" w:eastAsia="Cambria" w:hAnsi="UT Sans" w:cs="Cambria"/>
                 <w:noProof/>
-                <w:sz w:val="24"/>
-                <w:szCs w:val="21"/>
               </w:rPr>
               <w:t>2.1.4</w:t>
             </w:r>
             <w:r>
               <w:rPr>
+                <w:rFonts w:ascii="UT Sans" w:eastAsiaTheme="minorEastAsia" w:hAnsi="UT Sans" w:cstheme="minorBidi"/>
+                <w:noProof/>
+                <w:kern w:val="2"/>
+                <w:sz w:val="24"/>
+                <w:szCs w:val="24"/>
+                <w:lang w:val="ro-RO" w:eastAsia="ro-RO"/>
+                <w14:ligatures w14:val="standardContextual"/>
+              </w:rPr>
+              <w:tab/>
+            </w:r>
+            <w:r>
+              <w:rPr>
                 <w:rStyle w:val="Hyperlink"/>
-                <w:rFonts w:ascii="UT Sans" w:eastAsia="UT Sans" w:hAnsi="UT Sans" w:cs="Mangal"/>
-                <w:szCs w:val="21"/>
+                <w:rFonts w:ascii="UT Sans" w:eastAsia="Cambria" w:hAnsi="UT Sans" w:cs="Cambria"/>
+                <w:noProof/>
+              </w:rPr>
+              <w:t>Sensor Monitor</w:t>
+            </w:r>
+            <w:r>
+              <w:rPr>
+                <w:rFonts w:ascii="UT Sans" w:hAnsi="UT Sans"/>
+                <w:noProof/>
+                <w:webHidden/>
               </w:rPr>
               <w:tab/>
             </w:r>
             <w:r>
               <w:rPr>
-                <w:rStyle w:val="Hyperlink"/>
-                <w:rFonts w:ascii="UT Sans" w:eastAsia="UT Sans" w:hAnsi="UT Sans" w:cs="Mangal"/>
+                <w:rFonts w:ascii="UT Sans" w:hAnsi="UT Sans"/>
                 <w:noProof/>
-                <w:sz w:val="24"/>
-                <w:szCs w:val="21"/>
-              </w:rPr>
-              <w:t>Sensor Monitor</w:t>
-            </w:r>
-            <w:r>
-              <w:rPr>
-                <w:rStyle w:val="Hyperlink"/>
-                <w:rFonts w:ascii="UT Sans" w:eastAsia="UT Sans" w:hAnsi="UT Sans" w:cs="Mangal"/>
                 <w:webHidden/>
-                <w:sz w:val="24"/>
-                <w:szCs w:val="21"/>
-              </w:rPr>
-              <w:tab/>
-            </w:r>
-            <w:r>
-              <w:rPr>
-                <w:rStyle w:val="Hyperlink"/>
-                <w:rFonts w:ascii="UT Sans" w:eastAsia="UT Sans" w:hAnsi="UT Sans" w:cs="Mangal"/>
+              </w:rPr>
+              <w:fldChar w:fldCharType="begin"/>
+            </w:r>
+            <w:r>
+              <w:rPr>
+                <w:rFonts w:ascii="UT Sans" w:hAnsi="UT Sans"/>
+                <w:noProof/>
                 <w:webHidden/>
-                <w:sz w:val="24"/>
-                <w:szCs w:val="21"/>
-              </w:rPr>
-              <w:fldChar w:fldCharType="begin"/>
-            </w:r>
-            <w:r>
-              <w:rPr>
-                <w:rStyle w:val="Hyperlink"/>
-                <w:rFonts w:ascii="UT Sans" w:eastAsia="UT Sans" w:hAnsi="UT Sans" w:cs="Mangal"/>
+              </w:rPr>
+              <w:instrText xml:space="preserve"> PAGEREF _Toc231930759 \h </w:instrText>
+            </w:r>
+            <w:r>
+              <w:rPr>
+                <w:rFonts w:ascii="UT Sans" w:hAnsi="UT Sans"/>
+                <w:noProof/>
                 <w:webHidden/>
-                <w:sz w:val="24"/>
-                <w:szCs w:val="21"/>
-              </w:rPr>
-              <w:instrText xml:space="preserve"> PAGEREF _Toc230906340 \h </w:instrText>
-            </w:r>
-            <w:r>
-              <w:rPr>
-                <w:rStyle w:val="Hyperlink"/>
-                <w:rFonts w:ascii="UT Sans" w:eastAsia="UT Sans" w:hAnsi="UT Sans" w:cs="Mangal"/>
+              </w:rPr>
+            </w:r>
+            <w:r>
+              <w:rPr>
+                <w:rFonts w:ascii="UT Sans" w:hAnsi="UT Sans"/>
+                <w:noProof/>
                 <w:webHidden/>
-                <w:sz w:val="24"/>
-                <w:szCs w:val="21"/>
-              </w:rPr>
-            </w:r>
-            <w:r>
-              <w:rPr>
-                <w:rStyle w:val="Hyperlink"/>
-                <w:rFonts w:ascii="UT Sans" w:eastAsia="UT Sans" w:hAnsi="UT Sans" w:cs="Mangal"/>
+              </w:rPr>
+              <w:fldChar w:fldCharType="separate"/>
+            </w:r>
+            <w:r>
+              <w:rPr>
+                <w:rFonts w:ascii="UT Sans" w:hAnsi="UT Sans"/>
+                <w:noProof/>
                 <w:webHidden/>
-                <w:sz w:val="24"/>
-                <w:szCs w:val="21"/>
-              </w:rPr>
-              <w:fldChar w:fldCharType="separate"/>
-            </w:r>
-            <w:r>
-              <w:rPr>
-                <w:rStyle w:val="Hyperlink"/>
-                <w:rFonts w:ascii="UT Sans" w:eastAsia="UT Sans" w:hAnsi="UT Sans" w:cs="Mangal"/>
+              </w:rPr>
+              <w:t>10</w:t>
+            </w:r>
+            <w:r>
+              <w:rPr>
+                <w:rFonts w:ascii="UT Sans" w:hAnsi="UT Sans"/>
+                <w:noProof/>
                 <w:webHidden/>
-                <w:sz w:val="24"/>
-                <w:szCs w:val="21"/>
-              </w:rPr>
-              <w:t>10</w:t>
-            </w:r>
-            <w:r>
-              <w:rPr>
-                <w:rStyle w:val="Hyperlink"/>
-                <w:rFonts w:ascii="UT Sans" w:eastAsia="UT Sans" w:hAnsi="UT Sans" w:cs="Mangal"/>
-                <w:webHidden/>
-                <w:sz w:val="24"/>
-                <w:szCs w:val="21"/>
               </w:rPr>
               <w:fldChar w:fldCharType="end"/>
             </w:r>
@@ -1881,106 +1773,96 @@
               <w:tab w:val="right" w:pos="9589"/>
             </w:tabs>
             <w:rPr>
-              <w:rStyle w:val="Hyperlink"/>
-              <w:rFonts w:ascii="UT Sans" w:eastAsia="UT Sans" w:hAnsi="UT Sans" w:cs="Mangal"/>
-              <w:szCs w:val="21"/>
+              <w:rFonts w:ascii="UT Sans" w:eastAsiaTheme="minorEastAsia" w:hAnsi="UT Sans" w:cstheme="minorBidi"/>
+              <w:noProof/>
+              <w:kern w:val="2"/>
+              <w:sz w:val="24"/>
+              <w:szCs w:val="24"/>
+              <w:lang w:val="ro-RO" w:eastAsia="ro-RO"/>
+              <w14:ligatures w14:val="standardContextual"/>
             </w:rPr>
           </w:pPr>
-          <w:hyperlink w:anchor="_Toc230906341" w:history="1">
+          <w:hyperlink w:anchor="_Toc231930760" w:history="1">
             <w:r>
               <w:rPr>
                 <w:rStyle w:val="Hyperlink"/>
-                <w:rFonts w:ascii="UT Sans" w:eastAsia="UT Sans" w:hAnsi="UT Sans" w:cs="Mangal"/>
+                <w:rFonts w:ascii="UT Sans" w:eastAsia="Cambria" w:hAnsi="UT Sans" w:cs="Cambria"/>
                 <w:noProof/>
-                <w:sz w:val="24"/>
-                <w:szCs w:val="21"/>
               </w:rPr>
               <w:t>2.1.5</w:t>
             </w:r>
             <w:r>
               <w:rPr>
+                <w:rFonts w:ascii="UT Sans" w:eastAsiaTheme="minorEastAsia" w:hAnsi="UT Sans" w:cstheme="minorBidi"/>
+                <w:noProof/>
+                <w:kern w:val="2"/>
+                <w:sz w:val="24"/>
+                <w:szCs w:val="24"/>
+                <w:lang w:val="ro-RO" w:eastAsia="ro-RO"/>
+                <w14:ligatures w14:val="standardContextual"/>
+              </w:rPr>
+              <w:tab/>
+            </w:r>
+            <w:r>
+              <w:rPr>
                 <w:rStyle w:val="Hyperlink"/>
-                <w:rFonts w:ascii="UT Sans" w:eastAsia="UT Sans" w:hAnsi="UT Sans" w:cs="Mangal"/>
-                <w:szCs w:val="21"/>
+                <w:rFonts w:ascii="UT Sans" w:eastAsia="Cambria" w:hAnsi="UT Sans" w:cs="Cambria"/>
+                <w:noProof/>
+              </w:rPr>
+              <w:t>Sensor Coverage Collector</w:t>
+            </w:r>
+            <w:r>
+              <w:rPr>
+                <w:rFonts w:ascii="UT Sans" w:hAnsi="UT Sans"/>
+                <w:noProof/>
+                <w:webHidden/>
               </w:rPr>
               <w:tab/>
             </w:r>
             <w:r>
               <w:rPr>
-                <w:rStyle w:val="Hyperlink"/>
-                <w:rFonts w:ascii="UT Sans" w:eastAsia="UT Sans" w:hAnsi="UT Sans" w:cs="Mangal"/>
+                <w:rFonts w:ascii="UT Sans" w:hAnsi="UT Sans"/>
                 <w:noProof/>
-                <w:sz w:val="24"/>
-                <w:szCs w:val="21"/>
-              </w:rPr>
-              <w:t>Sensor Coverage Collector</w:t>
-            </w:r>
-            <w:r>
-              <w:rPr>
-                <w:rStyle w:val="Hyperlink"/>
-                <w:rFonts w:ascii="UT Sans" w:eastAsia="UT Sans" w:hAnsi="UT Sans" w:cs="Mangal"/>
                 <w:webHidden/>
-                <w:sz w:val="24"/>
-                <w:szCs w:val="21"/>
-              </w:rPr>
-              <w:tab/>
-            </w:r>
-            <w:r>
-              <w:rPr>
-                <w:rStyle w:val="Hyperlink"/>
-                <w:rFonts w:ascii="UT Sans" w:eastAsia="UT Sans" w:hAnsi="UT Sans" w:cs="Mangal"/>
+              </w:rPr>
+              <w:fldChar w:fldCharType="begin"/>
+            </w:r>
+            <w:r>
+              <w:rPr>
+                <w:rFonts w:ascii="UT Sans" w:hAnsi="UT Sans"/>
+                <w:noProof/>
                 <w:webHidden/>
-                <w:sz w:val="24"/>
-                <w:szCs w:val="21"/>
-              </w:rPr>
-              <w:fldChar w:fldCharType="begin"/>
-            </w:r>
-            <w:r>
-              <w:rPr>
-                <w:rStyle w:val="Hyperlink"/>
-                <w:rFonts w:ascii="UT Sans" w:eastAsia="UT Sans" w:hAnsi="UT Sans" w:cs="Mangal"/>
+              </w:rPr>
+              <w:instrText xml:space="preserve"> PAGEREF _Toc231930760 \h </w:instrText>
+            </w:r>
+            <w:r>
+              <w:rPr>
+                <w:rFonts w:ascii="UT Sans" w:hAnsi="UT Sans"/>
+                <w:noProof/>
                 <w:webHidden/>
-                <w:sz w:val="24"/>
-                <w:szCs w:val="21"/>
-              </w:rPr>
-              <w:instrText xml:space="preserve"> PAGEREF _Toc230906341 \h </w:instrText>
-            </w:r>
-            <w:r>
-              <w:rPr>
-                <w:rStyle w:val="Hyperlink"/>
-                <w:rFonts w:ascii="UT Sans" w:eastAsia="UT Sans" w:hAnsi="UT Sans" w:cs="Mangal"/>
+              </w:rPr>
+            </w:r>
+            <w:r>
+              <w:rPr>
+                <w:rFonts w:ascii="UT Sans" w:hAnsi="UT Sans"/>
+                <w:noProof/>
                 <w:webHidden/>
-                <w:sz w:val="24"/>
-                <w:szCs w:val="21"/>
-              </w:rPr>
-            </w:r>
-            <w:r>
-              <w:rPr>
-                <w:rStyle w:val="Hyperlink"/>
-                <w:rFonts w:ascii="UT Sans" w:eastAsia="UT Sans" w:hAnsi="UT Sans" w:cs="Mangal"/>
+              </w:rPr>
+              <w:fldChar w:fldCharType="separate"/>
+            </w:r>
+            <w:r>
+              <w:rPr>
+                <w:rFonts w:ascii="UT Sans" w:hAnsi="UT Sans"/>
+                <w:noProof/>
                 <w:webHidden/>
-                <w:sz w:val="24"/>
-                <w:szCs w:val="21"/>
-              </w:rPr>
-              <w:fldChar w:fldCharType="separate"/>
-            </w:r>
-            <w:r>
-              <w:rPr>
-                <w:rStyle w:val="Hyperlink"/>
-                <w:rFonts w:ascii="UT Sans" w:eastAsia="UT Sans" w:hAnsi="UT Sans" w:cs="Mangal"/>
+              </w:rPr>
+              <w:t>10</w:t>
+            </w:r>
+            <w:r>
+              <w:rPr>
+                <w:rFonts w:ascii="UT Sans" w:hAnsi="UT Sans"/>
+                <w:noProof/>
                 <w:webHidden/>
-                <w:sz w:val="24"/>
-                <w:szCs w:val="21"/>
-              </w:rPr>
-              <w:t>10</w:t>
-            </w:r>
-            <w:r>
-              <w:rPr>
-                <w:rStyle w:val="Hyperlink"/>
-                <w:rFonts w:ascii="UT Sans" w:eastAsia="UT Sans" w:hAnsi="UT Sans" w:cs="Mangal"/>
-                <w:webHidden/>
-                <w:sz w:val="24"/>
-                <w:szCs w:val="21"/>
               </w:rPr>
               <w:fldChar w:fldCharType="end"/>
             </w:r>
@@ -1994,106 +1876,96 @@
               <w:tab w:val="right" w:pos="9589"/>
             </w:tabs>
             <w:rPr>
-              <w:rStyle w:val="Hyperlink"/>
-              <w:rFonts w:ascii="UT Sans" w:eastAsia="UT Sans" w:hAnsi="UT Sans" w:cs="Mangal"/>
-              <w:szCs w:val="21"/>
+              <w:rFonts w:ascii="UT Sans" w:eastAsiaTheme="minorEastAsia" w:hAnsi="UT Sans" w:cstheme="minorBidi"/>
+              <w:noProof/>
+              <w:kern w:val="2"/>
+              <w:sz w:val="24"/>
+              <w:szCs w:val="24"/>
+              <w:lang w:val="ro-RO" w:eastAsia="ro-RO"/>
+              <w14:ligatures w14:val="standardContextual"/>
             </w:rPr>
           </w:pPr>
-          <w:hyperlink w:anchor="_Toc230906342" w:history="1">
+          <w:hyperlink w:anchor="_Toc231930761" w:history="1">
             <w:r>
               <w:rPr>
                 <w:rStyle w:val="Hyperlink"/>
-                <w:rFonts w:ascii="UT Sans" w:eastAsia="UT Sans" w:hAnsi="UT Sans" w:cs="Mangal"/>
+                <w:rFonts w:ascii="UT Sans" w:eastAsia="Cambria" w:hAnsi="UT Sans" w:cs="Cambria"/>
                 <w:noProof/>
-                <w:sz w:val="24"/>
-                <w:szCs w:val="21"/>
               </w:rPr>
               <w:t>2.1.6</w:t>
             </w:r>
             <w:r>
               <w:rPr>
+                <w:rFonts w:ascii="UT Sans" w:eastAsiaTheme="minorEastAsia" w:hAnsi="UT Sans" w:cstheme="minorBidi"/>
+                <w:noProof/>
+                <w:kern w:val="2"/>
+                <w:sz w:val="24"/>
+                <w:szCs w:val="24"/>
+                <w:lang w:val="ro-RO" w:eastAsia="ro-RO"/>
+                <w14:ligatures w14:val="standardContextual"/>
+              </w:rPr>
+              <w:tab/>
+            </w:r>
+            <w:r>
+              <w:rPr>
                 <w:rStyle w:val="Hyperlink"/>
-                <w:rFonts w:ascii="UT Sans" w:eastAsia="UT Sans" w:hAnsi="UT Sans" w:cs="Mangal"/>
-                <w:szCs w:val="21"/>
+                <w:rFonts w:ascii="UT Sans" w:eastAsia="Cambria" w:hAnsi="UT Sans" w:cs="Cambria"/>
+                <w:noProof/>
+              </w:rPr>
+              <w:t>Sensor Sequences</w:t>
+            </w:r>
+            <w:r>
+              <w:rPr>
+                <w:rFonts w:ascii="UT Sans" w:hAnsi="UT Sans"/>
+                <w:noProof/>
+                <w:webHidden/>
               </w:rPr>
               <w:tab/>
             </w:r>
             <w:r>
               <w:rPr>
-                <w:rStyle w:val="Hyperlink"/>
-                <w:rFonts w:ascii="UT Sans" w:eastAsia="UT Sans" w:hAnsi="UT Sans" w:cs="Mangal"/>
+                <w:rFonts w:ascii="UT Sans" w:hAnsi="UT Sans"/>
                 <w:noProof/>
-                <w:sz w:val="24"/>
-                <w:szCs w:val="21"/>
-              </w:rPr>
-              <w:t>Sensor Sequences</w:t>
-            </w:r>
-            <w:r>
-              <w:rPr>
-                <w:rStyle w:val="Hyperlink"/>
-                <w:rFonts w:ascii="UT Sans" w:eastAsia="UT Sans" w:hAnsi="UT Sans" w:cs="Mangal"/>
                 <w:webHidden/>
-                <w:sz w:val="24"/>
-                <w:szCs w:val="21"/>
-              </w:rPr>
-              <w:tab/>
-            </w:r>
-            <w:r>
-              <w:rPr>
-                <w:rStyle w:val="Hyperlink"/>
-                <w:rFonts w:ascii="UT Sans" w:eastAsia="UT Sans" w:hAnsi="UT Sans" w:cs="Mangal"/>
+              </w:rPr>
+              <w:fldChar w:fldCharType="begin"/>
+            </w:r>
+            <w:r>
+              <w:rPr>
+                <w:rFonts w:ascii="UT Sans" w:hAnsi="UT Sans"/>
+                <w:noProof/>
                 <w:webHidden/>
-                <w:sz w:val="24"/>
-                <w:szCs w:val="21"/>
-              </w:rPr>
-              <w:fldChar w:fldCharType="begin"/>
-            </w:r>
-            <w:r>
-              <w:rPr>
-                <w:rStyle w:val="Hyperlink"/>
-                <w:rFonts w:ascii="UT Sans" w:eastAsia="UT Sans" w:hAnsi="UT Sans" w:cs="Mangal"/>
+              </w:rPr>
+              <w:instrText xml:space="preserve"> PAGEREF _Toc231930761 \h </w:instrText>
+            </w:r>
+            <w:r>
+              <w:rPr>
+                <w:rFonts w:ascii="UT Sans" w:hAnsi="UT Sans"/>
+                <w:noProof/>
                 <w:webHidden/>
-                <w:sz w:val="24"/>
-                <w:szCs w:val="21"/>
-              </w:rPr>
-              <w:instrText xml:space="preserve"> PAGEREF _Toc230906342 \h </w:instrText>
-            </w:r>
-            <w:r>
-              <w:rPr>
-                <w:rStyle w:val="Hyperlink"/>
-                <w:rFonts w:ascii="UT Sans" w:eastAsia="UT Sans" w:hAnsi="UT Sans" w:cs="Mangal"/>
+              </w:rPr>
+            </w:r>
+            <w:r>
+              <w:rPr>
+                <w:rFonts w:ascii="UT Sans" w:hAnsi="UT Sans"/>
+                <w:noProof/>
                 <w:webHidden/>
-                <w:sz w:val="24"/>
-                <w:szCs w:val="21"/>
-              </w:rPr>
-            </w:r>
-            <w:r>
-              <w:rPr>
-                <w:rStyle w:val="Hyperlink"/>
-                <w:rFonts w:ascii="UT Sans" w:eastAsia="UT Sans" w:hAnsi="UT Sans" w:cs="Mangal"/>
+              </w:rPr>
+              <w:fldChar w:fldCharType="separate"/>
+            </w:r>
+            <w:r>
+              <w:rPr>
+                <w:rFonts w:ascii="UT Sans" w:hAnsi="UT Sans"/>
+                <w:noProof/>
                 <w:webHidden/>
-                <w:sz w:val="24"/>
-                <w:szCs w:val="21"/>
-              </w:rPr>
-              <w:fldChar w:fldCharType="separate"/>
-            </w:r>
-            <w:r>
-              <w:rPr>
-                <w:rStyle w:val="Hyperlink"/>
-                <w:rFonts w:ascii="UT Sans" w:eastAsia="UT Sans" w:hAnsi="UT Sans" w:cs="Mangal"/>
+              </w:rPr>
+              <w:t>10</w:t>
+            </w:r>
+            <w:r>
+              <w:rPr>
+                <w:rFonts w:ascii="UT Sans" w:hAnsi="UT Sans"/>
+                <w:noProof/>
                 <w:webHidden/>
-                <w:sz w:val="24"/>
-                <w:szCs w:val="21"/>
-              </w:rPr>
-              <w:t>10</w:t>
-            </w:r>
-            <w:r>
-              <w:rPr>
-                <w:rStyle w:val="Hyperlink"/>
-                <w:rFonts w:ascii="UT Sans" w:eastAsia="UT Sans" w:hAnsi="UT Sans" w:cs="Mangal"/>
-                <w:webHidden/>
-                <w:sz w:val="24"/>
-                <w:szCs w:val="21"/>
               </w:rPr>
               <w:fldChar w:fldCharType="end"/>
             </w:r>
@@ -2107,106 +1979,96 @@
               <w:tab w:val="right" w:pos="9589"/>
             </w:tabs>
             <w:rPr>
-              <w:rStyle w:val="Hyperlink"/>
-              <w:rFonts w:ascii="UT Sans" w:eastAsia="UT Sans" w:hAnsi="UT Sans" w:cs="Mangal"/>
-              <w:szCs w:val="21"/>
+              <w:rFonts w:ascii="UT Sans" w:eastAsiaTheme="minorEastAsia" w:hAnsi="UT Sans" w:cstheme="minorBidi"/>
+              <w:noProof/>
+              <w:kern w:val="2"/>
+              <w:sz w:val="24"/>
+              <w:szCs w:val="24"/>
+              <w:lang w:val="ro-RO" w:eastAsia="ro-RO"/>
+              <w14:ligatures w14:val="standardContextual"/>
             </w:rPr>
           </w:pPr>
-          <w:hyperlink w:anchor="_Toc230906343" w:history="1">
+          <w:hyperlink w:anchor="_Toc231930762" w:history="1">
             <w:r>
               <w:rPr>
                 <w:rStyle w:val="Hyperlink"/>
-                <w:rFonts w:ascii="UT Sans" w:eastAsia="UT Sans" w:hAnsi="UT Sans" w:cs="Mangal"/>
+                <w:rFonts w:ascii="UT Sans" w:eastAsia="Cambria" w:hAnsi="UT Sans" w:cs="Cambria"/>
                 <w:noProof/>
-                <w:sz w:val="24"/>
-                <w:szCs w:val="21"/>
               </w:rPr>
               <w:t>2.1.7</w:t>
             </w:r>
             <w:r>
               <w:rPr>
+                <w:rFonts w:ascii="UT Sans" w:eastAsiaTheme="minorEastAsia" w:hAnsi="UT Sans" w:cstheme="minorBidi"/>
+                <w:noProof/>
+                <w:kern w:val="2"/>
+                <w:sz w:val="24"/>
+                <w:szCs w:val="24"/>
+                <w:lang w:val="ro-RO" w:eastAsia="ro-RO"/>
+                <w14:ligatures w14:val="standardContextual"/>
+              </w:rPr>
+              <w:tab/>
+            </w:r>
+            <w:r>
+              <w:rPr>
                 <w:rStyle w:val="Hyperlink"/>
-                <w:rFonts w:ascii="UT Sans" w:eastAsia="UT Sans" w:hAnsi="UT Sans" w:cs="Mangal"/>
-                <w:szCs w:val="21"/>
+                <w:rFonts w:ascii="UT Sans" w:eastAsia="Cambria" w:hAnsi="UT Sans" w:cs="Cambria"/>
+                <w:noProof/>
+              </w:rPr>
+              <w:t>Lamp Agent</w:t>
+            </w:r>
+            <w:r>
+              <w:rPr>
+                <w:rFonts w:ascii="UT Sans" w:hAnsi="UT Sans"/>
+                <w:noProof/>
+                <w:webHidden/>
               </w:rPr>
               <w:tab/>
             </w:r>
             <w:r>
               <w:rPr>
-                <w:rStyle w:val="Hyperlink"/>
-                <w:rFonts w:ascii="UT Sans" w:eastAsia="UT Sans" w:hAnsi="UT Sans" w:cs="Mangal"/>
+                <w:rFonts w:ascii="UT Sans" w:hAnsi="UT Sans"/>
                 <w:noProof/>
-                <w:sz w:val="24"/>
-                <w:szCs w:val="21"/>
-              </w:rPr>
-              <w:t>Lamp Agent</w:t>
-            </w:r>
-            <w:r>
-              <w:rPr>
-                <w:rStyle w:val="Hyperlink"/>
-                <w:rFonts w:ascii="UT Sans" w:eastAsia="UT Sans" w:hAnsi="UT Sans" w:cs="Mangal"/>
                 <w:webHidden/>
-                <w:sz w:val="24"/>
-                <w:szCs w:val="21"/>
-              </w:rPr>
-              <w:tab/>
-            </w:r>
-            <w:r>
-              <w:rPr>
-                <w:rStyle w:val="Hyperlink"/>
-                <w:rFonts w:ascii="UT Sans" w:eastAsia="UT Sans" w:hAnsi="UT Sans" w:cs="Mangal"/>
+              </w:rPr>
+              <w:fldChar w:fldCharType="begin"/>
+            </w:r>
+            <w:r>
+              <w:rPr>
+                <w:rFonts w:ascii="UT Sans" w:hAnsi="UT Sans"/>
+                <w:noProof/>
                 <w:webHidden/>
-                <w:sz w:val="24"/>
-                <w:szCs w:val="21"/>
-              </w:rPr>
-              <w:fldChar w:fldCharType="begin"/>
-            </w:r>
-            <w:r>
-              <w:rPr>
-                <w:rStyle w:val="Hyperlink"/>
-                <w:rFonts w:ascii="UT Sans" w:eastAsia="UT Sans" w:hAnsi="UT Sans" w:cs="Mangal"/>
+              </w:rPr>
+              <w:instrText xml:space="preserve"> PAGEREF _Toc231930762 \h </w:instrText>
+            </w:r>
+            <w:r>
+              <w:rPr>
+                <w:rFonts w:ascii="UT Sans" w:hAnsi="UT Sans"/>
+                <w:noProof/>
                 <w:webHidden/>
-                <w:sz w:val="24"/>
-                <w:szCs w:val="21"/>
-              </w:rPr>
-              <w:instrText xml:space="preserve"> PAGEREF _Toc230906343 \h </w:instrText>
-            </w:r>
-            <w:r>
-              <w:rPr>
-                <w:rStyle w:val="Hyperlink"/>
-                <w:rFonts w:ascii="UT Sans" w:eastAsia="UT Sans" w:hAnsi="UT Sans" w:cs="Mangal"/>
+              </w:rPr>
+            </w:r>
+            <w:r>
+              <w:rPr>
+                <w:rFonts w:ascii="UT Sans" w:hAnsi="UT Sans"/>
+                <w:noProof/>
                 <w:webHidden/>
-                <w:sz w:val="24"/>
-                <w:szCs w:val="21"/>
-              </w:rPr>
-            </w:r>
-            <w:r>
-              <w:rPr>
-                <w:rStyle w:val="Hyperlink"/>
-                <w:rFonts w:ascii="UT Sans" w:eastAsia="UT Sans" w:hAnsi="UT Sans" w:cs="Mangal"/>
+              </w:rPr>
+              <w:fldChar w:fldCharType="separate"/>
+            </w:r>
+            <w:r>
+              <w:rPr>
+                <w:rFonts w:ascii="UT Sans" w:hAnsi="UT Sans"/>
+                <w:noProof/>
                 <w:webHidden/>
-                <w:sz w:val="24"/>
-                <w:szCs w:val="21"/>
-              </w:rPr>
-              <w:fldChar w:fldCharType="separate"/>
-            </w:r>
-            <w:r>
-              <w:rPr>
-                <w:rStyle w:val="Hyperlink"/>
-                <w:rFonts w:ascii="UT Sans" w:eastAsia="UT Sans" w:hAnsi="UT Sans" w:cs="Mangal"/>
+              </w:rPr>
+              <w:t>10</w:t>
+            </w:r>
+            <w:r>
+              <w:rPr>
+                <w:rFonts w:ascii="UT Sans" w:hAnsi="UT Sans"/>
+                <w:noProof/>
                 <w:webHidden/>
-                <w:sz w:val="24"/>
-                <w:szCs w:val="21"/>
-              </w:rPr>
-              <w:t>11</w:t>
-            </w:r>
-            <w:r>
-              <w:rPr>
-                <w:rStyle w:val="Hyperlink"/>
-                <w:rFonts w:ascii="UT Sans" w:eastAsia="UT Sans" w:hAnsi="UT Sans" w:cs="Mangal"/>
-                <w:webHidden/>
-                <w:sz w:val="24"/>
-                <w:szCs w:val="21"/>
               </w:rPr>
               <w:fldChar w:fldCharType="end"/>
             </w:r>
@@ -2220,106 +2082,96 @@
               <w:tab w:val="right" w:pos="9589"/>
             </w:tabs>
             <w:rPr>
-              <w:rStyle w:val="Hyperlink"/>
-              <w:rFonts w:ascii="UT Sans" w:eastAsia="UT Sans" w:hAnsi="UT Sans" w:cs="Mangal"/>
-              <w:szCs w:val="21"/>
+              <w:rFonts w:ascii="UT Sans" w:eastAsiaTheme="minorEastAsia" w:hAnsi="UT Sans" w:cstheme="minorBidi"/>
+              <w:noProof/>
+              <w:kern w:val="2"/>
+              <w:sz w:val="24"/>
+              <w:szCs w:val="24"/>
+              <w:lang w:val="ro-RO" w:eastAsia="ro-RO"/>
+              <w14:ligatures w14:val="standardContextual"/>
             </w:rPr>
           </w:pPr>
-          <w:hyperlink w:anchor="_Toc230906344" w:history="1">
+          <w:hyperlink w:anchor="_Toc231930763" w:history="1">
             <w:r>
               <w:rPr>
                 <w:rStyle w:val="Hyperlink"/>
-                <w:rFonts w:ascii="UT Sans" w:eastAsia="UT Sans" w:hAnsi="UT Sans" w:cs="Mangal"/>
+                <w:rFonts w:ascii="UT Sans" w:eastAsia="Cambria" w:hAnsi="UT Sans" w:cs="Cambria"/>
                 <w:noProof/>
-                <w:sz w:val="24"/>
-                <w:szCs w:val="21"/>
               </w:rPr>
               <w:t>2.1.8</w:t>
             </w:r>
             <w:r>
               <w:rPr>
+                <w:rFonts w:ascii="UT Sans" w:eastAsiaTheme="minorEastAsia" w:hAnsi="UT Sans" w:cstheme="minorBidi"/>
+                <w:noProof/>
+                <w:kern w:val="2"/>
+                <w:sz w:val="24"/>
+                <w:szCs w:val="24"/>
+                <w:lang w:val="ro-RO" w:eastAsia="ro-RO"/>
+                <w14:ligatures w14:val="standardContextual"/>
+              </w:rPr>
+              <w:tab/>
+            </w:r>
+            <w:r>
+              <w:rPr>
                 <w:rStyle w:val="Hyperlink"/>
-                <w:rFonts w:ascii="UT Sans" w:eastAsia="UT Sans" w:hAnsi="UT Sans" w:cs="Mangal"/>
-                <w:szCs w:val="21"/>
+                <w:rFonts w:ascii="UT Sans" w:eastAsia="Cambria" w:hAnsi="UT Sans" w:cs="Cambria"/>
+                <w:noProof/>
+              </w:rPr>
+              <w:t>Lamp Transaction</w:t>
+            </w:r>
+            <w:r>
+              <w:rPr>
+                <w:rFonts w:ascii="UT Sans" w:hAnsi="UT Sans"/>
+                <w:noProof/>
+                <w:webHidden/>
               </w:rPr>
               <w:tab/>
             </w:r>
             <w:r>
               <w:rPr>
-                <w:rStyle w:val="Hyperlink"/>
-                <w:rFonts w:ascii="UT Sans" w:eastAsia="UT Sans" w:hAnsi="UT Sans" w:cs="Mangal"/>
+                <w:rFonts w:ascii="UT Sans" w:hAnsi="UT Sans"/>
                 <w:noProof/>
-                <w:sz w:val="24"/>
-                <w:szCs w:val="21"/>
-              </w:rPr>
-              <w:t>Lamp Transaction</w:t>
-            </w:r>
-            <w:r>
-              <w:rPr>
-                <w:rStyle w:val="Hyperlink"/>
-                <w:rFonts w:ascii="UT Sans" w:eastAsia="UT Sans" w:hAnsi="UT Sans" w:cs="Mangal"/>
                 <w:webHidden/>
-                <w:sz w:val="24"/>
-                <w:szCs w:val="21"/>
-              </w:rPr>
-              <w:tab/>
-            </w:r>
-            <w:r>
-              <w:rPr>
-                <w:rStyle w:val="Hyperlink"/>
-                <w:rFonts w:ascii="UT Sans" w:eastAsia="UT Sans" w:hAnsi="UT Sans" w:cs="Mangal"/>
+              </w:rPr>
+              <w:fldChar w:fldCharType="begin"/>
+            </w:r>
+            <w:r>
+              <w:rPr>
+                <w:rFonts w:ascii="UT Sans" w:hAnsi="UT Sans"/>
+                <w:noProof/>
                 <w:webHidden/>
-                <w:sz w:val="24"/>
-                <w:szCs w:val="21"/>
-              </w:rPr>
-              <w:fldChar w:fldCharType="begin"/>
-            </w:r>
-            <w:r>
-              <w:rPr>
-                <w:rStyle w:val="Hyperlink"/>
-                <w:rFonts w:ascii="UT Sans" w:eastAsia="UT Sans" w:hAnsi="UT Sans" w:cs="Mangal"/>
+              </w:rPr>
+              <w:instrText xml:space="preserve"> PAGEREF _Toc231930763 \h </w:instrText>
+            </w:r>
+            <w:r>
+              <w:rPr>
+                <w:rFonts w:ascii="UT Sans" w:hAnsi="UT Sans"/>
+                <w:noProof/>
                 <w:webHidden/>
-                <w:sz w:val="24"/>
-                <w:szCs w:val="21"/>
-              </w:rPr>
-              <w:instrText xml:space="preserve"> PAGEREF _Toc230906344 \h </w:instrText>
-            </w:r>
-            <w:r>
-              <w:rPr>
-                <w:rStyle w:val="Hyperlink"/>
-                <w:rFonts w:ascii="UT Sans" w:eastAsia="UT Sans" w:hAnsi="UT Sans" w:cs="Mangal"/>
+              </w:rPr>
+            </w:r>
+            <w:r>
+              <w:rPr>
+                <w:rFonts w:ascii="UT Sans" w:hAnsi="UT Sans"/>
+                <w:noProof/>
                 <w:webHidden/>
-                <w:sz w:val="24"/>
-                <w:szCs w:val="21"/>
-              </w:rPr>
-            </w:r>
-            <w:r>
-              <w:rPr>
-                <w:rStyle w:val="Hyperlink"/>
-                <w:rFonts w:ascii="UT Sans" w:eastAsia="UT Sans" w:hAnsi="UT Sans" w:cs="Mangal"/>
+              </w:rPr>
+              <w:fldChar w:fldCharType="separate"/>
+            </w:r>
+            <w:r>
+              <w:rPr>
+                <w:rFonts w:ascii="UT Sans" w:hAnsi="UT Sans"/>
+                <w:noProof/>
                 <w:webHidden/>
-                <w:sz w:val="24"/>
-                <w:szCs w:val="21"/>
-              </w:rPr>
-              <w:fldChar w:fldCharType="separate"/>
-            </w:r>
-            <w:r>
-              <w:rPr>
-                <w:rStyle w:val="Hyperlink"/>
-                <w:rFonts w:ascii="UT Sans" w:eastAsia="UT Sans" w:hAnsi="UT Sans" w:cs="Mangal"/>
+              </w:rPr>
+              <w:t>11</w:t>
+            </w:r>
+            <w:r>
+              <w:rPr>
+                <w:rFonts w:ascii="UT Sans" w:hAnsi="UT Sans"/>
+                <w:noProof/>
                 <w:webHidden/>
-                <w:sz w:val="24"/>
-                <w:szCs w:val="21"/>
-              </w:rPr>
-              <w:t>11</w:t>
-            </w:r>
-            <w:r>
-              <w:rPr>
-                <w:rStyle w:val="Hyperlink"/>
-                <w:rFonts w:ascii="UT Sans" w:eastAsia="UT Sans" w:hAnsi="UT Sans" w:cs="Mangal"/>
-                <w:webHidden/>
-                <w:sz w:val="24"/>
-                <w:szCs w:val="21"/>
               </w:rPr>
               <w:fldChar w:fldCharType="end"/>
             </w:r>
@@ -2333,106 +2185,96 @@
               <w:tab w:val="right" w:pos="9589"/>
             </w:tabs>
             <w:rPr>
-              <w:rStyle w:val="Hyperlink"/>
-              <w:rFonts w:ascii="UT Sans" w:eastAsia="UT Sans" w:hAnsi="UT Sans" w:cs="Mangal"/>
-              <w:szCs w:val="21"/>
+              <w:rFonts w:ascii="UT Sans" w:eastAsiaTheme="minorEastAsia" w:hAnsi="UT Sans" w:cstheme="minorBidi"/>
+              <w:noProof/>
+              <w:kern w:val="2"/>
+              <w:sz w:val="24"/>
+              <w:szCs w:val="24"/>
+              <w:lang w:val="ro-RO" w:eastAsia="ro-RO"/>
+              <w14:ligatures w14:val="standardContextual"/>
             </w:rPr>
           </w:pPr>
-          <w:hyperlink w:anchor="_Toc230906345" w:history="1">
+          <w:hyperlink w:anchor="_Toc231930764" w:history="1">
             <w:r>
               <w:rPr>
                 <w:rStyle w:val="Hyperlink"/>
-                <w:rFonts w:ascii="UT Sans" w:eastAsia="UT Sans" w:hAnsi="UT Sans" w:cs="Mangal"/>
+                <w:rFonts w:ascii="UT Sans" w:eastAsia="Cambria" w:hAnsi="UT Sans" w:cs="Cambria"/>
                 <w:noProof/>
-                <w:sz w:val="24"/>
-                <w:szCs w:val="21"/>
               </w:rPr>
               <w:t>2.1.9</w:t>
             </w:r>
             <w:r>
               <w:rPr>
+                <w:rFonts w:ascii="UT Sans" w:eastAsiaTheme="minorEastAsia" w:hAnsi="UT Sans" w:cstheme="minorBidi"/>
+                <w:noProof/>
+                <w:kern w:val="2"/>
+                <w:sz w:val="24"/>
+                <w:szCs w:val="24"/>
+                <w:lang w:val="ro-RO" w:eastAsia="ro-RO"/>
+                <w14:ligatures w14:val="standardContextual"/>
+              </w:rPr>
+              <w:tab/>
+            </w:r>
+            <w:r>
+              <w:rPr>
                 <w:rStyle w:val="Hyperlink"/>
-                <w:rFonts w:ascii="UT Sans" w:eastAsia="UT Sans" w:hAnsi="UT Sans" w:cs="Mangal"/>
-                <w:szCs w:val="21"/>
+                <w:rFonts w:ascii="UT Sans" w:eastAsia="Cambria" w:hAnsi="UT Sans" w:cs="Cambria"/>
+                <w:noProof/>
+              </w:rPr>
+              <w:t>Lamp Monitor</w:t>
+            </w:r>
+            <w:r>
+              <w:rPr>
+                <w:rFonts w:ascii="UT Sans" w:hAnsi="UT Sans"/>
+                <w:noProof/>
+                <w:webHidden/>
               </w:rPr>
               <w:tab/>
             </w:r>
             <w:r>
               <w:rPr>
-                <w:rStyle w:val="Hyperlink"/>
-                <w:rFonts w:ascii="UT Sans" w:eastAsia="UT Sans" w:hAnsi="UT Sans" w:cs="Mangal"/>
+                <w:rFonts w:ascii="UT Sans" w:hAnsi="UT Sans"/>
                 <w:noProof/>
-                <w:sz w:val="24"/>
-                <w:szCs w:val="21"/>
-              </w:rPr>
-              <w:t>Lamp Monitor</w:t>
-            </w:r>
-            <w:r>
-              <w:rPr>
-                <w:rStyle w:val="Hyperlink"/>
-                <w:rFonts w:ascii="UT Sans" w:eastAsia="UT Sans" w:hAnsi="UT Sans" w:cs="Mangal"/>
                 <w:webHidden/>
-                <w:sz w:val="24"/>
-                <w:szCs w:val="21"/>
-              </w:rPr>
-              <w:tab/>
-            </w:r>
-            <w:r>
-              <w:rPr>
-                <w:rStyle w:val="Hyperlink"/>
-                <w:rFonts w:ascii="UT Sans" w:eastAsia="UT Sans" w:hAnsi="UT Sans" w:cs="Mangal"/>
+              </w:rPr>
+              <w:fldChar w:fldCharType="begin"/>
+            </w:r>
+            <w:r>
+              <w:rPr>
+                <w:rFonts w:ascii="UT Sans" w:hAnsi="UT Sans"/>
+                <w:noProof/>
                 <w:webHidden/>
-                <w:sz w:val="24"/>
-                <w:szCs w:val="21"/>
-              </w:rPr>
-              <w:fldChar w:fldCharType="begin"/>
-            </w:r>
-            <w:r>
-              <w:rPr>
-                <w:rStyle w:val="Hyperlink"/>
-                <w:rFonts w:ascii="UT Sans" w:eastAsia="UT Sans" w:hAnsi="UT Sans" w:cs="Mangal"/>
+              </w:rPr>
+              <w:instrText xml:space="preserve"> PAGEREF _Toc231930764 \h </w:instrText>
+            </w:r>
+            <w:r>
+              <w:rPr>
+                <w:rFonts w:ascii="UT Sans" w:hAnsi="UT Sans"/>
+                <w:noProof/>
                 <w:webHidden/>
-                <w:sz w:val="24"/>
-                <w:szCs w:val="21"/>
-              </w:rPr>
-              <w:instrText xml:space="preserve"> PAGEREF _Toc230906345 \h </w:instrText>
-            </w:r>
-            <w:r>
-              <w:rPr>
-                <w:rStyle w:val="Hyperlink"/>
-                <w:rFonts w:ascii="UT Sans" w:eastAsia="UT Sans" w:hAnsi="UT Sans" w:cs="Mangal"/>
+              </w:rPr>
+            </w:r>
+            <w:r>
+              <w:rPr>
+                <w:rFonts w:ascii="UT Sans" w:hAnsi="UT Sans"/>
+                <w:noProof/>
                 <w:webHidden/>
-                <w:sz w:val="24"/>
-                <w:szCs w:val="21"/>
-              </w:rPr>
-            </w:r>
-            <w:r>
-              <w:rPr>
-                <w:rStyle w:val="Hyperlink"/>
-                <w:rFonts w:ascii="UT Sans" w:eastAsia="UT Sans" w:hAnsi="UT Sans" w:cs="Mangal"/>
+              </w:rPr>
+              <w:fldChar w:fldCharType="separate"/>
+            </w:r>
+            <w:r>
+              <w:rPr>
+                <w:rFonts w:ascii="UT Sans" w:hAnsi="UT Sans"/>
+                <w:noProof/>
                 <w:webHidden/>
-                <w:sz w:val="24"/>
-                <w:szCs w:val="21"/>
-              </w:rPr>
-              <w:fldChar w:fldCharType="separate"/>
-            </w:r>
-            <w:r>
-              <w:rPr>
-                <w:rStyle w:val="Hyperlink"/>
-                <w:rFonts w:ascii="UT Sans" w:eastAsia="UT Sans" w:hAnsi="UT Sans" w:cs="Mangal"/>
+              </w:rPr>
+              <w:t>11</w:t>
+            </w:r>
+            <w:r>
+              <w:rPr>
+                <w:rFonts w:ascii="UT Sans" w:hAnsi="UT Sans"/>
+                <w:noProof/>
                 <w:webHidden/>
-                <w:sz w:val="24"/>
-                <w:szCs w:val="21"/>
-              </w:rPr>
-              <w:t>11</w:t>
-            </w:r>
-            <w:r>
-              <w:rPr>
-                <w:rStyle w:val="Hyperlink"/>
-                <w:rFonts w:ascii="UT Sans" w:eastAsia="UT Sans" w:hAnsi="UT Sans" w:cs="Mangal"/>
-                <w:webHidden/>
-                <w:sz w:val="24"/>
-                <w:szCs w:val="21"/>
               </w:rPr>
               <w:fldChar w:fldCharType="end"/>
             </w:r>
@@ -2446,106 +2288,96 @@
               <w:tab w:val="right" w:pos="9589"/>
             </w:tabs>
             <w:rPr>
-              <w:rStyle w:val="Hyperlink"/>
-              <w:rFonts w:ascii="UT Sans" w:eastAsia="UT Sans" w:hAnsi="UT Sans" w:cs="Mangal"/>
-              <w:szCs w:val="21"/>
+              <w:rFonts w:ascii="UT Sans" w:eastAsiaTheme="minorEastAsia" w:hAnsi="UT Sans" w:cstheme="minorBidi"/>
+              <w:noProof/>
+              <w:kern w:val="2"/>
+              <w:sz w:val="24"/>
+              <w:szCs w:val="24"/>
+              <w:lang w:val="ro-RO" w:eastAsia="ro-RO"/>
+              <w14:ligatures w14:val="standardContextual"/>
             </w:rPr>
           </w:pPr>
-          <w:hyperlink w:anchor="_Toc230906346" w:history="1">
+          <w:hyperlink w:anchor="_Toc231930765" w:history="1">
             <w:r>
               <w:rPr>
                 <w:rStyle w:val="Hyperlink"/>
-                <w:rFonts w:ascii="UT Sans" w:eastAsia="UT Sans" w:hAnsi="UT Sans" w:cs="Mangal"/>
+                <w:rFonts w:ascii="UT Sans" w:eastAsia="Cambria" w:hAnsi="UT Sans" w:cs="Cambria"/>
                 <w:noProof/>
-                <w:sz w:val="24"/>
-                <w:szCs w:val="21"/>
               </w:rPr>
               <w:t>2.1.10</w:t>
             </w:r>
             <w:r>
               <w:rPr>
+                <w:rFonts w:ascii="UT Sans" w:eastAsiaTheme="minorEastAsia" w:hAnsi="UT Sans" w:cstheme="minorBidi"/>
+                <w:noProof/>
+                <w:kern w:val="2"/>
+                <w:sz w:val="24"/>
+                <w:szCs w:val="24"/>
+                <w:lang w:val="ro-RO" w:eastAsia="ro-RO"/>
+                <w14:ligatures w14:val="standardContextual"/>
+              </w:rPr>
+              <w:tab/>
+            </w:r>
+            <w:r>
+              <w:rPr>
                 <w:rStyle w:val="Hyperlink"/>
-                <w:rFonts w:ascii="UT Sans" w:eastAsia="UT Sans" w:hAnsi="UT Sans" w:cs="Mangal"/>
-                <w:szCs w:val="21"/>
+                <w:rFonts w:ascii="UT Sans" w:eastAsia="Cambria" w:hAnsi="UT Sans" w:cs="Cambria"/>
+                <w:noProof/>
+              </w:rPr>
+              <w:t>Lamp Coverage Collector</w:t>
+            </w:r>
+            <w:r>
+              <w:rPr>
+                <w:rFonts w:ascii="UT Sans" w:hAnsi="UT Sans"/>
+                <w:noProof/>
+                <w:webHidden/>
               </w:rPr>
               <w:tab/>
             </w:r>
             <w:r>
               <w:rPr>
-                <w:rStyle w:val="Hyperlink"/>
-                <w:rFonts w:ascii="UT Sans" w:eastAsia="UT Sans" w:hAnsi="UT Sans" w:cs="Mangal"/>
+                <w:rFonts w:ascii="UT Sans" w:hAnsi="UT Sans"/>
                 <w:noProof/>
-                <w:sz w:val="24"/>
-                <w:szCs w:val="21"/>
-              </w:rPr>
-              <w:t>Lamp Coverage Collector</w:t>
-            </w:r>
-            <w:r>
-              <w:rPr>
-                <w:rStyle w:val="Hyperlink"/>
-                <w:rFonts w:ascii="UT Sans" w:eastAsia="UT Sans" w:hAnsi="UT Sans" w:cs="Mangal"/>
                 <w:webHidden/>
-                <w:sz w:val="24"/>
-                <w:szCs w:val="21"/>
-              </w:rPr>
-              <w:tab/>
-            </w:r>
-            <w:r>
-              <w:rPr>
-                <w:rStyle w:val="Hyperlink"/>
-                <w:rFonts w:ascii="UT Sans" w:eastAsia="UT Sans" w:hAnsi="UT Sans" w:cs="Mangal"/>
+              </w:rPr>
+              <w:fldChar w:fldCharType="begin"/>
+            </w:r>
+            <w:r>
+              <w:rPr>
+                <w:rFonts w:ascii="UT Sans" w:hAnsi="UT Sans"/>
+                <w:noProof/>
                 <w:webHidden/>
-                <w:sz w:val="24"/>
-                <w:szCs w:val="21"/>
-              </w:rPr>
-              <w:fldChar w:fldCharType="begin"/>
-            </w:r>
-            <w:r>
-              <w:rPr>
-                <w:rStyle w:val="Hyperlink"/>
-                <w:rFonts w:ascii="UT Sans" w:eastAsia="UT Sans" w:hAnsi="UT Sans" w:cs="Mangal"/>
+              </w:rPr>
+              <w:instrText xml:space="preserve"> PAGEREF _Toc231930765 \h </w:instrText>
+            </w:r>
+            <w:r>
+              <w:rPr>
+                <w:rFonts w:ascii="UT Sans" w:hAnsi="UT Sans"/>
+                <w:noProof/>
                 <w:webHidden/>
-                <w:sz w:val="24"/>
-                <w:szCs w:val="21"/>
-              </w:rPr>
-              <w:instrText xml:space="preserve"> PAGEREF _Toc230906346 \h </w:instrText>
-            </w:r>
-            <w:r>
-              <w:rPr>
-                <w:rStyle w:val="Hyperlink"/>
-                <w:rFonts w:ascii="UT Sans" w:eastAsia="UT Sans" w:hAnsi="UT Sans" w:cs="Mangal"/>
+              </w:rPr>
+            </w:r>
+            <w:r>
+              <w:rPr>
+                <w:rFonts w:ascii="UT Sans" w:hAnsi="UT Sans"/>
+                <w:noProof/>
                 <w:webHidden/>
-                <w:sz w:val="24"/>
-                <w:szCs w:val="21"/>
-              </w:rPr>
-            </w:r>
-            <w:r>
-              <w:rPr>
-                <w:rStyle w:val="Hyperlink"/>
-                <w:rFonts w:ascii="UT Sans" w:eastAsia="UT Sans" w:hAnsi="UT Sans" w:cs="Mangal"/>
+              </w:rPr>
+              <w:fldChar w:fldCharType="separate"/>
+            </w:r>
+            <w:r>
+              <w:rPr>
+                <w:rFonts w:ascii="UT Sans" w:hAnsi="UT Sans"/>
+                <w:noProof/>
                 <w:webHidden/>
-                <w:sz w:val="24"/>
-                <w:szCs w:val="21"/>
-              </w:rPr>
-              <w:fldChar w:fldCharType="separate"/>
-            </w:r>
-            <w:r>
-              <w:rPr>
-                <w:rStyle w:val="Hyperlink"/>
-                <w:rFonts w:ascii="UT Sans" w:eastAsia="UT Sans" w:hAnsi="UT Sans" w:cs="Mangal"/>
+              </w:rPr>
+              <w:t>11</w:t>
+            </w:r>
+            <w:r>
+              <w:rPr>
+                <w:rFonts w:ascii="UT Sans" w:hAnsi="UT Sans"/>
+                <w:noProof/>
                 <w:webHidden/>
-                <w:sz w:val="24"/>
-                <w:szCs w:val="21"/>
-              </w:rPr>
-              <w:t>11</w:t>
-            </w:r>
-            <w:r>
-              <w:rPr>
-                <w:rStyle w:val="Hyperlink"/>
-                <w:rFonts w:ascii="UT Sans" w:eastAsia="UT Sans" w:hAnsi="UT Sans" w:cs="Mangal"/>
-                <w:webHidden/>
-                <w:sz w:val="24"/>
-                <w:szCs w:val="21"/>
               </w:rPr>
               <w:fldChar w:fldCharType="end"/>
             </w:r>
@@ -2559,106 +2391,96 @@
               <w:tab w:val="right" w:pos="9589"/>
             </w:tabs>
             <w:rPr>
-              <w:rStyle w:val="Hyperlink"/>
-              <w:rFonts w:ascii="UT Sans" w:eastAsia="UT Sans" w:hAnsi="UT Sans" w:cs="Mangal"/>
-              <w:szCs w:val="21"/>
+              <w:rFonts w:ascii="UT Sans" w:eastAsiaTheme="minorEastAsia" w:hAnsi="UT Sans" w:cstheme="minorBidi"/>
+              <w:noProof/>
+              <w:kern w:val="2"/>
+              <w:sz w:val="24"/>
+              <w:szCs w:val="24"/>
+              <w:lang w:val="ro-RO" w:eastAsia="ro-RO"/>
+              <w14:ligatures w14:val="standardContextual"/>
             </w:rPr>
           </w:pPr>
-          <w:hyperlink w:anchor="_Toc230906347" w:history="1">
+          <w:hyperlink w:anchor="_Toc231930766" w:history="1">
             <w:r>
               <w:rPr>
                 <w:rStyle w:val="Hyperlink"/>
-                <w:rFonts w:ascii="UT Sans" w:eastAsia="UT Sans" w:hAnsi="UT Sans" w:cs="Mangal"/>
+                <w:rFonts w:ascii="UT Sans" w:eastAsia="Cambria" w:hAnsi="UT Sans" w:cs="Cambria"/>
                 <w:noProof/>
-                <w:sz w:val="24"/>
-                <w:szCs w:val="21"/>
               </w:rPr>
               <w:t>2.1.11</w:t>
             </w:r>
             <w:r>
               <w:rPr>
+                <w:rFonts w:ascii="UT Sans" w:eastAsiaTheme="minorEastAsia" w:hAnsi="UT Sans" w:cstheme="minorBidi"/>
+                <w:noProof/>
+                <w:kern w:val="2"/>
+                <w:sz w:val="24"/>
+                <w:szCs w:val="24"/>
+                <w:lang w:val="ro-RO" w:eastAsia="ro-RO"/>
+                <w14:ligatures w14:val="standardContextual"/>
+              </w:rPr>
+              <w:tab/>
+            </w:r>
+            <w:r>
+              <w:rPr>
                 <w:rStyle w:val="Hyperlink"/>
-                <w:rFonts w:ascii="UT Sans" w:eastAsia="UT Sans" w:hAnsi="UT Sans" w:cs="Mangal"/>
-                <w:szCs w:val="21"/>
+                <w:rFonts w:ascii="UT Sans" w:eastAsia="Cambria" w:hAnsi="UT Sans" w:cs="Cambria"/>
+                <w:noProof/>
+              </w:rPr>
+              <w:t>Button Agent</w:t>
+            </w:r>
+            <w:r>
+              <w:rPr>
+                <w:rFonts w:ascii="UT Sans" w:hAnsi="UT Sans"/>
+                <w:noProof/>
+                <w:webHidden/>
               </w:rPr>
               <w:tab/>
             </w:r>
             <w:r>
               <w:rPr>
-                <w:rStyle w:val="Hyperlink"/>
-                <w:rFonts w:ascii="UT Sans" w:eastAsia="UT Sans" w:hAnsi="UT Sans" w:cs="Mangal"/>
+                <w:rFonts w:ascii="UT Sans" w:hAnsi="UT Sans"/>
                 <w:noProof/>
-                <w:sz w:val="24"/>
-                <w:szCs w:val="21"/>
-              </w:rPr>
-              <w:t>Button Agent</w:t>
-            </w:r>
-            <w:r>
-              <w:rPr>
-                <w:rStyle w:val="Hyperlink"/>
-                <w:rFonts w:ascii="UT Sans" w:eastAsia="UT Sans" w:hAnsi="UT Sans" w:cs="Mangal"/>
                 <w:webHidden/>
-                <w:sz w:val="24"/>
-                <w:szCs w:val="21"/>
-              </w:rPr>
-              <w:tab/>
-            </w:r>
-            <w:r>
-              <w:rPr>
-                <w:rStyle w:val="Hyperlink"/>
-                <w:rFonts w:ascii="UT Sans" w:eastAsia="UT Sans" w:hAnsi="UT Sans" w:cs="Mangal"/>
+              </w:rPr>
+              <w:fldChar w:fldCharType="begin"/>
+            </w:r>
+            <w:r>
+              <w:rPr>
+                <w:rFonts w:ascii="UT Sans" w:hAnsi="UT Sans"/>
+                <w:noProof/>
                 <w:webHidden/>
-                <w:sz w:val="24"/>
-                <w:szCs w:val="21"/>
-              </w:rPr>
-              <w:fldChar w:fldCharType="begin"/>
-            </w:r>
-            <w:r>
-              <w:rPr>
-                <w:rStyle w:val="Hyperlink"/>
-                <w:rFonts w:ascii="UT Sans" w:eastAsia="UT Sans" w:hAnsi="UT Sans" w:cs="Mangal"/>
+              </w:rPr>
+              <w:instrText xml:space="preserve"> PAGEREF _Toc231930766 \h </w:instrText>
+            </w:r>
+            <w:r>
+              <w:rPr>
+                <w:rFonts w:ascii="UT Sans" w:hAnsi="UT Sans"/>
+                <w:noProof/>
                 <w:webHidden/>
-                <w:sz w:val="24"/>
-                <w:szCs w:val="21"/>
-              </w:rPr>
-              <w:instrText xml:space="preserve"> PAGEREF _Toc230906347 \h </w:instrText>
-            </w:r>
-            <w:r>
-              <w:rPr>
-                <w:rStyle w:val="Hyperlink"/>
-                <w:rFonts w:ascii="UT Sans" w:eastAsia="UT Sans" w:hAnsi="UT Sans" w:cs="Mangal"/>
+              </w:rPr>
+            </w:r>
+            <w:r>
+              <w:rPr>
+                <w:rFonts w:ascii="UT Sans" w:hAnsi="UT Sans"/>
+                <w:noProof/>
                 <w:webHidden/>
-                <w:sz w:val="24"/>
-                <w:szCs w:val="21"/>
-              </w:rPr>
-            </w:r>
-            <w:r>
-              <w:rPr>
-                <w:rStyle w:val="Hyperlink"/>
-                <w:rFonts w:ascii="UT Sans" w:eastAsia="UT Sans" w:hAnsi="UT Sans" w:cs="Mangal"/>
+              </w:rPr>
+              <w:fldChar w:fldCharType="separate"/>
+            </w:r>
+            <w:r>
+              <w:rPr>
+                <w:rFonts w:ascii="UT Sans" w:hAnsi="UT Sans"/>
+                <w:noProof/>
                 <w:webHidden/>
-                <w:sz w:val="24"/>
-                <w:szCs w:val="21"/>
-              </w:rPr>
-              <w:fldChar w:fldCharType="separate"/>
-            </w:r>
-            <w:r>
-              <w:rPr>
-                <w:rStyle w:val="Hyperlink"/>
-                <w:rFonts w:ascii="UT Sans" w:eastAsia="UT Sans" w:hAnsi="UT Sans" w:cs="Mangal"/>
+              </w:rPr>
+              <w:t>11</w:t>
+            </w:r>
+            <w:r>
+              <w:rPr>
+                <w:rFonts w:ascii="UT Sans" w:hAnsi="UT Sans"/>
+                <w:noProof/>
                 <w:webHidden/>
-                <w:sz w:val="24"/>
-                <w:szCs w:val="21"/>
-              </w:rPr>
-              <w:t>11</w:t>
-            </w:r>
-            <w:r>
-              <w:rPr>
-                <w:rStyle w:val="Hyperlink"/>
-                <w:rFonts w:ascii="UT Sans" w:eastAsia="UT Sans" w:hAnsi="UT Sans" w:cs="Mangal"/>
-                <w:webHidden/>
-                <w:sz w:val="24"/>
-                <w:szCs w:val="21"/>
               </w:rPr>
               <w:fldChar w:fldCharType="end"/>
             </w:r>
@@ -2672,106 +2494,96 @@
               <w:tab w:val="right" w:pos="9589"/>
             </w:tabs>
             <w:rPr>
-              <w:rStyle w:val="Hyperlink"/>
-              <w:rFonts w:ascii="UT Sans" w:eastAsia="UT Sans" w:hAnsi="UT Sans" w:cs="Mangal"/>
-              <w:szCs w:val="21"/>
+              <w:rFonts w:ascii="UT Sans" w:eastAsiaTheme="minorEastAsia" w:hAnsi="UT Sans" w:cstheme="minorBidi"/>
+              <w:noProof/>
+              <w:kern w:val="2"/>
+              <w:sz w:val="24"/>
+              <w:szCs w:val="24"/>
+              <w:lang w:val="ro-RO" w:eastAsia="ro-RO"/>
+              <w14:ligatures w14:val="standardContextual"/>
             </w:rPr>
           </w:pPr>
-          <w:hyperlink w:anchor="_Toc230906348" w:history="1">
+          <w:hyperlink w:anchor="_Toc231930767" w:history="1">
             <w:r>
               <w:rPr>
                 <w:rStyle w:val="Hyperlink"/>
-                <w:rFonts w:ascii="UT Sans" w:eastAsia="UT Sans" w:hAnsi="UT Sans" w:cs="Mangal"/>
+                <w:rFonts w:ascii="UT Sans" w:eastAsia="Cambria" w:hAnsi="UT Sans" w:cs="Cambria"/>
                 <w:noProof/>
-                <w:sz w:val="24"/>
-                <w:szCs w:val="21"/>
               </w:rPr>
               <w:t>2.1.12</w:t>
             </w:r>
             <w:r>
               <w:rPr>
+                <w:rFonts w:ascii="UT Sans" w:eastAsiaTheme="minorEastAsia" w:hAnsi="UT Sans" w:cstheme="minorBidi"/>
+                <w:noProof/>
+                <w:kern w:val="2"/>
+                <w:sz w:val="24"/>
+                <w:szCs w:val="24"/>
+                <w:lang w:val="ro-RO" w:eastAsia="ro-RO"/>
+                <w14:ligatures w14:val="standardContextual"/>
+              </w:rPr>
+              <w:tab/>
+            </w:r>
+            <w:r>
+              <w:rPr>
                 <w:rStyle w:val="Hyperlink"/>
-                <w:rFonts w:ascii="UT Sans" w:eastAsia="UT Sans" w:hAnsi="UT Sans" w:cs="Mangal"/>
-                <w:szCs w:val="21"/>
+                <w:rFonts w:ascii="UT Sans" w:eastAsia="Cambria" w:hAnsi="UT Sans" w:cs="Cambria"/>
+                <w:noProof/>
+              </w:rPr>
+              <w:t>Button Transaction</w:t>
+            </w:r>
+            <w:r>
+              <w:rPr>
+                <w:rFonts w:ascii="UT Sans" w:hAnsi="UT Sans"/>
+                <w:noProof/>
+                <w:webHidden/>
               </w:rPr>
               <w:tab/>
             </w:r>
             <w:r>
               <w:rPr>
-                <w:rStyle w:val="Hyperlink"/>
-                <w:rFonts w:ascii="UT Sans" w:eastAsia="UT Sans" w:hAnsi="UT Sans" w:cs="Mangal"/>
+                <w:rFonts w:ascii="UT Sans" w:hAnsi="UT Sans"/>
                 <w:noProof/>
-                <w:sz w:val="24"/>
-                <w:szCs w:val="21"/>
-              </w:rPr>
-              <w:t>Button Transaction</w:t>
-            </w:r>
-            <w:r>
-              <w:rPr>
-                <w:rStyle w:val="Hyperlink"/>
-                <w:rFonts w:ascii="UT Sans" w:eastAsia="UT Sans" w:hAnsi="UT Sans" w:cs="Mangal"/>
                 <w:webHidden/>
-                <w:sz w:val="24"/>
-                <w:szCs w:val="21"/>
-              </w:rPr>
-              <w:tab/>
-            </w:r>
-            <w:r>
-              <w:rPr>
-                <w:rStyle w:val="Hyperlink"/>
-                <w:rFonts w:ascii="UT Sans" w:eastAsia="UT Sans" w:hAnsi="UT Sans" w:cs="Mangal"/>
+              </w:rPr>
+              <w:fldChar w:fldCharType="begin"/>
+            </w:r>
+            <w:r>
+              <w:rPr>
+                <w:rFonts w:ascii="UT Sans" w:hAnsi="UT Sans"/>
+                <w:noProof/>
                 <w:webHidden/>
-                <w:sz w:val="24"/>
-                <w:szCs w:val="21"/>
-              </w:rPr>
-              <w:fldChar w:fldCharType="begin"/>
-            </w:r>
-            <w:r>
-              <w:rPr>
-                <w:rStyle w:val="Hyperlink"/>
-                <w:rFonts w:ascii="UT Sans" w:eastAsia="UT Sans" w:hAnsi="UT Sans" w:cs="Mangal"/>
+              </w:rPr>
+              <w:instrText xml:space="preserve"> PAGEREF _Toc231930767 \h </w:instrText>
+            </w:r>
+            <w:r>
+              <w:rPr>
+                <w:rFonts w:ascii="UT Sans" w:hAnsi="UT Sans"/>
+                <w:noProof/>
                 <w:webHidden/>
-                <w:sz w:val="24"/>
-                <w:szCs w:val="21"/>
-              </w:rPr>
-              <w:instrText xml:space="preserve"> PAGEREF _Toc230906348 \h </w:instrText>
-            </w:r>
-            <w:r>
-              <w:rPr>
-                <w:rStyle w:val="Hyperlink"/>
-                <w:rFonts w:ascii="UT Sans" w:eastAsia="UT Sans" w:hAnsi="UT Sans" w:cs="Mangal"/>
+              </w:rPr>
+            </w:r>
+            <w:r>
+              <w:rPr>
+                <w:rFonts w:ascii="UT Sans" w:hAnsi="UT Sans"/>
+                <w:noProof/>
                 <w:webHidden/>
-                <w:sz w:val="24"/>
-                <w:szCs w:val="21"/>
-              </w:rPr>
-            </w:r>
-            <w:r>
-              <w:rPr>
-                <w:rStyle w:val="Hyperlink"/>
-                <w:rFonts w:ascii="UT Sans" w:eastAsia="UT Sans" w:hAnsi="UT Sans" w:cs="Mangal"/>
+              </w:rPr>
+              <w:fldChar w:fldCharType="separate"/>
+            </w:r>
+            <w:r>
+              <w:rPr>
+                <w:rFonts w:ascii="UT Sans" w:hAnsi="UT Sans"/>
+                <w:noProof/>
                 <w:webHidden/>
-                <w:sz w:val="24"/>
-                <w:szCs w:val="21"/>
-              </w:rPr>
-              <w:fldChar w:fldCharType="separate"/>
-            </w:r>
-            <w:r>
-              <w:rPr>
-                <w:rStyle w:val="Hyperlink"/>
-                <w:rFonts w:ascii="UT Sans" w:eastAsia="UT Sans" w:hAnsi="UT Sans" w:cs="Mangal"/>
+              </w:rPr>
+              <w:t>11</w:t>
+            </w:r>
+            <w:r>
+              <w:rPr>
+                <w:rFonts w:ascii="UT Sans" w:hAnsi="UT Sans"/>
+                <w:noProof/>
                 <w:webHidden/>
-                <w:sz w:val="24"/>
-                <w:szCs w:val="21"/>
-              </w:rPr>
-              <w:t>11</w:t>
-            </w:r>
-            <w:r>
-              <w:rPr>
-                <w:rStyle w:val="Hyperlink"/>
-                <w:rFonts w:ascii="UT Sans" w:eastAsia="UT Sans" w:hAnsi="UT Sans" w:cs="Mangal"/>
-                <w:webHidden/>
-                <w:sz w:val="24"/>
-                <w:szCs w:val="21"/>
               </w:rPr>
               <w:fldChar w:fldCharType="end"/>
             </w:r>
@@ -2785,106 +2597,96 @@
               <w:tab w:val="right" w:pos="9589"/>
             </w:tabs>
             <w:rPr>
-              <w:rStyle w:val="Hyperlink"/>
-              <w:rFonts w:ascii="UT Sans" w:eastAsia="UT Sans" w:hAnsi="UT Sans" w:cs="Mangal"/>
-              <w:szCs w:val="21"/>
+              <w:rFonts w:ascii="UT Sans" w:eastAsiaTheme="minorEastAsia" w:hAnsi="UT Sans" w:cstheme="minorBidi"/>
+              <w:noProof/>
+              <w:kern w:val="2"/>
+              <w:sz w:val="24"/>
+              <w:szCs w:val="24"/>
+              <w:lang w:val="ro-RO" w:eastAsia="ro-RO"/>
+              <w14:ligatures w14:val="standardContextual"/>
             </w:rPr>
           </w:pPr>
-          <w:hyperlink w:anchor="_Toc230906349" w:history="1">
+          <w:hyperlink w:anchor="_Toc231930768" w:history="1">
             <w:r>
               <w:rPr>
                 <w:rStyle w:val="Hyperlink"/>
-                <w:rFonts w:ascii="UT Sans" w:eastAsia="UT Sans" w:hAnsi="UT Sans" w:cs="Mangal"/>
+                <w:rFonts w:ascii="UT Sans" w:eastAsia="Cambria" w:hAnsi="UT Sans" w:cs="Cambria"/>
                 <w:noProof/>
-                <w:sz w:val="24"/>
-                <w:szCs w:val="21"/>
               </w:rPr>
               <w:t>2.1.13</w:t>
             </w:r>
             <w:r>
               <w:rPr>
+                <w:rFonts w:ascii="UT Sans" w:eastAsiaTheme="minorEastAsia" w:hAnsi="UT Sans" w:cstheme="minorBidi"/>
+                <w:noProof/>
+                <w:kern w:val="2"/>
+                <w:sz w:val="24"/>
+                <w:szCs w:val="24"/>
+                <w:lang w:val="ro-RO" w:eastAsia="ro-RO"/>
+                <w14:ligatures w14:val="standardContextual"/>
+              </w:rPr>
+              <w:tab/>
+            </w:r>
+            <w:r>
+              <w:rPr>
                 <w:rStyle w:val="Hyperlink"/>
-                <w:rFonts w:ascii="UT Sans" w:eastAsia="UT Sans" w:hAnsi="UT Sans" w:cs="Mangal"/>
-                <w:szCs w:val="21"/>
+                <w:rFonts w:ascii="UT Sans" w:eastAsia="Cambria" w:hAnsi="UT Sans" w:cs="Cambria"/>
+                <w:noProof/>
+              </w:rPr>
+              <w:t>Button Driver</w:t>
+            </w:r>
+            <w:r>
+              <w:rPr>
+                <w:rFonts w:ascii="UT Sans" w:hAnsi="UT Sans"/>
+                <w:noProof/>
+                <w:webHidden/>
               </w:rPr>
               <w:tab/>
             </w:r>
             <w:r>
               <w:rPr>
-                <w:rStyle w:val="Hyperlink"/>
-                <w:rFonts w:ascii="UT Sans" w:eastAsia="UT Sans" w:hAnsi="UT Sans" w:cs="Mangal"/>
+                <w:rFonts w:ascii="UT Sans" w:hAnsi="UT Sans"/>
                 <w:noProof/>
-                <w:sz w:val="24"/>
-                <w:szCs w:val="21"/>
-              </w:rPr>
-              <w:t>Button Driver</w:t>
-            </w:r>
-            <w:r>
-              <w:rPr>
-                <w:rStyle w:val="Hyperlink"/>
-                <w:rFonts w:ascii="UT Sans" w:eastAsia="UT Sans" w:hAnsi="UT Sans" w:cs="Mangal"/>
                 <w:webHidden/>
-                <w:sz w:val="24"/>
-                <w:szCs w:val="21"/>
-              </w:rPr>
-              <w:tab/>
-            </w:r>
-            <w:r>
-              <w:rPr>
-                <w:rStyle w:val="Hyperlink"/>
-                <w:rFonts w:ascii="UT Sans" w:eastAsia="UT Sans" w:hAnsi="UT Sans" w:cs="Mangal"/>
+              </w:rPr>
+              <w:fldChar w:fldCharType="begin"/>
+            </w:r>
+            <w:r>
+              <w:rPr>
+                <w:rFonts w:ascii="UT Sans" w:hAnsi="UT Sans"/>
+                <w:noProof/>
                 <w:webHidden/>
-                <w:sz w:val="24"/>
-                <w:szCs w:val="21"/>
-              </w:rPr>
-              <w:fldChar w:fldCharType="begin"/>
-            </w:r>
-            <w:r>
-              <w:rPr>
-                <w:rStyle w:val="Hyperlink"/>
-                <w:rFonts w:ascii="UT Sans" w:eastAsia="UT Sans" w:hAnsi="UT Sans" w:cs="Mangal"/>
+              </w:rPr>
+              <w:instrText xml:space="preserve"> PAGEREF _Toc231930768 \h </w:instrText>
+            </w:r>
+            <w:r>
+              <w:rPr>
+                <w:rFonts w:ascii="UT Sans" w:hAnsi="UT Sans"/>
+                <w:noProof/>
                 <w:webHidden/>
-                <w:sz w:val="24"/>
-                <w:szCs w:val="21"/>
-              </w:rPr>
-              <w:instrText xml:space="preserve"> PAGEREF _Toc230906349 \h </w:instrText>
-            </w:r>
-            <w:r>
-              <w:rPr>
-                <w:rStyle w:val="Hyperlink"/>
-                <w:rFonts w:ascii="UT Sans" w:eastAsia="UT Sans" w:hAnsi="UT Sans" w:cs="Mangal"/>
+              </w:rPr>
+            </w:r>
+            <w:r>
+              <w:rPr>
+                <w:rFonts w:ascii="UT Sans" w:hAnsi="UT Sans"/>
+                <w:noProof/>
                 <w:webHidden/>
-                <w:sz w:val="24"/>
-                <w:szCs w:val="21"/>
-              </w:rPr>
-            </w:r>
-            <w:r>
-              <w:rPr>
-                <w:rStyle w:val="Hyperlink"/>
-                <w:rFonts w:ascii="UT Sans" w:eastAsia="UT Sans" w:hAnsi="UT Sans" w:cs="Mangal"/>
+              </w:rPr>
+              <w:fldChar w:fldCharType="separate"/>
+            </w:r>
+            <w:r>
+              <w:rPr>
+                <w:rFonts w:ascii="UT Sans" w:hAnsi="UT Sans"/>
+                <w:noProof/>
                 <w:webHidden/>
-                <w:sz w:val="24"/>
-                <w:szCs w:val="21"/>
-              </w:rPr>
-              <w:fldChar w:fldCharType="separate"/>
-            </w:r>
-            <w:r>
-              <w:rPr>
-                <w:rStyle w:val="Hyperlink"/>
-                <w:rFonts w:ascii="UT Sans" w:eastAsia="UT Sans" w:hAnsi="UT Sans" w:cs="Mangal"/>
+              </w:rPr>
+              <w:t>11</w:t>
+            </w:r>
+            <w:r>
+              <w:rPr>
+                <w:rFonts w:ascii="UT Sans" w:hAnsi="UT Sans"/>
+                <w:noProof/>
                 <w:webHidden/>
-                <w:sz w:val="24"/>
-                <w:szCs w:val="21"/>
-              </w:rPr>
-              <w:t>11</w:t>
-            </w:r>
-            <w:r>
-              <w:rPr>
-                <w:rStyle w:val="Hyperlink"/>
-                <w:rFonts w:ascii="UT Sans" w:eastAsia="UT Sans" w:hAnsi="UT Sans" w:cs="Mangal"/>
-                <w:webHidden/>
-                <w:sz w:val="24"/>
-                <w:szCs w:val="21"/>
               </w:rPr>
               <w:fldChar w:fldCharType="end"/>
             </w:r>
@@ -2898,106 +2700,96 @@
               <w:tab w:val="right" w:pos="9589"/>
             </w:tabs>
             <w:rPr>
-              <w:rStyle w:val="Hyperlink"/>
-              <w:rFonts w:ascii="UT Sans" w:eastAsia="UT Sans" w:hAnsi="UT Sans" w:cs="Mangal"/>
-              <w:szCs w:val="21"/>
+              <w:rFonts w:ascii="UT Sans" w:eastAsiaTheme="minorEastAsia" w:hAnsi="UT Sans" w:cstheme="minorBidi"/>
+              <w:noProof/>
+              <w:kern w:val="2"/>
+              <w:sz w:val="24"/>
+              <w:szCs w:val="24"/>
+              <w:lang w:val="ro-RO" w:eastAsia="ro-RO"/>
+              <w14:ligatures w14:val="standardContextual"/>
             </w:rPr>
           </w:pPr>
-          <w:hyperlink w:anchor="_Toc230906350" w:history="1">
+          <w:hyperlink w:anchor="_Toc231930769" w:history="1">
             <w:r>
               <w:rPr>
                 <w:rStyle w:val="Hyperlink"/>
-                <w:rFonts w:ascii="UT Sans" w:eastAsia="UT Sans" w:hAnsi="UT Sans" w:cs="Mangal"/>
+                <w:rFonts w:ascii="UT Sans" w:eastAsia="Cambria" w:hAnsi="UT Sans" w:cs="Cambria"/>
                 <w:noProof/>
-                <w:sz w:val="24"/>
-                <w:szCs w:val="21"/>
               </w:rPr>
               <w:t>2.1.14</w:t>
             </w:r>
             <w:r>
               <w:rPr>
+                <w:rFonts w:ascii="UT Sans" w:eastAsiaTheme="minorEastAsia" w:hAnsi="UT Sans" w:cstheme="minorBidi"/>
+                <w:noProof/>
+                <w:kern w:val="2"/>
+                <w:sz w:val="24"/>
+                <w:szCs w:val="24"/>
+                <w:lang w:val="ro-RO" w:eastAsia="ro-RO"/>
+                <w14:ligatures w14:val="standardContextual"/>
+              </w:rPr>
+              <w:tab/>
+            </w:r>
+            <w:r>
+              <w:rPr>
                 <w:rStyle w:val="Hyperlink"/>
-                <w:rFonts w:ascii="UT Sans" w:eastAsia="UT Sans" w:hAnsi="UT Sans" w:cs="Mangal"/>
-                <w:szCs w:val="21"/>
+                <w:rFonts w:ascii="UT Sans" w:eastAsia="Cambria" w:hAnsi="UT Sans" w:cs="Cambria"/>
+                <w:noProof/>
+              </w:rPr>
+              <w:t>Button Monitor</w:t>
+            </w:r>
+            <w:r>
+              <w:rPr>
+                <w:rFonts w:ascii="UT Sans" w:hAnsi="UT Sans"/>
+                <w:noProof/>
+                <w:webHidden/>
               </w:rPr>
               <w:tab/>
             </w:r>
             <w:r>
               <w:rPr>
-                <w:rStyle w:val="Hyperlink"/>
-                <w:rFonts w:ascii="UT Sans" w:eastAsia="UT Sans" w:hAnsi="UT Sans" w:cs="Mangal"/>
+                <w:rFonts w:ascii="UT Sans" w:hAnsi="UT Sans"/>
                 <w:noProof/>
-                <w:sz w:val="24"/>
-                <w:szCs w:val="21"/>
-              </w:rPr>
-              <w:t>Button Monitor</w:t>
-            </w:r>
-            <w:r>
-              <w:rPr>
-                <w:rStyle w:val="Hyperlink"/>
-                <w:rFonts w:ascii="UT Sans" w:eastAsia="UT Sans" w:hAnsi="UT Sans" w:cs="Mangal"/>
                 <w:webHidden/>
-                <w:sz w:val="24"/>
-                <w:szCs w:val="21"/>
-              </w:rPr>
-              <w:tab/>
-            </w:r>
-            <w:r>
-              <w:rPr>
-                <w:rStyle w:val="Hyperlink"/>
-                <w:rFonts w:ascii="UT Sans" w:eastAsia="UT Sans" w:hAnsi="UT Sans" w:cs="Mangal"/>
+              </w:rPr>
+              <w:fldChar w:fldCharType="begin"/>
+            </w:r>
+            <w:r>
+              <w:rPr>
+                <w:rFonts w:ascii="UT Sans" w:hAnsi="UT Sans"/>
+                <w:noProof/>
                 <w:webHidden/>
-                <w:sz w:val="24"/>
-                <w:szCs w:val="21"/>
-              </w:rPr>
-              <w:fldChar w:fldCharType="begin"/>
-            </w:r>
-            <w:r>
-              <w:rPr>
-                <w:rStyle w:val="Hyperlink"/>
-                <w:rFonts w:ascii="UT Sans" w:eastAsia="UT Sans" w:hAnsi="UT Sans" w:cs="Mangal"/>
+              </w:rPr>
+              <w:instrText xml:space="preserve"> PAGEREF _Toc231930769 \h </w:instrText>
+            </w:r>
+            <w:r>
+              <w:rPr>
+                <w:rFonts w:ascii="UT Sans" w:hAnsi="UT Sans"/>
+                <w:noProof/>
                 <w:webHidden/>
-                <w:sz w:val="24"/>
-                <w:szCs w:val="21"/>
-              </w:rPr>
-              <w:instrText xml:space="preserve"> PAGEREF _Toc230906350 \h </w:instrText>
-            </w:r>
-            <w:r>
-              <w:rPr>
-                <w:rStyle w:val="Hyperlink"/>
-                <w:rFonts w:ascii="UT Sans" w:eastAsia="UT Sans" w:hAnsi="UT Sans" w:cs="Mangal"/>
+              </w:rPr>
+            </w:r>
+            <w:r>
+              <w:rPr>
+                <w:rFonts w:ascii="UT Sans" w:hAnsi="UT Sans"/>
+                <w:noProof/>
                 <w:webHidden/>
-                <w:sz w:val="24"/>
-                <w:szCs w:val="21"/>
-              </w:rPr>
-            </w:r>
-            <w:r>
-              <w:rPr>
-                <w:rStyle w:val="Hyperlink"/>
-                <w:rFonts w:ascii="UT Sans" w:eastAsia="UT Sans" w:hAnsi="UT Sans" w:cs="Mangal"/>
+              </w:rPr>
+              <w:fldChar w:fldCharType="separate"/>
+            </w:r>
+            <w:r>
+              <w:rPr>
+                <w:rFonts w:ascii="UT Sans" w:hAnsi="UT Sans"/>
+                <w:noProof/>
                 <w:webHidden/>
-                <w:sz w:val="24"/>
-                <w:szCs w:val="21"/>
-              </w:rPr>
-              <w:fldChar w:fldCharType="separate"/>
-            </w:r>
-            <w:r>
-              <w:rPr>
-                <w:rStyle w:val="Hyperlink"/>
-                <w:rFonts w:ascii="UT Sans" w:eastAsia="UT Sans" w:hAnsi="UT Sans" w:cs="Mangal"/>
+              </w:rPr>
+              <w:t>11</w:t>
+            </w:r>
+            <w:r>
+              <w:rPr>
+                <w:rFonts w:ascii="UT Sans" w:hAnsi="UT Sans"/>
+                <w:noProof/>
                 <w:webHidden/>
-                <w:sz w:val="24"/>
-                <w:szCs w:val="21"/>
-              </w:rPr>
-              <w:t>12</w:t>
-            </w:r>
-            <w:r>
-              <w:rPr>
-                <w:rStyle w:val="Hyperlink"/>
-                <w:rFonts w:ascii="UT Sans" w:eastAsia="UT Sans" w:hAnsi="UT Sans" w:cs="Mangal"/>
-                <w:webHidden/>
-                <w:sz w:val="24"/>
-                <w:szCs w:val="21"/>
               </w:rPr>
               <w:fldChar w:fldCharType="end"/>
             </w:r>
@@ -3011,106 +2803,96 @@
               <w:tab w:val="right" w:pos="9589"/>
             </w:tabs>
             <w:rPr>
-              <w:rStyle w:val="Hyperlink"/>
-              <w:rFonts w:ascii="UT Sans" w:eastAsia="UT Sans" w:hAnsi="UT Sans" w:cs="Mangal"/>
-              <w:szCs w:val="21"/>
+              <w:rFonts w:ascii="UT Sans" w:eastAsiaTheme="minorEastAsia" w:hAnsi="UT Sans" w:cstheme="minorBidi"/>
+              <w:noProof/>
+              <w:kern w:val="2"/>
+              <w:sz w:val="24"/>
+              <w:szCs w:val="24"/>
+              <w:lang w:val="ro-RO" w:eastAsia="ro-RO"/>
+              <w14:ligatures w14:val="standardContextual"/>
             </w:rPr>
           </w:pPr>
-          <w:hyperlink w:anchor="_Toc230906351" w:history="1">
+          <w:hyperlink w:anchor="_Toc231930770" w:history="1">
             <w:r>
               <w:rPr>
                 <w:rStyle w:val="Hyperlink"/>
-                <w:rFonts w:ascii="UT Sans" w:eastAsia="UT Sans" w:hAnsi="UT Sans" w:cs="Mangal"/>
+                <w:rFonts w:ascii="UT Sans" w:eastAsia="Cambria" w:hAnsi="UT Sans" w:cs="Cambria"/>
                 <w:noProof/>
-                <w:sz w:val="24"/>
-                <w:szCs w:val="21"/>
               </w:rPr>
               <w:t>2.1.15</w:t>
             </w:r>
             <w:r>
               <w:rPr>
+                <w:rFonts w:ascii="UT Sans" w:eastAsiaTheme="minorEastAsia" w:hAnsi="UT Sans" w:cstheme="minorBidi"/>
+                <w:noProof/>
+                <w:kern w:val="2"/>
+                <w:sz w:val="24"/>
+                <w:szCs w:val="24"/>
+                <w:lang w:val="ro-RO" w:eastAsia="ro-RO"/>
+                <w14:ligatures w14:val="standardContextual"/>
+              </w:rPr>
+              <w:tab/>
+            </w:r>
+            <w:r>
+              <w:rPr>
                 <w:rStyle w:val="Hyperlink"/>
-                <w:rFonts w:ascii="UT Sans" w:eastAsia="UT Sans" w:hAnsi="UT Sans" w:cs="Mangal"/>
-                <w:szCs w:val="21"/>
+                <w:rFonts w:ascii="UT Sans" w:eastAsia="Cambria" w:hAnsi="UT Sans" w:cs="Cambria"/>
+                <w:noProof/>
+              </w:rPr>
+              <w:t>Button Coverage Collector</w:t>
+            </w:r>
+            <w:r>
+              <w:rPr>
+                <w:rFonts w:ascii="UT Sans" w:hAnsi="UT Sans"/>
+                <w:noProof/>
+                <w:webHidden/>
               </w:rPr>
               <w:tab/>
             </w:r>
             <w:r>
               <w:rPr>
-                <w:rStyle w:val="Hyperlink"/>
-                <w:rFonts w:ascii="UT Sans" w:eastAsia="UT Sans" w:hAnsi="UT Sans" w:cs="Mangal"/>
+                <w:rFonts w:ascii="UT Sans" w:hAnsi="UT Sans"/>
                 <w:noProof/>
-                <w:sz w:val="24"/>
-                <w:szCs w:val="21"/>
-              </w:rPr>
-              <w:t>Button Coverage Collector</w:t>
-            </w:r>
-            <w:r>
-              <w:rPr>
-                <w:rStyle w:val="Hyperlink"/>
-                <w:rFonts w:ascii="UT Sans" w:eastAsia="UT Sans" w:hAnsi="UT Sans" w:cs="Mangal"/>
                 <w:webHidden/>
-                <w:sz w:val="24"/>
-                <w:szCs w:val="21"/>
-              </w:rPr>
-              <w:tab/>
-            </w:r>
-            <w:r>
-              <w:rPr>
-                <w:rStyle w:val="Hyperlink"/>
-                <w:rFonts w:ascii="UT Sans" w:eastAsia="UT Sans" w:hAnsi="UT Sans" w:cs="Mangal"/>
+              </w:rPr>
+              <w:fldChar w:fldCharType="begin"/>
+            </w:r>
+            <w:r>
+              <w:rPr>
+                <w:rFonts w:ascii="UT Sans" w:hAnsi="UT Sans"/>
+                <w:noProof/>
                 <w:webHidden/>
-                <w:sz w:val="24"/>
-                <w:szCs w:val="21"/>
-              </w:rPr>
-              <w:fldChar w:fldCharType="begin"/>
-            </w:r>
-            <w:r>
-              <w:rPr>
-                <w:rStyle w:val="Hyperlink"/>
-                <w:rFonts w:ascii="UT Sans" w:eastAsia="UT Sans" w:hAnsi="UT Sans" w:cs="Mangal"/>
+              </w:rPr>
+              <w:instrText xml:space="preserve"> PAGEREF _Toc231930770 \h </w:instrText>
+            </w:r>
+            <w:r>
+              <w:rPr>
+                <w:rFonts w:ascii="UT Sans" w:hAnsi="UT Sans"/>
+                <w:noProof/>
                 <w:webHidden/>
-                <w:sz w:val="24"/>
-                <w:szCs w:val="21"/>
-              </w:rPr>
-              <w:instrText xml:space="preserve"> PAGEREF _Toc230906351 \h </w:instrText>
-            </w:r>
-            <w:r>
-              <w:rPr>
-                <w:rStyle w:val="Hyperlink"/>
-                <w:rFonts w:ascii="UT Sans" w:eastAsia="UT Sans" w:hAnsi="UT Sans" w:cs="Mangal"/>
+              </w:rPr>
+            </w:r>
+            <w:r>
+              <w:rPr>
+                <w:rFonts w:ascii="UT Sans" w:hAnsi="UT Sans"/>
+                <w:noProof/>
                 <w:webHidden/>
-                <w:sz w:val="24"/>
-                <w:szCs w:val="21"/>
-              </w:rPr>
-            </w:r>
-            <w:r>
-              <w:rPr>
-                <w:rStyle w:val="Hyperlink"/>
-                <w:rFonts w:ascii="UT Sans" w:eastAsia="UT Sans" w:hAnsi="UT Sans" w:cs="Mangal"/>
+              </w:rPr>
+              <w:fldChar w:fldCharType="separate"/>
+            </w:r>
+            <w:r>
+              <w:rPr>
+                <w:rFonts w:ascii="UT Sans" w:hAnsi="UT Sans"/>
+                <w:noProof/>
                 <w:webHidden/>
-                <w:sz w:val="24"/>
-                <w:szCs w:val="21"/>
-              </w:rPr>
-              <w:fldChar w:fldCharType="separate"/>
-            </w:r>
-            <w:r>
-              <w:rPr>
-                <w:rStyle w:val="Hyperlink"/>
-                <w:rFonts w:ascii="UT Sans" w:eastAsia="UT Sans" w:hAnsi="UT Sans" w:cs="Mangal"/>
+              </w:rPr>
+              <w:t>12</w:t>
+            </w:r>
+            <w:r>
+              <w:rPr>
+                <w:rFonts w:ascii="UT Sans" w:hAnsi="UT Sans"/>
+                <w:noProof/>
                 <w:webHidden/>
-                <w:sz w:val="24"/>
-                <w:szCs w:val="21"/>
-              </w:rPr>
-              <w:t>12</w:t>
-            </w:r>
-            <w:r>
-              <w:rPr>
-                <w:rStyle w:val="Hyperlink"/>
-                <w:rFonts w:ascii="UT Sans" w:eastAsia="UT Sans" w:hAnsi="UT Sans" w:cs="Mangal"/>
-                <w:webHidden/>
-                <w:sz w:val="24"/>
-                <w:szCs w:val="21"/>
               </w:rPr>
               <w:fldChar w:fldCharType="end"/>
             </w:r>
@@ -3124,106 +2906,96 @@
               <w:tab w:val="right" w:pos="9589"/>
             </w:tabs>
             <w:rPr>
-              <w:rStyle w:val="Hyperlink"/>
-              <w:rFonts w:ascii="UT Sans" w:eastAsia="UT Sans" w:hAnsi="UT Sans" w:cs="Mangal"/>
-              <w:szCs w:val="21"/>
+              <w:rFonts w:ascii="UT Sans" w:eastAsiaTheme="minorEastAsia" w:hAnsi="UT Sans" w:cstheme="minorBidi"/>
+              <w:noProof/>
+              <w:kern w:val="2"/>
+              <w:sz w:val="24"/>
+              <w:szCs w:val="24"/>
+              <w:lang w:val="ro-RO" w:eastAsia="ro-RO"/>
+              <w14:ligatures w14:val="standardContextual"/>
             </w:rPr>
           </w:pPr>
-          <w:hyperlink w:anchor="_Toc230906352" w:history="1">
+          <w:hyperlink w:anchor="_Toc231930771" w:history="1">
             <w:r>
               <w:rPr>
                 <w:rStyle w:val="Hyperlink"/>
-                <w:rFonts w:ascii="UT Sans" w:eastAsia="UT Sans" w:hAnsi="UT Sans" w:cs="Mangal"/>
+                <w:rFonts w:ascii="UT Sans" w:eastAsia="Cambria" w:hAnsi="UT Sans" w:cs="Cambria"/>
                 <w:noProof/>
-                <w:sz w:val="24"/>
-                <w:szCs w:val="21"/>
               </w:rPr>
               <w:t>2.1.16</w:t>
             </w:r>
             <w:r>
               <w:rPr>
+                <w:rFonts w:ascii="UT Sans" w:eastAsiaTheme="minorEastAsia" w:hAnsi="UT Sans" w:cstheme="minorBidi"/>
+                <w:noProof/>
+                <w:kern w:val="2"/>
+                <w:sz w:val="24"/>
+                <w:szCs w:val="24"/>
+                <w:lang w:val="ro-RO" w:eastAsia="ro-RO"/>
+                <w14:ligatures w14:val="standardContextual"/>
+              </w:rPr>
+              <w:tab/>
+            </w:r>
+            <w:r>
+              <w:rPr>
                 <w:rStyle w:val="Hyperlink"/>
-                <w:rFonts w:ascii="UT Sans" w:eastAsia="UT Sans" w:hAnsi="UT Sans" w:cs="Mangal"/>
-                <w:szCs w:val="21"/>
+                <w:rFonts w:ascii="UT Sans" w:eastAsia="Cambria" w:hAnsi="UT Sans" w:cs="Cambria"/>
+                <w:noProof/>
+              </w:rPr>
+              <w:t>Button Sequences</w:t>
+            </w:r>
+            <w:r>
+              <w:rPr>
+                <w:rFonts w:ascii="UT Sans" w:hAnsi="UT Sans"/>
+                <w:noProof/>
+                <w:webHidden/>
               </w:rPr>
               <w:tab/>
             </w:r>
             <w:r>
               <w:rPr>
-                <w:rStyle w:val="Hyperlink"/>
-                <w:rFonts w:ascii="UT Sans" w:eastAsia="UT Sans" w:hAnsi="UT Sans" w:cs="Mangal"/>
+                <w:rFonts w:ascii="UT Sans" w:hAnsi="UT Sans"/>
                 <w:noProof/>
-                <w:sz w:val="24"/>
-                <w:szCs w:val="21"/>
-              </w:rPr>
-              <w:t>Button Sequences</w:t>
-            </w:r>
-            <w:r>
-              <w:rPr>
-                <w:rStyle w:val="Hyperlink"/>
-                <w:rFonts w:ascii="UT Sans" w:eastAsia="UT Sans" w:hAnsi="UT Sans" w:cs="Mangal"/>
                 <w:webHidden/>
-                <w:sz w:val="24"/>
-                <w:szCs w:val="21"/>
-              </w:rPr>
-              <w:tab/>
-            </w:r>
-            <w:r>
-              <w:rPr>
-                <w:rStyle w:val="Hyperlink"/>
-                <w:rFonts w:ascii="UT Sans" w:eastAsia="UT Sans" w:hAnsi="UT Sans" w:cs="Mangal"/>
+              </w:rPr>
+              <w:fldChar w:fldCharType="begin"/>
+            </w:r>
+            <w:r>
+              <w:rPr>
+                <w:rFonts w:ascii="UT Sans" w:hAnsi="UT Sans"/>
+                <w:noProof/>
                 <w:webHidden/>
-                <w:sz w:val="24"/>
-                <w:szCs w:val="21"/>
-              </w:rPr>
-              <w:fldChar w:fldCharType="begin"/>
-            </w:r>
-            <w:r>
-              <w:rPr>
-                <w:rStyle w:val="Hyperlink"/>
-                <w:rFonts w:ascii="UT Sans" w:eastAsia="UT Sans" w:hAnsi="UT Sans" w:cs="Mangal"/>
+              </w:rPr>
+              <w:instrText xml:space="preserve"> PAGEREF _Toc231930771 \h </w:instrText>
+            </w:r>
+            <w:r>
+              <w:rPr>
+                <w:rFonts w:ascii="UT Sans" w:hAnsi="UT Sans"/>
+                <w:noProof/>
                 <w:webHidden/>
-                <w:sz w:val="24"/>
-                <w:szCs w:val="21"/>
-              </w:rPr>
-              <w:instrText xml:space="preserve"> PAGEREF _Toc230906352 \h </w:instrText>
-            </w:r>
-            <w:r>
-              <w:rPr>
-                <w:rStyle w:val="Hyperlink"/>
-                <w:rFonts w:ascii="UT Sans" w:eastAsia="UT Sans" w:hAnsi="UT Sans" w:cs="Mangal"/>
+              </w:rPr>
+            </w:r>
+            <w:r>
+              <w:rPr>
+                <w:rFonts w:ascii="UT Sans" w:hAnsi="UT Sans"/>
+                <w:noProof/>
                 <w:webHidden/>
-                <w:sz w:val="24"/>
-                <w:szCs w:val="21"/>
-              </w:rPr>
-            </w:r>
-            <w:r>
-              <w:rPr>
-                <w:rStyle w:val="Hyperlink"/>
-                <w:rFonts w:ascii="UT Sans" w:eastAsia="UT Sans" w:hAnsi="UT Sans" w:cs="Mangal"/>
+              </w:rPr>
+              <w:fldChar w:fldCharType="separate"/>
+            </w:r>
+            <w:r>
+              <w:rPr>
+                <w:rFonts w:ascii="UT Sans" w:hAnsi="UT Sans"/>
+                <w:noProof/>
                 <w:webHidden/>
-                <w:sz w:val="24"/>
-                <w:szCs w:val="21"/>
-              </w:rPr>
-              <w:fldChar w:fldCharType="separate"/>
-            </w:r>
-            <w:r>
-              <w:rPr>
-                <w:rStyle w:val="Hyperlink"/>
-                <w:rFonts w:ascii="UT Sans" w:eastAsia="UT Sans" w:hAnsi="UT Sans" w:cs="Mangal"/>
+              </w:rPr>
+              <w:t>12</w:t>
+            </w:r>
+            <w:r>
+              <w:rPr>
+                <w:rFonts w:ascii="UT Sans" w:hAnsi="UT Sans"/>
+                <w:noProof/>
                 <w:webHidden/>
-                <w:sz w:val="24"/>
-                <w:szCs w:val="21"/>
-              </w:rPr>
-              <w:t>12</w:t>
-            </w:r>
-            <w:r>
-              <w:rPr>
-                <w:rStyle w:val="Hyperlink"/>
-                <w:rFonts w:ascii="UT Sans" w:eastAsia="UT Sans" w:hAnsi="UT Sans" w:cs="Mangal"/>
-                <w:webHidden/>
-                <w:sz w:val="24"/>
-                <w:szCs w:val="21"/>
               </w:rPr>
               <w:fldChar w:fldCharType="end"/>
             </w:r>
@@ -3237,106 +3009,96 @@
               <w:tab w:val="right" w:pos="9589"/>
             </w:tabs>
             <w:rPr>
-              <w:rStyle w:val="Hyperlink"/>
-              <w:rFonts w:ascii="UT Sans" w:eastAsia="UT Sans" w:hAnsi="UT Sans" w:cs="Mangal"/>
-              <w:szCs w:val="21"/>
+              <w:rFonts w:ascii="UT Sans" w:eastAsiaTheme="minorEastAsia" w:hAnsi="UT Sans" w:cstheme="minorBidi"/>
+              <w:noProof/>
+              <w:kern w:val="2"/>
+              <w:sz w:val="24"/>
+              <w:szCs w:val="24"/>
+              <w:lang w:val="ro-RO" w:eastAsia="ro-RO"/>
+              <w14:ligatures w14:val="standardContextual"/>
             </w:rPr>
           </w:pPr>
-          <w:hyperlink w:anchor="_Toc230906353" w:history="1">
+          <w:hyperlink w:anchor="_Toc231930772" w:history="1">
             <w:r>
               <w:rPr>
                 <w:rStyle w:val="Hyperlink"/>
-                <w:rFonts w:ascii="UT Sans" w:eastAsia="UT Sans" w:hAnsi="UT Sans" w:cs="Mangal"/>
+                <w:rFonts w:ascii="UT Sans" w:eastAsia="Cambria" w:hAnsi="UT Sans" w:cs="Cambria"/>
                 <w:noProof/>
-                <w:sz w:val="24"/>
-                <w:szCs w:val="21"/>
               </w:rPr>
               <w:t>2.1.17</w:t>
             </w:r>
             <w:r>
               <w:rPr>
+                <w:rFonts w:ascii="UT Sans" w:eastAsiaTheme="minorEastAsia" w:hAnsi="UT Sans" w:cstheme="minorBidi"/>
+                <w:noProof/>
+                <w:kern w:val="2"/>
+                <w:sz w:val="24"/>
+                <w:szCs w:val="24"/>
+                <w:lang w:val="ro-RO" w:eastAsia="ro-RO"/>
+                <w14:ligatures w14:val="standardContextual"/>
+              </w:rPr>
+              <w:tab/>
+            </w:r>
+            <w:r>
+              <w:rPr>
                 <w:rStyle w:val="Hyperlink"/>
-                <w:rFonts w:ascii="UT Sans" w:eastAsia="UT Sans" w:hAnsi="UT Sans" w:cs="Mangal"/>
-                <w:szCs w:val="21"/>
+                <w:rFonts w:ascii="UT Sans" w:eastAsia="Cambria" w:hAnsi="UT Sans" w:cs="Cambria"/>
+                <w:noProof/>
+              </w:rPr>
+              <w:t>Scoreboard</w:t>
+            </w:r>
+            <w:r>
+              <w:rPr>
+                <w:rFonts w:ascii="UT Sans" w:hAnsi="UT Sans"/>
+                <w:noProof/>
+                <w:webHidden/>
               </w:rPr>
               <w:tab/>
             </w:r>
             <w:r>
               <w:rPr>
-                <w:rStyle w:val="Hyperlink"/>
-                <w:rFonts w:ascii="UT Sans" w:eastAsia="UT Sans" w:hAnsi="UT Sans" w:cs="Mangal"/>
+                <w:rFonts w:ascii="UT Sans" w:hAnsi="UT Sans"/>
                 <w:noProof/>
-                <w:sz w:val="24"/>
-                <w:szCs w:val="21"/>
-              </w:rPr>
-              <w:t>Scoreboard</w:t>
-            </w:r>
-            <w:r>
-              <w:rPr>
-                <w:rStyle w:val="Hyperlink"/>
-                <w:rFonts w:ascii="UT Sans" w:eastAsia="UT Sans" w:hAnsi="UT Sans" w:cs="Mangal"/>
                 <w:webHidden/>
-                <w:sz w:val="24"/>
-                <w:szCs w:val="21"/>
-              </w:rPr>
-              <w:tab/>
-            </w:r>
-            <w:r>
-              <w:rPr>
-                <w:rStyle w:val="Hyperlink"/>
-                <w:rFonts w:ascii="UT Sans" w:eastAsia="UT Sans" w:hAnsi="UT Sans" w:cs="Mangal"/>
+              </w:rPr>
+              <w:fldChar w:fldCharType="begin"/>
+            </w:r>
+            <w:r>
+              <w:rPr>
+                <w:rFonts w:ascii="UT Sans" w:hAnsi="UT Sans"/>
+                <w:noProof/>
                 <w:webHidden/>
-                <w:sz w:val="24"/>
-                <w:szCs w:val="21"/>
-              </w:rPr>
-              <w:fldChar w:fldCharType="begin"/>
-            </w:r>
-            <w:r>
-              <w:rPr>
-                <w:rStyle w:val="Hyperlink"/>
-                <w:rFonts w:ascii="UT Sans" w:eastAsia="UT Sans" w:hAnsi="UT Sans" w:cs="Mangal"/>
+              </w:rPr>
+              <w:instrText xml:space="preserve"> PAGEREF _Toc231930772 \h </w:instrText>
+            </w:r>
+            <w:r>
+              <w:rPr>
+                <w:rFonts w:ascii="UT Sans" w:hAnsi="UT Sans"/>
+                <w:noProof/>
                 <w:webHidden/>
-                <w:sz w:val="24"/>
-                <w:szCs w:val="21"/>
-              </w:rPr>
-              <w:instrText xml:space="preserve"> PAGEREF _Toc230906353 \h </w:instrText>
-            </w:r>
-            <w:r>
-              <w:rPr>
-                <w:rStyle w:val="Hyperlink"/>
-                <w:rFonts w:ascii="UT Sans" w:eastAsia="UT Sans" w:hAnsi="UT Sans" w:cs="Mangal"/>
+              </w:rPr>
+            </w:r>
+            <w:r>
+              <w:rPr>
+                <w:rFonts w:ascii="UT Sans" w:hAnsi="UT Sans"/>
+                <w:noProof/>
                 <w:webHidden/>
-                <w:sz w:val="24"/>
-                <w:szCs w:val="21"/>
-              </w:rPr>
-            </w:r>
-            <w:r>
-              <w:rPr>
-                <w:rStyle w:val="Hyperlink"/>
-                <w:rFonts w:ascii="UT Sans" w:eastAsia="UT Sans" w:hAnsi="UT Sans" w:cs="Mangal"/>
+              </w:rPr>
+              <w:fldChar w:fldCharType="separate"/>
+            </w:r>
+            <w:r>
+              <w:rPr>
+                <w:rFonts w:ascii="UT Sans" w:hAnsi="UT Sans"/>
+                <w:noProof/>
                 <w:webHidden/>
-                <w:sz w:val="24"/>
-                <w:szCs w:val="21"/>
-              </w:rPr>
-              <w:fldChar w:fldCharType="separate"/>
-            </w:r>
-            <w:r>
-              <w:rPr>
-                <w:rStyle w:val="Hyperlink"/>
-                <w:rFonts w:ascii="UT Sans" w:eastAsia="UT Sans" w:hAnsi="UT Sans" w:cs="Mangal"/>
+              </w:rPr>
+              <w:t>12</w:t>
+            </w:r>
+            <w:r>
+              <w:rPr>
+                <w:rFonts w:ascii="UT Sans" w:hAnsi="UT Sans"/>
+                <w:noProof/>
                 <w:webHidden/>
-                <w:sz w:val="24"/>
-                <w:szCs w:val="21"/>
-              </w:rPr>
-              <w:t>12</w:t>
-            </w:r>
-            <w:r>
-              <w:rPr>
-                <w:rStyle w:val="Hyperlink"/>
-                <w:rFonts w:ascii="UT Sans" w:eastAsia="UT Sans" w:hAnsi="UT Sans" w:cs="Mangal"/>
-                <w:webHidden/>
-                <w:sz w:val="24"/>
-                <w:szCs w:val="21"/>
               </w:rPr>
               <w:fldChar w:fldCharType="end"/>
             </w:r>
@@ -3350,106 +3112,96 @@
               <w:tab w:val="right" w:pos="9589"/>
             </w:tabs>
             <w:rPr>
-              <w:rStyle w:val="Hyperlink"/>
-              <w:rFonts w:ascii="UT Sans" w:eastAsia="UT Sans" w:hAnsi="UT Sans" w:cs="Mangal"/>
-              <w:szCs w:val="21"/>
+              <w:rFonts w:ascii="UT Sans" w:eastAsiaTheme="minorEastAsia" w:hAnsi="UT Sans" w:cstheme="minorBidi"/>
+              <w:noProof/>
+              <w:kern w:val="2"/>
+              <w:sz w:val="24"/>
+              <w:szCs w:val="24"/>
+              <w:lang w:val="ro-RO" w:eastAsia="ro-RO"/>
+              <w14:ligatures w14:val="standardContextual"/>
             </w:rPr>
           </w:pPr>
-          <w:hyperlink w:anchor="_Toc230906354" w:history="1">
+          <w:hyperlink w:anchor="_Toc231930773" w:history="1">
             <w:r>
               <w:rPr>
                 <w:rStyle w:val="Hyperlink"/>
-                <w:rFonts w:ascii="UT Sans" w:eastAsia="UT Sans" w:hAnsi="UT Sans" w:cs="Mangal"/>
+                <w:rFonts w:ascii="UT Sans" w:eastAsia="Cambria" w:hAnsi="UT Sans" w:cs="Cambria"/>
                 <w:noProof/>
-                <w:sz w:val="24"/>
-                <w:szCs w:val="21"/>
               </w:rPr>
               <w:t>2.1.18</w:t>
             </w:r>
             <w:r>
               <w:rPr>
+                <w:rFonts w:ascii="UT Sans" w:eastAsiaTheme="minorEastAsia" w:hAnsi="UT Sans" w:cstheme="minorBidi"/>
+                <w:noProof/>
+                <w:kern w:val="2"/>
+                <w:sz w:val="24"/>
+                <w:szCs w:val="24"/>
+                <w:lang w:val="ro-RO" w:eastAsia="ro-RO"/>
+                <w14:ligatures w14:val="standardContextual"/>
+              </w:rPr>
+              <w:tab/>
+            </w:r>
+            <w:r>
+              <w:rPr>
                 <w:rStyle w:val="Hyperlink"/>
-                <w:rFonts w:ascii="UT Sans" w:eastAsia="UT Sans" w:hAnsi="UT Sans" w:cs="Mangal"/>
-                <w:szCs w:val="21"/>
+                <w:rFonts w:ascii="UT Sans" w:eastAsia="Cambria" w:hAnsi="UT Sans" w:cs="Cambria"/>
+                <w:noProof/>
+              </w:rPr>
+              <w:t>Scoreboard Coverage Collector</w:t>
+            </w:r>
+            <w:r>
+              <w:rPr>
+                <w:rFonts w:ascii="UT Sans" w:hAnsi="UT Sans"/>
+                <w:noProof/>
+                <w:webHidden/>
               </w:rPr>
               <w:tab/>
             </w:r>
             <w:r>
               <w:rPr>
-                <w:rStyle w:val="Hyperlink"/>
-                <w:rFonts w:ascii="UT Sans" w:eastAsia="UT Sans" w:hAnsi="UT Sans" w:cs="Mangal"/>
+                <w:rFonts w:ascii="UT Sans" w:hAnsi="UT Sans"/>
                 <w:noProof/>
-                <w:sz w:val="24"/>
-                <w:szCs w:val="21"/>
-              </w:rPr>
-              <w:t>Scoreboard Coverage Collector</w:t>
-            </w:r>
-            <w:r>
-              <w:rPr>
-                <w:rStyle w:val="Hyperlink"/>
-                <w:rFonts w:ascii="UT Sans" w:eastAsia="UT Sans" w:hAnsi="UT Sans" w:cs="Mangal"/>
                 <w:webHidden/>
-                <w:sz w:val="24"/>
-                <w:szCs w:val="21"/>
-              </w:rPr>
-              <w:tab/>
-            </w:r>
-            <w:r>
-              <w:rPr>
-                <w:rStyle w:val="Hyperlink"/>
-                <w:rFonts w:ascii="UT Sans" w:eastAsia="UT Sans" w:hAnsi="UT Sans" w:cs="Mangal"/>
+              </w:rPr>
+              <w:fldChar w:fldCharType="begin"/>
+            </w:r>
+            <w:r>
+              <w:rPr>
+                <w:rFonts w:ascii="UT Sans" w:hAnsi="UT Sans"/>
+                <w:noProof/>
                 <w:webHidden/>
-                <w:sz w:val="24"/>
-                <w:szCs w:val="21"/>
-              </w:rPr>
-              <w:fldChar w:fldCharType="begin"/>
-            </w:r>
-            <w:r>
-              <w:rPr>
-                <w:rStyle w:val="Hyperlink"/>
-                <w:rFonts w:ascii="UT Sans" w:eastAsia="UT Sans" w:hAnsi="UT Sans" w:cs="Mangal"/>
+              </w:rPr>
+              <w:instrText xml:space="preserve"> PAGEREF _Toc231930773 \h </w:instrText>
+            </w:r>
+            <w:r>
+              <w:rPr>
+                <w:rFonts w:ascii="UT Sans" w:hAnsi="UT Sans"/>
+                <w:noProof/>
                 <w:webHidden/>
-                <w:sz w:val="24"/>
-                <w:szCs w:val="21"/>
-              </w:rPr>
-              <w:instrText xml:space="preserve"> PAGEREF _Toc230906354 \h </w:instrText>
-            </w:r>
-            <w:r>
-              <w:rPr>
-                <w:rStyle w:val="Hyperlink"/>
-                <w:rFonts w:ascii="UT Sans" w:eastAsia="UT Sans" w:hAnsi="UT Sans" w:cs="Mangal"/>
+              </w:rPr>
+            </w:r>
+            <w:r>
+              <w:rPr>
+                <w:rFonts w:ascii="UT Sans" w:hAnsi="UT Sans"/>
+                <w:noProof/>
                 <w:webHidden/>
-                <w:sz w:val="24"/>
-                <w:szCs w:val="21"/>
-              </w:rPr>
-            </w:r>
-            <w:r>
-              <w:rPr>
-                <w:rStyle w:val="Hyperlink"/>
-                <w:rFonts w:ascii="UT Sans" w:eastAsia="UT Sans" w:hAnsi="UT Sans" w:cs="Mangal"/>
+              </w:rPr>
+              <w:fldChar w:fldCharType="separate"/>
+            </w:r>
+            <w:r>
+              <w:rPr>
+                <w:rFonts w:ascii="UT Sans" w:hAnsi="UT Sans"/>
+                <w:noProof/>
                 <w:webHidden/>
-                <w:sz w:val="24"/>
-                <w:szCs w:val="21"/>
-              </w:rPr>
-              <w:fldChar w:fldCharType="separate"/>
-            </w:r>
-            <w:r>
-              <w:rPr>
-                <w:rStyle w:val="Hyperlink"/>
-                <w:rFonts w:ascii="UT Sans" w:eastAsia="UT Sans" w:hAnsi="UT Sans" w:cs="Mangal"/>
+              </w:rPr>
+              <w:t>12</w:t>
+            </w:r>
+            <w:r>
+              <w:rPr>
+                <w:rFonts w:ascii="UT Sans" w:hAnsi="UT Sans"/>
+                <w:noProof/>
                 <w:webHidden/>
-                <w:sz w:val="24"/>
-                <w:szCs w:val="21"/>
-              </w:rPr>
-              <w:t>13</w:t>
-            </w:r>
-            <w:r>
-              <w:rPr>
-                <w:rStyle w:val="Hyperlink"/>
-                <w:rFonts w:ascii="UT Sans" w:eastAsia="UT Sans" w:hAnsi="UT Sans" w:cs="Mangal"/>
-                <w:webHidden/>
-                <w:sz w:val="24"/>
-                <w:szCs w:val="21"/>
               </w:rPr>
               <w:fldChar w:fldCharType="end"/>
             </w:r>
@@ -3458,111 +3210,99 @@
         <w:p>
           <w:pPr>
             <w:pStyle w:val="TOC2"/>
-            <w:tabs>
-              <w:tab w:val="left" w:pos="960"/>
-              <w:tab w:val="right" w:pos="9589"/>
-            </w:tabs>
             <w:rPr>
-              <w:rStyle w:val="Hyperlink"/>
-              <w:rFonts w:ascii="UT Sans" w:eastAsia="UT Sans" w:hAnsi="UT Sans" w:cs="Mangal"/>
-              <w:szCs w:val="21"/>
+              <w:rFonts w:eastAsiaTheme="minorEastAsia" w:cstheme="minorBidi"/>
+              <w:b w:val="0"/>
+              <w:bCs w:val="0"/>
+              <w:kern w:val="2"/>
+              <w:sz w:val="24"/>
+              <w:szCs w:val="24"/>
+              <w:lang w:val="ro-RO" w:eastAsia="ro-RO"/>
+              <w14:ligatures w14:val="standardContextual"/>
             </w:rPr>
           </w:pPr>
-          <w:hyperlink w:anchor="_Toc230906355" w:history="1">
+          <w:hyperlink w:anchor="_Toc231930774" w:history="1">
             <w:r>
               <w:rPr>
                 <w:rStyle w:val="Hyperlink"/>
-                <w:rFonts w:ascii="UT Sans" w:eastAsia="UT Sans" w:hAnsi="UT Sans" w:cs="Mangal"/>
-                <w:noProof/>
-                <w:sz w:val="24"/>
-                <w:szCs w:val="21"/>
+                <w:b w:val="0"/>
+                <w:bCs w:val="0"/>
               </w:rPr>
               <w:t>2.2</w:t>
             </w:r>
             <w:r>
               <w:rPr>
+                <w:rFonts w:eastAsiaTheme="minorEastAsia" w:cstheme="minorBidi"/>
+                <w:b w:val="0"/>
+                <w:bCs w:val="0"/>
+                <w:kern w:val="2"/>
+                <w:sz w:val="24"/>
+                <w:szCs w:val="24"/>
+                <w:lang w:val="ro-RO" w:eastAsia="ro-RO"/>
+                <w14:ligatures w14:val="standardContextual"/>
+              </w:rPr>
+              <w:tab/>
+            </w:r>
+            <w:r>
+              <w:rPr>
                 <w:rStyle w:val="Hyperlink"/>
-                <w:rFonts w:ascii="UT Sans" w:eastAsia="UT Sans" w:hAnsi="UT Sans" w:cs="Mangal"/>
-                <w:szCs w:val="21"/>
+                <w:b w:val="0"/>
+                <w:bCs w:val="0"/>
+              </w:rPr>
+              <w:t>Verification Checklist</w:t>
+            </w:r>
+            <w:r>
+              <w:rPr>
+                <w:b w:val="0"/>
+                <w:bCs w:val="0"/>
+                <w:webHidden/>
               </w:rPr>
               <w:tab/>
             </w:r>
             <w:r>
               <w:rPr>
-                <w:rStyle w:val="Hyperlink"/>
-                <w:rFonts w:ascii="UT Sans" w:eastAsia="UT Sans" w:hAnsi="UT Sans" w:cs="Mangal"/>
-                <w:noProof/>
-                <w:sz w:val="24"/>
-                <w:szCs w:val="21"/>
-              </w:rPr>
-              <w:t>Verification Checklist</w:t>
-            </w:r>
-            <w:r>
-              <w:rPr>
-                <w:rStyle w:val="Hyperlink"/>
-                <w:rFonts w:ascii="UT Sans" w:eastAsia="UT Sans" w:hAnsi="UT Sans" w:cs="Mangal"/>
+                <w:b w:val="0"/>
+                <w:bCs w:val="0"/>
                 <w:webHidden/>
-                <w:sz w:val="24"/>
-                <w:szCs w:val="21"/>
-              </w:rPr>
-              <w:tab/>
-            </w:r>
-            <w:r>
-              <w:rPr>
-                <w:rStyle w:val="Hyperlink"/>
-                <w:rFonts w:ascii="UT Sans" w:eastAsia="UT Sans" w:hAnsi="UT Sans" w:cs="Mangal"/>
+              </w:rPr>
+              <w:fldChar w:fldCharType="begin"/>
+            </w:r>
+            <w:r>
+              <w:rPr>
+                <w:b w:val="0"/>
+                <w:bCs w:val="0"/>
                 <w:webHidden/>
-                <w:sz w:val="24"/>
-                <w:szCs w:val="21"/>
-              </w:rPr>
-              <w:fldChar w:fldCharType="begin"/>
-            </w:r>
-            <w:r>
-              <w:rPr>
-                <w:rStyle w:val="Hyperlink"/>
-                <w:rFonts w:ascii="UT Sans" w:eastAsia="UT Sans" w:hAnsi="UT Sans" w:cs="Mangal"/>
+              </w:rPr>
+              <w:instrText xml:space="preserve"> PAGEREF _Toc231930774 \h </w:instrText>
+            </w:r>
+            <w:r>
+              <w:rPr>
+                <w:b w:val="0"/>
+                <w:bCs w:val="0"/>
                 <w:webHidden/>
-                <w:sz w:val="24"/>
-                <w:szCs w:val="21"/>
-              </w:rPr>
-              <w:instrText xml:space="preserve"> PAGEREF _Toc230906355 \h </w:instrText>
-            </w:r>
-            <w:r>
-              <w:rPr>
-                <w:rStyle w:val="Hyperlink"/>
-                <w:rFonts w:ascii="UT Sans" w:eastAsia="UT Sans" w:hAnsi="UT Sans" w:cs="Mangal"/>
+              </w:rPr>
+            </w:r>
+            <w:r>
+              <w:rPr>
+                <w:b w:val="0"/>
+                <w:bCs w:val="0"/>
                 <w:webHidden/>
-                <w:sz w:val="24"/>
-                <w:szCs w:val="21"/>
-              </w:rPr>
-            </w:r>
-            <w:r>
-              <w:rPr>
-                <w:rStyle w:val="Hyperlink"/>
-                <w:rFonts w:ascii="UT Sans" w:eastAsia="UT Sans" w:hAnsi="UT Sans" w:cs="Mangal"/>
+              </w:rPr>
+              <w:fldChar w:fldCharType="separate"/>
+            </w:r>
+            <w:r>
+              <w:rPr>
+                <w:b w:val="0"/>
+                <w:bCs w:val="0"/>
                 <w:webHidden/>
-                <w:sz w:val="24"/>
-                <w:szCs w:val="21"/>
-              </w:rPr>
-              <w:fldChar w:fldCharType="separate"/>
-            </w:r>
-            <w:r>
-              <w:rPr>
-                <w:rStyle w:val="Hyperlink"/>
-                <w:rFonts w:ascii="UT Sans" w:eastAsia="UT Sans" w:hAnsi="UT Sans" w:cs="Mangal"/>
+              </w:rPr>
+              <w:t>13</w:t>
+            </w:r>
+            <w:r>
+              <w:rPr>
+                <w:b w:val="0"/>
+                <w:bCs w:val="0"/>
                 <w:webHidden/>
-                <w:sz w:val="24"/>
-                <w:szCs w:val="21"/>
-              </w:rPr>
-              <w:t>13</w:t>
-            </w:r>
-            <w:r>
-              <w:rPr>
-                <w:rStyle w:val="Hyperlink"/>
-                <w:rFonts w:ascii="UT Sans" w:eastAsia="UT Sans" w:hAnsi="UT Sans" w:cs="Mangal"/>
-                <w:webHidden/>
-                <w:sz w:val="24"/>
-                <w:szCs w:val="21"/>
               </w:rPr>
               <w:fldChar w:fldCharType="end"/>
             </w:r>
@@ -3576,106 +3316,96 @@
               <w:tab w:val="right" w:pos="9589"/>
             </w:tabs>
             <w:rPr>
-              <w:rStyle w:val="Hyperlink"/>
-              <w:rFonts w:ascii="UT Sans" w:eastAsia="UT Sans" w:hAnsi="UT Sans" w:cs="Mangal"/>
-              <w:szCs w:val="21"/>
+              <w:rFonts w:ascii="UT Sans" w:eastAsiaTheme="minorEastAsia" w:hAnsi="UT Sans" w:cstheme="minorBidi"/>
+              <w:noProof/>
+              <w:kern w:val="2"/>
+              <w:sz w:val="24"/>
+              <w:szCs w:val="24"/>
+              <w:lang w:val="ro-RO" w:eastAsia="ro-RO"/>
+              <w14:ligatures w14:val="standardContextual"/>
             </w:rPr>
           </w:pPr>
-          <w:hyperlink w:anchor="_Toc230906356" w:history="1">
+          <w:hyperlink w:anchor="_Toc231930775" w:history="1">
             <w:r>
               <w:rPr>
                 <w:rStyle w:val="Hyperlink"/>
-                <w:rFonts w:ascii="UT Sans" w:eastAsia="UT Sans" w:hAnsi="UT Sans" w:cs="Mangal"/>
+                <w:rFonts w:ascii="UT Sans" w:eastAsia="Cambria" w:hAnsi="UT Sans" w:cs="Cambria"/>
                 <w:noProof/>
-                <w:sz w:val="24"/>
-                <w:szCs w:val="21"/>
               </w:rPr>
               <w:t>2.2.1</w:t>
             </w:r>
             <w:r>
               <w:rPr>
+                <w:rFonts w:ascii="UT Sans" w:eastAsiaTheme="minorEastAsia" w:hAnsi="UT Sans" w:cstheme="minorBidi"/>
+                <w:noProof/>
+                <w:kern w:val="2"/>
+                <w:sz w:val="24"/>
+                <w:szCs w:val="24"/>
+                <w:lang w:val="ro-RO" w:eastAsia="ro-RO"/>
+                <w14:ligatures w14:val="standardContextual"/>
+              </w:rPr>
+              <w:tab/>
+            </w:r>
+            <w:r>
+              <w:rPr>
                 <w:rStyle w:val="Hyperlink"/>
-                <w:rFonts w:ascii="UT Sans" w:eastAsia="UT Sans" w:hAnsi="UT Sans" w:cs="Mangal"/>
-                <w:szCs w:val="21"/>
+                <w:rFonts w:ascii="UT Sans" w:eastAsia="Cambria" w:hAnsi="UT Sans" w:cs="Cambria"/>
+                <w:noProof/>
+              </w:rPr>
+              <w:t>Assertions</w:t>
+            </w:r>
+            <w:r>
+              <w:rPr>
+                <w:rFonts w:ascii="UT Sans" w:hAnsi="UT Sans"/>
+                <w:noProof/>
+                <w:webHidden/>
               </w:rPr>
               <w:tab/>
             </w:r>
             <w:r>
               <w:rPr>
-                <w:rStyle w:val="Hyperlink"/>
-                <w:rFonts w:ascii="UT Sans" w:eastAsia="UT Sans" w:hAnsi="UT Sans" w:cs="Mangal"/>
+                <w:rFonts w:ascii="UT Sans" w:hAnsi="UT Sans"/>
                 <w:noProof/>
-                <w:sz w:val="24"/>
-                <w:szCs w:val="21"/>
-              </w:rPr>
-              <w:t>Assertions</w:t>
-            </w:r>
-            <w:r>
-              <w:rPr>
-                <w:rStyle w:val="Hyperlink"/>
-                <w:rFonts w:ascii="UT Sans" w:eastAsia="UT Sans" w:hAnsi="UT Sans" w:cs="Mangal"/>
                 <w:webHidden/>
-                <w:sz w:val="24"/>
-                <w:szCs w:val="21"/>
-              </w:rPr>
-              <w:tab/>
-            </w:r>
-            <w:r>
-              <w:rPr>
-                <w:rStyle w:val="Hyperlink"/>
-                <w:rFonts w:ascii="UT Sans" w:eastAsia="UT Sans" w:hAnsi="UT Sans" w:cs="Mangal"/>
+              </w:rPr>
+              <w:fldChar w:fldCharType="begin"/>
+            </w:r>
+            <w:r>
+              <w:rPr>
+                <w:rFonts w:ascii="UT Sans" w:hAnsi="UT Sans"/>
+                <w:noProof/>
                 <w:webHidden/>
-                <w:sz w:val="24"/>
-                <w:szCs w:val="21"/>
-              </w:rPr>
-              <w:fldChar w:fldCharType="begin"/>
-            </w:r>
-            <w:r>
-              <w:rPr>
-                <w:rStyle w:val="Hyperlink"/>
-                <w:rFonts w:ascii="UT Sans" w:eastAsia="UT Sans" w:hAnsi="UT Sans" w:cs="Mangal"/>
+              </w:rPr>
+              <w:instrText xml:space="preserve"> PAGEREF _Toc231930775 \h </w:instrText>
+            </w:r>
+            <w:r>
+              <w:rPr>
+                <w:rFonts w:ascii="UT Sans" w:hAnsi="UT Sans"/>
+                <w:noProof/>
                 <w:webHidden/>
-                <w:sz w:val="24"/>
-                <w:szCs w:val="21"/>
-              </w:rPr>
-              <w:instrText xml:space="preserve"> PAGEREF _Toc230906356 \h </w:instrText>
-            </w:r>
-            <w:r>
-              <w:rPr>
-                <w:rStyle w:val="Hyperlink"/>
-                <w:rFonts w:ascii="UT Sans" w:eastAsia="UT Sans" w:hAnsi="UT Sans" w:cs="Mangal"/>
+              </w:rPr>
+            </w:r>
+            <w:r>
+              <w:rPr>
+                <w:rFonts w:ascii="UT Sans" w:hAnsi="UT Sans"/>
+                <w:noProof/>
                 <w:webHidden/>
-                <w:sz w:val="24"/>
-                <w:szCs w:val="21"/>
-              </w:rPr>
-            </w:r>
-            <w:r>
-              <w:rPr>
-                <w:rStyle w:val="Hyperlink"/>
-                <w:rFonts w:ascii="UT Sans" w:eastAsia="UT Sans" w:hAnsi="UT Sans" w:cs="Mangal"/>
+              </w:rPr>
+              <w:fldChar w:fldCharType="separate"/>
+            </w:r>
+            <w:r>
+              <w:rPr>
+                <w:rFonts w:ascii="UT Sans" w:hAnsi="UT Sans"/>
+                <w:noProof/>
                 <w:webHidden/>
-                <w:sz w:val="24"/>
-                <w:szCs w:val="21"/>
-              </w:rPr>
-              <w:fldChar w:fldCharType="separate"/>
-            </w:r>
-            <w:r>
-              <w:rPr>
-                <w:rStyle w:val="Hyperlink"/>
-                <w:rFonts w:ascii="UT Sans" w:eastAsia="UT Sans" w:hAnsi="UT Sans" w:cs="Mangal"/>
+              </w:rPr>
+              <w:t>13</w:t>
+            </w:r>
+            <w:r>
+              <w:rPr>
+                <w:rFonts w:ascii="UT Sans" w:hAnsi="UT Sans"/>
+                <w:noProof/>
                 <w:webHidden/>
-                <w:sz w:val="24"/>
-                <w:szCs w:val="21"/>
-              </w:rPr>
-              <w:t>13</w:t>
-            </w:r>
-            <w:r>
-              <w:rPr>
-                <w:rStyle w:val="Hyperlink"/>
-                <w:rFonts w:ascii="UT Sans" w:eastAsia="UT Sans" w:hAnsi="UT Sans" w:cs="Mangal"/>
-                <w:webHidden/>
-                <w:sz w:val="24"/>
-                <w:szCs w:val="21"/>
               </w:rPr>
               <w:fldChar w:fldCharType="end"/>
             </w:r>
@@ -3684,111 +3414,99 @@
         <w:p>
           <w:pPr>
             <w:pStyle w:val="TOC2"/>
-            <w:tabs>
-              <w:tab w:val="left" w:pos="960"/>
-              <w:tab w:val="right" w:pos="9589"/>
-            </w:tabs>
             <w:rPr>
-              <w:rStyle w:val="Hyperlink"/>
-              <w:rFonts w:ascii="UT Sans" w:eastAsia="UT Sans" w:hAnsi="UT Sans" w:cs="Mangal"/>
-              <w:szCs w:val="21"/>
+              <w:rFonts w:eastAsiaTheme="minorEastAsia" w:cstheme="minorBidi"/>
+              <w:b w:val="0"/>
+              <w:bCs w:val="0"/>
+              <w:kern w:val="2"/>
+              <w:sz w:val="24"/>
+              <w:szCs w:val="24"/>
+              <w:lang w:val="ro-RO" w:eastAsia="ro-RO"/>
+              <w14:ligatures w14:val="standardContextual"/>
             </w:rPr>
           </w:pPr>
-          <w:hyperlink w:anchor="_Toc230906357" w:history="1">
+          <w:hyperlink w:anchor="_Toc231930776" w:history="1">
             <w:r>
               <w:rPr>
                 <w:rStyle w:val="Hyperlink"/>
-                <w:rFonts w:ascii="UT Sans" w:eastAsia="UT Sans" w:hAnsi="UT Sans" w:cs="Mangal"/>
-                <w:noProof/>
-                <w:sz w:val="24"/>
-                <w:szCs w:val="21"/>
+                <w:b w:val="0"/>
+                <w:bCs w:val="0"/>
               </w:rPr>
               <w:t>2.3</w:t>
             </w:r>
             <w:r>
               <w:rPr>
+                <w:rFonts w:eastAsiaTheme="minorEastAsia" w:cstheme="minorBidi"/>
+                <w:b w:val="0"/>
+                <w:bCs w:val="0"/>
+                <w:kern w:val="2"/>
+                <w:sz w:val="24"/>
+                <w:szCs w:val="24"/>
+                <w:lang w:val="ro-RO" w:eastAsia="ro-RO"/>
+                <w14:ligatures w14:val="standardContextual"/>
+              </w:rPr>
+              <w:tab/>
+            </w:r>
+            <w:r>
+              <w:rPr>
                 <w:rStyle w:val="Hyperlink"/>
-                <w:rFonts w:ascii="UT Sans" w:eastAsia="UT Sans" w:hAnsi="UT Sans" w:cs="Mangal"/>
-                <w:szCs w:val="21"/>
+                <w:b w:val="0"/>
+                <w:bCs w:val="0"/>
+              </w:rPr>
+              <w:t>Functional Coverage Elements</w:t>
+            </w:r>
+            <w:r>
+              <w:rPr>
+                <w:b w:val="0"/>
+                <w:bCs w:val="0"/>
+                <w:webHidden/>
               </w:rPr>
               <w:tab/>
             </w:r>
             <w:r>
               <w:rPr>
-                <w:rStyle w:val="Hyperlink"/>
-                <w:rFonts w:ascii="UT Sans" w:eastAsia="UT Sans" w:hAnsi="UT Sans" w:cs="Mangal"/>
-                <w:noProof/>
-                <w:sz w:val="24"/>
-                <w:szCs w:val="21"/>
-              </w:rPr>
-              <w:t>Functional Coverage Elements</w:t>
-            </w:r>
-            <w:r>
-              <w:rPr>
-                <w:rStyle w:val="Hyperlink"/>
-                <w:rFonts w:ascii="UT Sans" w:eastAsia="UT Sans" w:hAnsi="UT Sans" w:cs="Mangal"/>
+                <w:b w:val="0"/>
+                <w:bCs w:val="0"/>
                 <w:webHidden/>
-                <w:sz w:val="24"/>
-                <w:szCs w:val="21"/>
-              </w:rPr>
-              <w:tab/>
-            </w:r>
-            <w:r>
-              <w:rPr>
-                <w:rStyle w:val="Hyperlink"/>
-                <w:rFonts w:ascii="UT Sans" w:eastAsia="UT Sans" w:hAnsi="UT Sans" w:cs="Mangal"/>
+              </w:rPr>
+              <w:fldChar w:fldCharType="begin"/>
+            </w:r>
+            <w:r>
+              <w:rPr>
+                <w:b w:val="0"/>
+                <w:bCs w:val="0"/>
                 <w:webHidden/>
-                <w:sz w:val="24"/>
-                <w:szCs w:val="21"/>
-              </w:rPr>
-              <w:fldChar w:fldCharType="begin"/>
-            </w:r>
-            <w:r>
-              <w:rPr>
-                <w:rStyle w:val="Hyperlink"/>
-                <w:rFonts w:ascii="UT Sans" w:eastAsia="UT Sans" w:hAnsi="UT Sans" w:cs="Mangal"/>
+              </w:rPr>
+              <w:instrText xml:space="preserve"> PAGEREF _Toc231930776 \h </w:instrText>
+            </w:r>
+            <w:r>
+              <w:rPr>
+                <w:b w:val="0"/>
+                <w:bCs w:val="0"/>
                 <w:webHidden/>
-                <w:sz w:val="24"/>
-                <w:szCs w:val="21"/>
-              </w:rPr>
-              <w:instrText xml:space="preserve"> PAGEREF _Toc230906357 \h </w:instrText>
-            </w:r>
-            <w:r>
-              <w:rPr>
-                <w:rStyle w:val="Hyperlink"/>
-                <w:rFonts w:ascii="UT Sans" w:eastAsia="UT Sans" w:hAnsi="UT Sans" w:cs="Mangal"/>
+              </w:rPr>
+            </w:r>
+            <w:r>
+              <w:rPr>
+                <w:b w:val="0"/>
+                <w:bCs w:val="0"/>
                 <w:webHidden/>
-                <w:sz w:val="24"/>
-                <w:szCs w:val="21"/>
-              </w:rPr>
-            </w:r>
-            <w:r>
-              <w:rPr>
-                <w:rStyle w:val="Hyperlink"/>
-                <w:rFonts w:ascii="UT Sans" w:eastAsia="UT Sans" w:hAnsi="UT Sans" w:cs="Mangal"/>
+              </w:rPr>
+              <w:fldChar w:fldCharType="separate"/>
+            </w:r>
+            <w:r>
+              <w:rPr>
+                <w:b w:val="0"/>
+                <w:bCs w:val="0"/>
                 <w:webHidden/>
-                <w:sz w:val="24"/>
-                <w:szCs w:val="21"/>
-              </w:rPr>
-              <w:fldChar w:fldCharType="separate"/>
-            </w:r>
-            <w:r>
-              <w:rPr>
-                <w:rStyle w:val="Hyperlink"/>
-                <w:rFonts w:ascii="UT Sans" w:eastAsia="UT Sans" w:hAnsi="UT Sans" w:cs="Mangal"/>
+              </w:rPr>
+              <w:t>13</w:t>
+            </w:r>
+            <w:r>
+              <w:rPr>
+                <w:b w:val="0"/>
+                <w:bCs w:val="0"/>
                 <w:webHidden/>
-                <w:sz w:val="24"/>
-                <w:szCs w:val="21"/>
-              </w:rPr>
-              <w:t>13</w:t>
-            </w:r>
-            <w:r>
-              <w:rPr>
-                <w:rStyle w:val="Hyperlink"/>
-                <w:rFonts w:ascii="UT Sans" w:eastAsia="UT Sans" w:hAnsi="UT Sans" w:cs="Mangal"/>
-                <w:webHidden/>
-                <w:sz w:val="24"/>
-                <w:szCs w:val="21"/>
               </w:rPr>
               <w:fldChar w:fldCharType="end"/>
             </w:r>
@@ -3797,111 +3515,99 @@
         <w:p>
           <w:pPr>
             <w:pStyle w:val="TOC2"/>
-            <w:tabs>
-              <w:tab w:val="left" w:pos="960"/>
-              <w:tab w:val="right" w:pos="9589"/>
-            </w:tabs>
             <w:rPr>
-              <w:rStyle w:val="Hyperlink"/>
-              <w:rFonts w:ascii="UT Sans" w:eastAsia="UT Sans" w:hAnsi="UT Sans" w:cs="Mangal"/>
-              <w:szCs w:val="21"/>
+              <w:rFonts w:eastAsiaTheme="minorEastAsia" w:cstheme="minorBidi"/>
+              <w:b w:val="0"/>
+              <w:bCs w:val="0"/>
+              <w:kern w:val="2"/>
+              <w:sz w:val="24"/>
+              <w:szCs w:val="24"/>
+              <w:lang w:val="ro-RO" w:eastAsia="ro-RO"/>
+              <w14:ligatures w14:val="standardContextual"/>
             </w:rPr>
           </w:pPr>
-          <w:hyperlink w:anchor="_Toc230906358" w:history="1">
+          <w:hyperlink w:anchor="_Toc231930777" w:history="1">
             <w:r>
               <w:rPr>
                 <w:rStyle w:val="Hyperlink"/>
-                <w:rFonts w:ascii="UT Sans" w:eastAsia="UT Sans" w:hAnsi="UT Sans" w:cs="Mangal"/>
-                <w:noProof/>
-                <w:sz w:val="24"/>
-                <w:szCs w:val="21"/>
+                <w:b w:val="0"/>
+                <w:bCs w:val="0"/>
               </w:rPr>
               <w:t>2.4</w:t>
             </w:r>
             <w:r>
               <w:rPr>
+                <w:rFonts w:eastAsiaTheme="minorEastAsia" w:cstheme="minorBidi"/>
+                <w:b w:val="0"/>
+                <w:bCs w:val="0"/>
+                <w:kern w:val="2"/>
+                <w:sz w:val="24"/>
+                <w:szCs w:val="24"/>
+                <w:lang w:val="ro-RO" w:eastAsia="ro-RO"/>
+                <w14:ligatures w14:val="standardContextual"/>
+              </w:rPr>
+              <w:tab/>
+            </w:r>
+            <w:r>
+              <w:rPr>
                 <w:rStyle w:val="Hyperlink"/>
-                <w:rFonts w:ascii="UT Sans" w:eastAsia="UT Sans" w:hAnsi="UT Sans" w:cs="Mangal"/>
-                <w:szCs w:val="21"/>
+                <w:b w:val="0"/>
+                <w:bCs w:val="0"/>
+              </w:rPr>
+              <w:t>Verification Scenarios and Tests</w:t>
+            </w:r>
+            <w:r>
+              <w:rPr>
+                <w:b w:val="0"/>
+                <w:bCs w:val="0"/>
+                <w:webHidden/>
               </w:rPr>
               <w:tab/>
             </w:r>
             <w:r>
               <w:rPr>
-                <w:rStyle w:val="Hyperlink"/>
-                <w:rFonts w:ascii="UT Sans" w:eastAsia="UT Sans" w:hAnsi="UT Sans" w:cs="Mangal"/>
-                <w:noProof/>
-                <w:sz w:val="24"/>
-                <w:szCs w:val="21"/>
-              </w:rPr>
-              <w:t>Verification Scenarios and Tests</w:t>
-            </w:r>
-            <w:r>
-              <w:rPr>
-                <w:rStyle w:val="Hyperlink"/>
-                <w:rFonts w:ascii="UT Sans" w:eastAsia="UT Sans" w:hAnsi="UT Sans" w:cs="Mangal"/>
+                <w:b w:val="0"/>
+                <w:bCs w:val="0"/>
                 <w:webHidden/>
-                <w:sz w:val="24"/>
-                <w:szCs w:val="21"/>
-              </w:rPr>
-              <w:tab/>
-            </w:r>
-            <w:r>
-              <w:rPr>
-                <w:rStyle w:val="Hyperlink"/>
-                <w:rFonts w:ascii="UT Sans" w:eastAsia="UT Sans" w:hAnsi="UT Sans" w:cs="Mangal"/>
+              </w:rPr>
+              <w:fldChar w:fldCharType="begin"/>
+            </w:r>
+            <w:r>
+              <w:rPr>
+                <w:b w:val="0"/>
+                <w:bCs w:val="0"/>
                 <w:webHidden/>
-                <w:sz w:val="24"/>
-                <w:szCs w:val="21"/>
-              </w:rPr>
-              <w:fldChar w:fldCharType="begin"/>
-            </w:r>
-            <w:r>
-              <w:rPr>
-                <w:rStyle w:val="Hyperlink"/>
-                <w:rFonts w:ascii="UT Sans" w:eastAsia="UT Sans" w:hAnsi="UT Sans" w:cs="Mangal"/>
+              </w:rPr>
+              <w:instrText xml:space="preserve"> PAGEREF _Toc231930777 \h </w:instrText>
+            </w:r>
+            <w:r>
+              <w:rPr>
+                <w:b w:val="0"/>
+                <w:bCs w:val="0"/>
                 <w:webHidden/>
-                <w:sz w:val="24"/>
-                <w:szCs w:val="21"/>
-              </w:rPr>
-              <w:instrText xml:space="preserve"> PAGEREF _Toc230906358 \h </w:instrText>
-            </w:r>
-            <w:r>
-              <w:rPr>
-                <w:rStyle w:val="Hyperlink"/>
-                <w:rFonts w:ascii="UT Sans" w:eastAsia="UT Sans" w:hAnsi="UT Sans" w:cs="Mangal"/>
+              </w:rPr>
+            </w:r>
+            <w:r>
+              <w:rPr>
+                <w:b w:val="0"/>
+                <w:bCs w:val="0"/>
                 <w:webHidden/>
-                <w:sz w:val="24"/>
-                <w:szCs w:val="21"/>
-              </w:rPr>
-            </w:r>
-            <w:r>
-              <w:rPr>
-                <w:rStyle w:val="Hyperlink"/>
-                <w:rFonts w:ascii="UT Sans" w:eastAsia="UT Sans" w:hAnsi="UT Sans" w:cs="Mangal"/>
+              </w:rPr>
+              <w:fldChar w:fldCharType="separate"/>
+            </w:r>
+            <w:r>
+              <w:rPr>
+                <w:b w:val="0"/>
+                <w:bCs w:val="0"/>
                 <w:webHidden/>
-                <w:sz w:val="24"/>
-                <w:szCs w:val="21"/>
-              </w:rPr>
-              <w:fldChar w:fldCharType="separate"/>
-            </w:r>
-            <w:r>
-              <w:rPr>
-                <w:rStyle w:val="Hyperlink"/>
-                <w:rFonts w:ascii="UT Sans" w:eastAsia="UT Sans" w:hAnsi="UT Sans" w:cs="Mangal"/>
+              </w:rPr>
+              <w:t>15</w:t>
+            </w:r>
+            <w:r>
+              <w:rPr>
+                <w:b w:val="0"/>
+                <w:bCs w:val="0"/>
                 <w:webHidden/>
-                <w:sz w:val="24"/>
-                <w:szCs w:val="21"/>
-              </w:rPr>
-              <w:t>15</w:t>
-            </w:r>
-            <w:r>
-              <w:rPr>
-                <w:rStyle w:val="Hyperlink"/>
-                <w:rFonts w:ascii="UT Sans" w:eastAsia="UT Sans" w:hAnsi="UT Sans" w:cs="Mangal"/>
-                <w:webHidden/>
-                <w:sz w:val="24"/>
-                <w:szCs w:val="21"/>
               </w:rPr>
               <w:fldChar w:fldCharType="end"/>
             </w:r>
@@ -3910,111 +3616,99 @@
         <w:p>
           <w:pPr>
             <w:pStyle w:val="TOC2"/>
-            <w:tabs>
-              <w:tab w:val="left" w:pos="960"/>
-              <w:tab w:val="right" w:pos="9589"/>
-            </w:tabs>
             <w:rPr>
-              <w:rStyle w:val="Hyperlink"/>
-              <w:rFonts w:ascii="UT Sans" w:eastAsia="UT Sans" w:hAnsi="UT Sans" w:cs="Mangal"/>
-              <w:szCs w:val="21"/>
+              <w:rFonts w:eastAsiaTheme="minorEastAsia" w:cstheme="minorBidi"/>
+              <w:b w:val="0"/>
+              <w:bCs w:val="0"/>
+              <w:kern w:val="2"/>
+              <w:sz w:val="24"/>
+              <w:szCs w:val="24"/>
+              <w:lang w:val="ro-RO" w:eastAsia="ro-RO"/>
+              <w14:ligatures w14:val="standardContextual"/>
             </w:rPr>
           </w:pPr>
-          <w:hyperlink w:anchor="_Toc230906359" w:history="1">
+          <w:hyperlink w:anchor="_Toc231930778" w:history="1">
             <w:r>
               <w:rPr>
                 <w:rStyle w:val="Hyperlink"/>
-                <w:rFonts w:ascii="UT Sans" w:eastAsia="UT Sans" w:hAnsi="UT Sans" w:cs="Mangal"/>
-                <w:noProof/>
-                <w:sz w:val="24"/>
-                <w:szCs w:val="21"/>
+                <w:b w:val="0"/>
+                <w:bCs w:val="0"/>
               </w:rPr>
               <w:t>2.5</w:t>
             </w:r>
             <w:r>
               <w:rPr>
+                <w:rFonts w:eastAsiaTheme="minorEastAsia" w:cstheme="minorBidi"/>
+                <w:b w:val="0"/>
+                <w:bCs w:val="0"/>
+                <w:kern w:val="2"/>
+                <w:sz w:val="24"/>
+                <w:szCs w:val="24"/>
+                <w:lang w:val="ro-RO" w:eastAsia="ro-RO"/>
+                <w14:ligatures w14:val="standardContextual"/>
+              </w:rPr>
+              <w:tab/>
+            </w:r>
+            <w:r>
+              <w:rPr>
                 <w:rStyle w:val="Hyperlink"/>
-                <w:rFonts w:ascii="UT Sans" w:eastAsia="UT Sans" w:hAnsi="UT Sans" w:cs="Mangal"/>
-                <w:szCs w:val="21"/>
+                <w:b w:val="0"/>
+                <w:bCs w:val="0"/>
+              </w:rPr>
+              <w:t>Results</w:t>
+            </w:r>
+            <w:r>
+              <w:rPr>
+                <w:b w:val="0"/>
+                <w:bCs w:val="0"/>
+                <w:webHidden/>
               </w:rPr>
               <w:tab/>
             </w:r>
             <w:r>
               <w:rPr>
-                <w:rStyle w:val="Hyperlink"/>
-                <w:rFonts w:ascii="UT Sans" w:eastAsia="UT Sans" w:hAnsi="UT Sans" w:cs="Mangal"/>
-                <w:noProof/>
-                <w:sz w:val="24"/>
-                <w:szCs w:val="21"/>
-              </w:rPr>
-              <w:t>Results</w:t>
-            </w:r>
-            <w:r>
-              <w:rPr>
-                <w:rStyle w:val="Hyperlink"/>
-                <w:rFonts w:ascii="UT Sans" w:eastAsia="UT Sans" w:hAnsi="UT Sans" w:cs="Mangal"/>
+                <w:b w:val="0"/>
+                <w:bCs w:val="0"/>
                 <w:webHidden/>
-                <w:sz w:val="24"/>
-                <w:szCs w:val="21"/>
-              </w:rPr>
-              <w:tab/>
-            </w:r>
-            <w:r>
-              <w:rPr>
-                <w:rStyle w:val="Hyperlink"/>
-                <w:rFonts w:ascii="UT Sans" w:eastAsia="UT Sans" w:hAnsi="UT Sans" w:cs="Mangal"/>
+              </w:rPr>
+              <w:fldChar w:fldCharType="begin"/>
+            </w:r>
+            <w:r>
+              <w:rPr>
+                <w:b w:val="0"/>
+                <w:bCs w:val="0"/>
                 <w:webHidden/>
-                <w:sz w:val="24"/>
-                <w:szCs w:val="21"/>
-              </w:rPr>
-              <w:fldChar w:fldCharType="begin"/>
-            </w:r>
-            <w:r>
-              <w:rPr>
-                <w:rStyle w:val="Hyperlink"/>
-                <w:rFonts w:ascii="UT Sans" w:eastAsia="UT Sans" w:hAnsi="UT Sans" w:cs="Mangal"/>
+              </w:rPr>
+              <w:instrText xml:space="preserve"> PAGEREF _Toc231930778 \h </w:instrText>
+            </w:r>
+            <w:r>
+              <w:rPr>
+                <w:b w:val="0"/>
+                <w:bCs w:val="0"/>
                 <w:webHidden/>
-                <w:sz w:val="24"/>
-                <w:szCs w:val="21"/>
-              </w:rPr>
-              <w:instrText xml:space="preserve"> PAGEREF _Toc230906359 \h </w:instrText>
-            </w:r>
-            <w:r>
-              <w:rPr>
-                <w:rStyle w:val="Hyperlink"/>
-                <w:rFonts w:ascii="UT Sans" w:eastAsia="UT Sans" w:hAnsi="UT Sans" w:cs="Mangal"/>
+              </w:rPr>
+            </w:r>
+            <w:r>
+              <w:rPr>
+                <w:b w:val="0"/>
+                <w:bCs w:val="0"/>
                 <w:webHidden/>
-                <w:sz w:val="24"/>
-                <w:szCs w:val="21"/>
-              </w:rPr>
-            </w:r>
-            <w:r>
-              <w:rPr>
-                <w:rStyle w:val="Hyperlink"/>
-                <w:rFonts w:ascii="UT Sans" w:eastAsia="UT Sans" w:hAnsi="UT Sans" w:cs="Mangal"/>
+              </w:rPr>
+              <w:fldChar w:fldCharType="separate"/>
+            </w:r>
+            <w:r>
+              <w:rPr>
+                <w:b w:val="0"/>
+                <w:bCs w:val="0"/>
                 <w:webHidden/>
-                <w:sz w:val="24"/>
-                <w:szCs w:val="21"/>
-              </w:rPr>
-              <w:fldChar w:fldCharType="separate"/>
-            </w:r>
-            <w:r>
-              <w:rPr>
-                <w:rStyle w:val="Hyperlink"/>
-                <w:rFonts w:ascii="UT Sans" w:eastAsia="UT Sans" w:hAnsi="UT Sans" w:cs="Mangal"/>
+              </w:rPr>
+              <w:t>15</w:t>
+            </w:r>
+            <w:r>
+              <w:rPr>
+                <w:b w:val="0"/>
+                <w:bCs w:val="0"/>
                 <w:webHidden/>
-                <w:sz w:val="24"/>
-                <w:szCs w:val="21"/>
-              </w:rPr>
-              <w:t>16</w:t>
-            </w:r>
-            <w:r>
-              <w:rPr>
-                <w:rStyle w:val="Hyperlink"/>
-                <w:rFonts w:ascii="UT Sans" w:eastAsia="UT Sans" w:hAnsi="UT Sans" w:cs="Mangal"/>
-                <w:webHidden/>
-                <w:sz w:val="24"/>
-                <w:szCs w:val="21"/>
               </w:rPr>
               <w:fldChar w:fldCharType="end"/>
             </w:r>
@@ -4060,16 +3754,8 @@
     <w:p>
       <w:pPr>
         <w:pStyle w:val="Heading1"/>
-        <w:numPr>
-          <w:ilvl w:val="0"/>
-          <w:numId w:val="9"/>
-        </w:numPr>
-        <w:pBdr>
-          <w:bottom w:val="none" w:sz="0" w:space="0" w:color="000000"/>
-        </w:pBdr>
-        <w:ind w:right="169"/>
       </w:pPr>
-      <w:bookmarkStart w:id="0" w:name="_Toc230906328"/>
+      <w:bookmarkStart w:id="0" w:name="_Toc231930747"/>
       <w:r>
         <w:lastRenderedPageBreak/>
         <w:pict w14:anchorId="77A86013">
@@ -4277,7 +3963,7 @@
           <w:szCs w:val="28"/>
         </w:rPr>
       </w:pPr>
-      <w:bookmarkStart w:id="1" w:name="_Toc230906329"/>
+      <w:bookmarkStart w:id="1" w:name="_Toc231930748"/>
       <w:r>
         <w:rPr>
           <w:rFonts w:ascii="UT Sans" w:eastAsia="Cambria" w:hAnsi="UT Sans" w:cs="Cambria"/>
@@ -4498,7 +4184,7 @@
           <w:szCs w:val="28"/>
         </w:rPr>
       </w:pPr>
-      <w:bookmarkStart w:id="2" w:name="_Toc230906330"/>
+      <w:bookmarkStart w:id="2" w:name="_Toc231930749"/>
       <w:r>
         <w:rPr>
           <w:rFonts w:ascii="UT Sans" w:eastAsia="Cambria" w:hAnsi="UT Sans" w:cs="Cambria"/>
@@ -4858,7 +4544,7 @@
           <w:szCs w:val="28"/>
         </w:rPr>
       </w:pPr>
-      <w:bookmarkStart w:id="3" w:name="_Toc230906331"/>
+      <w:bookmarkStart w:id="3" w:name="_Toc231930750"/>
       <w:r>
         <w:rPr>
           <w:rFonts w:ascii="UT Sans" w:eastAsia="Cambria" w:hAnsi="UT Sans" w:cs="Cambria"/>
@@ -7609,7 +7295,7 @@
           <w:szCs w:val="28"/>
         </w:rPr>
       </w:pPr>
-      <w:bookmarkStart w:id="4" w:name="_Toc230906332"/>
+      <w:bookmarkStart w:id="4" w:name="_Toc231930751"/>
       <w:r>
         <w:rPr>
           <w:rFonts w:ascii="UT Sans" w:eastAsia="Cambria" w:hAnsi="UT Sans" w:cs="Cambria"/>
@@ -7624,25 +7310,6 @@
         <w:t>List of DUT Functionalities</w:t>
       </w:r>
       <w:bookmarkEnd w:id="4"/>
-    </w:p>
-    <w:p>
-      <w:pPr>
-        <w:pBdr>
-          <w:top w:val="nil"/>
-          <w:left w:val="nil"/>
-          <w:bottom w:val="nil"/>
-          <w:right w:val="nil"/>
-          <w:between w:val="nil"/>
-        </w:pBdr>
-        <w:spacing w:line="288" w:lineRule="auto"/>
-        <w:ind w:firstLine="709"/>
-        <w:jc w:val="both"/>
-        <w:rPr>
-          <w:rFonts w:ascii="UT Sans" w:eastAsia="UT Sans" w:hAnsi="UT Sans" w:cs="UT Sans"/>
-          <w:sz w:val="24"/>
-          <w:szCs w:val="24"/>
-        </w:rPr>
-      </w:pPr>
     </w:p>
     <w:p>
       <w:pPr>
@@ -8520,7 +8187,7 @@
           <w:szCs w:val="28"/>
         </w:rPr>
       </w:pPr>
-      <w:bookmarkStart w:id="5" w:name="_Toc230906333"/>
+      <w:bookmarkStart w:id="5" w:name="_Toc231930752"/>
       <w:r>
         <w:rPr>
           <w:rFonts w:ascii="UT Sans" w:eastAsia="Cambria" w:hAnsi="UT Sans" w:cs="Cambria"/>
@@ -9632,7 +9299,7 @@
           <w:szCs w:val="28"/>
         </w:rPr>
       </w:pPr>
-      <w:bookmarkStart w:id="6" w:name="_Toc230906334"/>
+      <w:bookmarkStart w:id="6" w:name="_Toc231930753"/>
       <w:r>
         <w:rPr>
           <w:rFonts w:ascii="UT Sans" w:eastAsia="Cambria" w:hAnsi="UT Sans" w:cs="Cambria"/>
@@ -9985,13 +9652,8 @@
     <w:p>
       <w:pPr>
         <w:pStyle w:val="Heading1"/>
-        <w:pBdr>
-          <w:bottom w:val="none" w:sz="0" w:space="1" w:color="000000"/>
-        </w:pBdr>
-        <w:spacing w:line="288" w:lineRule="auto"/>
-        <w:ind w:left="1140" w:right="169" w:hanging="432"/>
       </w:pPr>
-      <w:bookmarkStart w:id="7" w:name="_Toc230906335"/>
+      <w:bookmarkStart w:id="7" w:name="_Toc231930754"/>
       <w:r>
         <w:rPr>
           <w:rFonts w:ascii="Times New Roman" w:eastAsia="PMingLiU" w:hAnsi="Times New Roman"/>
@@ -10006,7 +9668,7 @@
         </w:pict>
       </w:r>
       <w:r>
-        <w:t>2 D</w:t>
+        <w:t>D</w:t>
       </w:r>
       <w:r>
         <w:t>igital</w:t>
@@ -10209,35 +9871,7 @@
         </w:rPr>
         <w:tab/>
       </w:r>
-    </w:p>
-    <w:p>
-      <w:pPr>
-        <w:pStyle w:val="ListParagraph"/>
-        <w:keepNext/>
-        <w:keepLines/>
-        <w:numPr>
-          <w:ilvl w:val="0"/>
-          <w:numId w:val="9"/>
-        </w:numPr>
-        <w:spacing w:before="360" w:line="288" w:lineRule="auto"/>
-        <w:contextualSpacing w:val="0"/>
-        <w:jc w:val="both"/>
-        <w:outlineLvl w:val="1"/>
-        <w:rPr>
-          <w:rFonts w:asciiTheme="majorHAnsi" w:hAnsiTheme="majorHAnsi" w:cstheme="majorBidi"/>
-          <w:vanish/>
-          <w:szCs w:val="26"/>
-        </w:rPr>
-      </w:pPr>
-      <w:r>
-        <w:rPr>
-          <w:rFonts w:ascii="UT Sans" w:eastAsia="Cambria" w:hAnsi="UT Sans" w:cs="Cambria"/>
-          <w:b/>
-          <w:bCs/>
-          <w:smallCaps/>
-          <w:sz w:val="28"/>
-          <w:szCs w:val="28"/>
-        </w:rPr>
+      <w:r>
         <w:pict w14:anchorId="3E859D7F">
           <v:line id="_x0000_s1034" style="position:absolute;left:0;text-align:left;z-index:251658240;mso-position-horizontal-relative:page;mso-position-vertical-relative:page" from="75.6pt,236.65pt" to="559.65pt,236.65pt" strokeweight=".7pt">
             <w10:wrap anchorx="page" anchory="page"/>
@@ -10276,7 +9910,7 @@
         </w:rPr>
         <w:t xml:space="preserve"> </w:t>
       </w:r>
-      <w:bookmarkStart w:id="8" w:name="_Toc230906336"/>
+      <w:bookmarkStart w:id="8" w:name="_Toc231930755"/>
       <w:r>
         <w:rPr>
           <w:rFonts w:ascii="UT Sans" w:eastAsia="Cambria" w:hAnsi="UT Sans" w:cs="Cambria"/>
@@ -10293,17 +9927,24 @@
     </w:p>
     <w:p>
       <w:pPr>
-        <w:keepNext/>
+        <w:jc w:val="center"/>
+        <w:rPr>
+          <w:rFonts w:eastAsia="Times New Roman"/>
+          <w:sz w:val="24"/>
+          <w:szCs w:val="24"/>
+          <w:lang w:val="ro-RO" w:eastAsia="ro-RO"/>
+        </w:rPr>
       </w:pPr>
       <w:r>
         <w:rPr>
           <w:noProof/>
+          <w:lang w:val="ro-RO" w:eastAsia="ro-RO"/>
         </w:rPr>
         <w:drawing>
-          <wp:inline distT="0" distB="0" distL="0" distR="0" wp14:anchorId="3334BECD" wp14:editId="6C08C3A0">
-            <wp:extent cx="6205855" cy="4478655"/>
-            <wp:effectExtent l="0" t="0" r="4445" b="0"/>
-            <wp:docPr id="1432652725" name="Picture 1"/>
+          <wp:inline distT="0" distB="0" distL="0" distR="0" wp14:anchorId="57DC3F53" wp14:editId="05A9BFC7">
+            <wp:extent cx="4255770" cy="3071647"/>
+            <wp:effectExtent l="0" t="0" r="0" b="0"/>
+            <wp:docPr id="1683578283" name="Picture 1"/>
             <wp:cNvGraphicFramePr>
               <a:graphicFrameLocks xmlns:a="http://schemas.openxmlformats.org/drawingml/2006/main" noChangeAspect="1"/>
             </wp:cNvGraphicFramePr>
@@ -10317,7 +9958,7 @@
                     </pic:cNvPicPr>
                   </pic:nvPicPr>
                   <pic:blipFill>
-                    <a:blip r:embed="rId16">
+                    <a:blip r:embed="rId16" cstate="print">
                       <a:extLst>
                         <a:ext uri="{28A0092B-C50C-407E-A947-70E740481C1C}">
                           <a14:useLocalDpi xmlns:a14="http://schemas.microsoft.com/office/drawing/2010/main" val="0"/>
@@ -10332,7 +9973,7 @@
                   <pic:spPr bwMode="auto">
                     <a:xfrm>
                       <a:off x="0" y="0"/>
-                      <a:ext cx="6205855" cy="4478655"/>
+                      <a:ext cx="4261488" cy="3075774"/>
                     </a:xfrm>
                     <a:prstGeom prst="rect">
                       <a:avLst/>
@@ -10402,12 +10043,110 @@
     </w:p>
     <w:p>
       <w:pPr>
-        <w:ind w:left="-76"/>
-        <w:jc w:val="center"/>
-        <w:rPr>
-          <w:rFonts w:ascii="UT Sans" w:eastAsia="UT Sans" w:hAnsi="UT Sans" w:cs="UT Sans"/>
+        <w:pStyle w:val="Heading3"/>
+        <w:numPr>
+          <w:ilvl w:val="2"/>
+          <w:numId w:val="9"/>
+        </w:numPr>
+        <w:spacing w:before="200" w:line="259" w:lineRule="auto"/>
+        <w:ind w:left="709" w:hanging="719"/>
+        <w:jc w:val="both"/>
+        <w:rPr>
+          <w:rFonts w:ascii="UT Sans" w:eastAsia="Cambria" w:hAnsi="UT Sans" w:cs="Cambria"/>
+          <w:b/>
+          <w:bCs/>
+          <w:color w:val="000000"/>
+          <w:sz w:val="22"/>
+          <w:szCs w:val="22"/>
         </w:rPr>
       </w:pPr>
+      <w:bookmarkStart w:id="9" w:name="_Toc231930756"/>
+      <w:r>
+        <w:rPr>
+          <w:rFonts w:ascii="UT Sans" w:eastAsia="Cambria" w:hAnsi="UT Sans" w:cs="Cambria"/>
+          <w:b/>
+          <w:bCs/>
+          <w:color w:val="000000"/>
+          <w:sz w:val="22"/>
+          <w:szCs w:val="22"/>
+        </w:rPr>
+        <w:t>Sensor Agent</w:t>
+      </w:r>
+      <w:bookmarkEnd w:id="9"/>
+    </w:p>
+    <w:p>
+      <w:pPr>
+        <w:ind w:firstLine="720"/>
+        <w:rPr>
+          <w:rFonts w:ascii="UT Sans" w:eastAsia="UT Sans" w:hAnsi="UT Sans" w:cs="UT Sans"/>
+          <w:sz w:val="24"/>
+          <w:szCs w:val="24"/>
+        </w:rPr>
+      </w:pPr>
+      <w:r>
+        <w:rPr>
+          <w:rFonts w:ascii="UT Sans" w:eastAsia="UT Sans" w:hAnsi="UT Sans" w:cs="UT Sans"/>
+          <w:sz w:val="24"/>
+          <w:szCs w:val="24"/>
+        </w:rPr>
+        <w:t xml:space="preserve">The Sensor Agent </w:t>
+      </w:r>
+      <w:r>
+        <w:rPr>
+          <w:rFonts w:ascii="UT Sans" w:eastAsia="UT Sans" w:hAnsi="UT Sans" w:cs="UT Sans"/>
+          <w:sz w:val="24"/>
+          <w:szCs w:val="24"/>
+        </w:rPr>
+        <w:t xml:space="preserve">is an active </w:t>
+      </w:r>
+      <w:r>
+        <w:rPr>
+          <w:rFonts w:ascii="UT Sans" w:eastAsia="UT Sans" w:hAnsi="UT Sans" w:cs="UT Sans"/>
+          <w:sz w:val="24"/>
+          <w:szCs w:val="24"/>
+        </w:rPr>
+        <w:t>agent</w:t>
+      </w:r>
+      <w:r>
+        <w:rPr>
+          <w:rFonts w:ascii="UT Sans" w:eastAsia="UT Sans" w:hAnsi="UT Sans" w:cs="UT Sans"/>
+          <w:sz w:val="24"/>
+          <w:szCs w:val="24"/>
+        </w:rPr>
+        <w:t xml:space="preserve"> that </w:t>
+      </w:r>
+      <w:r>
+        <w:rPr>
+          <w:rFonts w:ascii="UT Sans" w:eastAsia="UT Sans" w:hAnsi="UT Sans" w:cs="UT Sans"/>
+          <w:sz w:val="24"/>
+          <w:szCs w:val="24"/>
+        </w:rPr>
+        <w:t xml:space="preserve">encapsulates </w:t>
+      </w:r>
+      <w:r>
+        <w:rPr>
+          <w:rFonts w:ascii="UT Sans" w:eastAsia="UT Sans" w:hAnsi="UT Sans" w:cs="UT Sans"/>
+          <w:sz w:val="24"/>
+          <w:szCs w:val="24"/>
+        </w:rPr>
+        <w:t xml:space="preserve">the Sequencer, Driver and Monitor into a single entity, connecting the components </w:t>
+      </w:r>
+      <w:r>
+        <w:rPr>
+          <w:rFonts w:ascii="UT Sans" w:eastAsia="UT Sans" w:hAnsi="UT Sans" w:cs="UT Sans"/>
+          <w:sz w:val="24"/>
+          <w:szCs w:val="24"/>
+        </w:rPr>
+        <w:t xml:space="preserve">with the DUT </w:t>
+      </w:r>
+      <w:r>
+        <w:rPr>
+          <w:rFonts w:ascii="UT Sans" w:eastAsia="UT Sans" w:hAnsi="UT Sans" w:cs="UT Sans"/>
+          <w:sz w:val="24"/>
+          <w:szCs w:val="24"/>
+        </w:rPr>
+        <w:t>using the virtual interface.</w:t>
+      </w:r>
     </w:p>
     <w:p>
       <w:pPr>
@@ -10428,7 +10167,7 @@
           <w:szCs w:val="22"/>
         </w:rPr>
       </w:pPr>
-      <w:bookmarkStart w:id="9" w:name="_Toc230906337"/>
+      <w:bookmarkStart w:id="10" w:name="_Toc231930757"/>
       <w:r>
         <w:rPr>
           <w:rFonts w:ascii="UT Sans" w:eastAsia="Cambria" w:hAnsi="UT Sans" w:cs="Cambria"/>
@@ -10438,124 +10177,6 @@
           <w:sz w:val="22"/>
           <w:szCs w:val="22"/>
         </w:rPr>
-        <w:t>Sensor Agent</w:t>
-      </w:r>
-      <w:bookmarkEnd w:id="9"/>
-    </w:p>
-    <w:p>
-      <w:pPr>
-        <w:ind w:firstLine="720"/>
-        <w:rPr>
-          <w:rFonts w:ascii="UT Sans" w:eastAsia="UT Sans" w:hAnsi="UT Sans" w:cs="UT Sans"/>
-          <w:sz w:val="24"/>
-          <w:szCs w:val="24"/>
-        </w:rPr>
-      </w:pPr>
-      <w:r>
-        <w:rPr>
-          <w:rFonts w:ascii="UT Sans" w:eastAsia="UT Sans" w:hAnsi="UT Sans" w:cs="UT Sans"/>
-          <w:sz w:val="24"/>
-          <w:szCs w:val="24"/>
-        </w:rPr>
-        <w:t xml:space="preserve">The Sensor Agent </w:t>
-      </w:r>
-      <w:r>
-        <w:rPr>
-          <w:rFonts w:ascii="UT Sans" w:eastAsia="UT Sans" w:hAnsi="UT Sans" w:cs="UT Sans"/>
-          <w:sz w:val="24"/>
-          <w:szCs w:val="24"/>
-        </w:rPr>
-        <w:t xml:space="preserve">is an active </w:t>
-      </w:r>
-      <w:r>
-        <w:rPr>
-          <w:rFonts w:ascii="UT Sans" w:eastAsia="UT Sans" w:hAnsi="UT Sans" w:cs="UT Sans"/>
-          <w:sz w:val="24"/>
-          <w:szCs w:val="24"/>
-        </w:rPr>
-        <w:t>agent</w:t>
-      </w:r>
-      <w:r>
-        <w:rPr>
-          <w:rFonts w:ascii="UT Sans" w:eastAsia="UT Sans" w:hAnsi="UT Sans" w:cs="UT Sans"/>
-          <w:sz w:val="24"/>
-          <w:szCs w:val="24"/>
-        </w:rPr>
-        <w:t xml:space="preserve"> that </w:t>
-      </w:r>
-      <w:r>
-        <w:rPr>
-          <w:rFonts w:ascii="UT Sans" w:eastAsia="UT Sans" w:hAnsi="UT Sans" w:cs="UT Sans"/>
-          <w:sz w:val="24"/>
-          <w:szCs w:val="24"/>
-        </w:rPr>
-        <w:t xml:space="preserve">encapsulates </w:t>
-      </w:r>
-      <w:r>
-        <w:rPr>
-          <w:rFonts w:ascii="UT Sans" w:eastAsia="UT Sans" w:hAnsi="UT Sans" w:cs="UT Sans"/>
-          <w:sz w:val="24"/>
-          <w:szCs w:val="24"/>
-        </w:rPr>
-        <w:t xml:space="preserve">the Sequencer, Driver and Monitor into a single entity, connecting the components </w:t>
-      </w:r>
-      <w:r>
-        <w:rPr>
-          <w:rFonts w:ascii="UT Sans" w:eastAsia="UT Sans" w:hAnsi="UT Sans" w:cs="UT Sans"/>
-          <w:sz w:val="24"/>
-          <w:szCs w:val="24"/>
-        </w:rPr>
-        <w:t xml:space="preserve">with the DUT </w:t>
-      </w:r>
-      <w:r>
-        <w:rPr>
-          <w:rFonts w:ascii="UT Sans" w:eastAsia="UT Sans" w:hAnsi="UT Sans" w:cs="UT Sans"/>
-          <w:sz w:val="24"/>
-          <w:szCs w:val="24"/>
-        </w:rPr>
-        <w:t>using the virtual interface.</w:t>
-      </w:r>
-    </w:p>
-    <w:p>
-      <w:pPr>
-        <w:ind w:firstLine="720"/>
-        <w:rPr>
-          <w:rFonts w:ascii="UT Sans" w:eastAsia="UT Sans" w:hAnsi="UT Sans" w:cs="UT Sans"/>
-          <w:sz w:val="24"/>
-          <w:szCs w:val="24"/>
-        </w:rPr>
-      </w:pPr>
-    </w:p>
-    <w:p>
-      <w:pPr>
-        <w:pStyle w:val="Heading3"/>
-        <w:numPr>
-          <w:ilvl w:val="2"/>
-          <w:numId w:val="9"/>
-        </w:numPr>
-        <w:spacing w:before="200" w:line="259" w:lineRule="auto"/>
-        <w:ind w:left="709" w:hanging="719"/>
-        <w:jc w:val="both"/>
-        <w:rPr>
-          <w:rFonts w:ascii="UT Sans" w:eastAsia="Cambria" w:hAnsi="UT Sans" w:cs="Cambria"/>
-          <w:b/>
-          <w:bCs/>
-          <w:color w:val="000000"/>
-          <w:sz w:val="22"/>
-          <w:szCs w:val="22"/>
-        </w:rPr>
-      </w:pPr>
-      <w:bookmarkStart w:id="10" w:name="_Toc230906338"/>
-      <w:r>
-        <w:rPr>
-          <w:rFonts w:ascii="UT Sans" w:eastAsia="Cambria" w:hAnsi="UT Sans" w:cs="Cambria"/>
-          <w:b/>
-          <w:bCs/>
-          <w:color w:val="000000"/>
-          <w:sz w:val="22"/>
-          <w:szCs w:val="22"/>
-        </w:rPr>
-        <w:lastRenderedPageBreak/>
         <w:t>Sensor Transaction</w:t>
       </w:r>
       <w:bookmarkEnd w:id="10"/>
@@ -11123,7 +10744,7 @@
           <w:szCs w:val="22"/>
         </w:rPr>
       </w:pPr>
-      <w:bookmarkStart w:id="11" w:name="_Toc230906339"/>
+      <w:bookmarkStart w:id="11" w:name="_Toc231930758"/>
       <w:r>
         <w:rPr>
           <w:rFonts w:ascii="UT Sans" w:eastAsia="Cambria" w:hAnsi="UT Sans" w:cs="Cambria"/>
@@ -11133,6 +10754,7 @@
           <w:sz w:val="22"/>
           <w:szCs w:val="22"/>
         </w:rPr>
+        <w:lastRenderedPageBreak/>
         <w:t>Sensor Driver</w:t>
       </w:r>
       <w:bookmarkEnd w:id="11"/>
@@ -11240,7 +10862,7 @@
           <w:szCs w:val="22"/>
         </w:rPr>
       </w:pPr>
-      <w:bookmarkStart w:id="12" w:name="_Toc230906340"/>
+      <w:bookmarkStart w:id="12" w:name="_Toc231930759"/>
       <w:r>
         <w:rPr>
           <w:rFonts w:ascii="UT Sans" w:eastAsia="Cambria" w:hAnsi="UT Sans" w:cs="Cambria"/>
@@ -11299,7 +10921,7 @@
           <w:szCs w:val="22"/>
         </w:rPr>
       </w:pPr>
-      <w:bookmarkStart w:id="13" w:name="_Toc230906341"/>
+      <w:bookmarkStart w:id="13" w:name="_Toc231930760"/>
       <w:r>
         <w:rPr>
           <w:rFonts w:ascii="UT Sans" w:eastAsia="Cambria" w:hAnsi="UT Sans" w:cs="Cambria"/>
@@ -11461,7 +11083,7 @@
           <w:szCs w:val="22"/>
         </w:rPr>
       </w:pPr>
-      <w:bookmarkStart w:id="14" w:name="_Toc230906342"/>
+      <w:bookmarkStart w:id="14" w:name="_Toc231930761"/>
       <w:r>
         <w:rPr>
           <w:rFonts w:ascii="UT Sans" w:eastAsia="Cambria" w:hAnsi="UT Sans" w:cs="Cambria"/>
@@ -12033,7 +11655,7 @@
           <w:szCs w:val="22"/>
         </w:rPr>
       </w:pPr>
-      <w:bookmarkStart w:id="15" w:name="_Toc230906343"/>
+      <w:bookmarkStart w:id="15" w:name="_Toc231930762"/>
       <w:r>
         <w:rPr>
           <w:rFonts w:ascii="UT Sans" w:eastAsia="Cambria" w:hAnsi="UT Sans" w:cs="Cambria"/>
@@ -12043,7 +11665,6 @@
           <w:sz w:val="22"/>
           <w:szCs w:val="22"/>
         </w:rPr>
-        <w:lastRenderedPageBreak/>
         <w:t>Lamp Agent</w:t>
       </w:r>
       <w:bookmarkEnd w:id="15"/>
@@ -12185,6 +11806,16 @@
         </w:rPr>
         <w:t xml:space="preserve">, meaning no driver or sequencer is needed. </w:t>
       </w:r>
+    </w:p>
+    <w:p>
+      <w:pPr>
+        <w:ind w:firstLine="720"/>
+        <w:rPr>
+          <w:rFonts w:ascii="UT Sans" w:eastAsia="UT Sans" w:hAnsi="UT Sans" w:cs="UT Sans"/>
+          <w:sz w:val="24"/>
+          <w:szCs w:val="24"/>
+        </w:rPr>
+      </w:pPr>
     </w:p>
     <w:p>
       <w:pPr>
@@ -12205,7 +11836,7 @@
           <w:szCs w:val="22"/>
         </w:rPr>
       </w:pPr>
-      <w:bookmarkStart w:id="16" w:name="_Toc230906344"/>
+      <w:bookmarkStart w:id="16" w:name="_Toc231930763"/>
       <w:r>
         <w:rPr>
           <w:rFonts w:ascii="UT Sans" w:eastAsia="Cambria" w:hAnsi="UT Sans" w:cs="Cambria"/>
@@ -12215,6 +11846,7 @@
           <w:sz w:val="22"/>
           <w:szCs w:val="22"/>
         </w:rPr>
+        <w:lastRenderedPageBreak/>
         <w:t>Lamp Transaction</w:t>
       </w:r>
       <w:bookmarkEnd w:id="16"/>
@@ -12813,7 +12445,7 @@
           <w:szCs w:val="22"/>
         </w:rPr>
       </w:pPr>
-      <w:bookmarkStart w:id="17" w:name="_Toc230906345"/>
+      <w:bookmarkStart w:id="17" w:name="_Toc231930764"/>
       <w:r>
         <w:rPr>
           <w:rFonts w:ascii="UT Sans" w:eastAsia="Cambria" w:hAnsi="UT Sans" w:cs="Cambria"/>
@@ -12872,7 +12504,7 @@
           <w:szCs w:val="22"/>
         </w:rPr>
       </w:pPr>
-      <w:bookmarkStart w:id="18" w:name="_Toc230906346"/>
+      <w:bookmarkStart w:id="18" w:name="_Toc231930765"/>
       <w:r>
         <w:rPr>
           <w:rFonts w:ascii="UT Sans" w:eastAsia="Cambria" w:hAnsi="UT Sans" w:cs="Cambria"/>
@@ -13015,7 +12647,7 @@
           <w:szCs w:val="22"/>
         </w:rPr>
       </w:pPr>
-      <w:bookmarkStart w:id="19" w:name="_Toc230906347"/>
+      <w:bookmarkStart w:id="19" w:name="_Toc231930766"/>
       <w:r>
         <w:rPr>
           <w:rFonts w:ascii="UT Sans" w:eastAsia="Cambria" w:hAnsi="UT Sans" w:cs="Cambria"/>
@@ -13082,7 +12714,7 @@
           <w:szCs w:val="22"/>
         </w:rPr>
       </w:pPr>
-      <w:bookmarkStart w:id="20" w:name="_Toc230906348"/>
+      <w:bookmarkStart w:id="20" w:name="_Toc231930767"/>
       <w:r>
         <w:rPr>
           <w:rFonts w:ascii="UT Sans" w:eastAsia="Cambria" w:hAnsi="UT Sans" w:cs="Cambria"/>
@@ -13688,7 +13320,7 @@
           <w:szCs w:val="22"/>
         </w:rPr>
       </w:pPr>
-      <w:bookmarkStart w:id="21" w:name="_Toc230906349"/>
+      <w:bookmarkStart w:id="21" w:name="_Toc231930768"/>
       <w:r>
         <w:rPr>
           <w:rFonts w:ascii="UT Sans" w:eastAsia="Cambria" w:hAnsi="UT Sans" w:cs="Cambria"/>
@@ -13795,7 +13427,7 @@
           <w:szCs w:val="22"/>
         </w:rPr>
       </w:pPr>
-      <w:bookmarkStart w:id="22" w:name="_Toc230906350"/>
+      <w:bookmarkStart w:id="22" w:name="_Toc231930769"/>
       <w:r>
         <w:rPr>
           <w:rFonts w:ascii="UT Sans" w:eastAsia="Cambria" w:hAnsi="UT Sans" w:cs="Cambria"/>
@@ -13805,7 +13437,6 @@
           <w:sz w:val="22"/>
           <w:szCs w:val="22"/>
         </w:rPr>
-        <w:lastRenderedPageBreak/>
         <w:t>Button Monitor</w:t>
       </w:r>
       <w:bookmarkEnd w:id="22"/>
@@ -13879,7 +13510,7 @@
           <w:szCs w:val="22"/>
         </w:rPr>
       </w:pPr>
-      <w:bookmarkStart w:id="23" w:name="_Toc230906351"/>
+      <w:bookmarkStart w:id="23" w:name="_Toc231930770"/>
       <w:r>
         <w:rPr>
           <w:rFonts w:ascii="UT Sans" w:eastAsia="Cambria" w:hAnsi="UT Sans" w:cs="Cambria"/>
@@ -13889,6 +13520,7 @@
           <w:sz w:val="22"/>
           <w:szCs w:val="22"/>
         </w:rPr>
+        <w:lastRenderedPageBreak/>
         <w:t>Button Coverage Collector</w:t>
       </w:r>
       <w:bookmarkEnd w:id="23"/>
@@ -14030,7 +13662,7 @@
           <w:szCs w:val="22"/>
         </w:rPr>
       </w:pPr>
-      <w:bookmarkStart w:id="24" w:name="_Toc230906352"/>
+      <w:bookmarkStart w:id="24" w:name="_Toc231930771"/>
       <w:r>
         <w:rPr>
           <w:rFonts w:ascii="UT Sans" w:eastAsia="Cambria" w:hAnsi="UT Sans" w:cs="Cambria"/>
@@ -14815,7 +14447,7 @@
           <w:szCs w:val="22"/>
         </w:rPr>
       </w:pPr>
-      <w:bookmarkStart w:id="25" w:name="_Toc230906353"/>
+      <w:bookmarkStart w:id="25" w:name="_Toc231930772"/>
       <w:r>
         <w:rPr>
           <w:rFonts w:ascii="UT Sans" w:eastAsia="Cambria" w:hAnsi="UT Sans" w:cs="Cambria"/>
@@ -14986,7 +14618,7 @@
           <w:szCs w:val="22"/>
         </w:rPr>
       </w:pPr>
-      <w:bookmarkStart w:id="26" w:name="_Toc230906354"/>
+      <w:bookmarkStart w:id="26" w:name="_Toc231930773"/>
       <w:r>
         <w:rPr>
           <w:rFonts w:ascii="UT Sans" w:eastAsia="Cambria" w:hAnsi="UT Sans" w:cs="Cambria"/>
@@ -14996,7 +14628,6 @@
           <w:sz w:val="22"/>
           <w:szCs w:val="22"/>
         </w:rPr>
-        <w:lastRenderedPageBreak/>
         <w:t>Scoreboard Coverage Collector</w:t>
       </w:r>
       <w:bookmarkEnd w:id="26"/>
@@ -15277,17 +14908,6 @@
         </w:rPr>
         <w:t>.</w:t>
       </w:r>
-    </w:p>
-    <w:p>
-      <w:pPr>
-        <w:ind w:firstLine="709"/>
-        <w:rPr>
-          <w:rFonts w:ascii="UT Sans" w:eastAsia="UT Sans" w:hAnsi="UT Sans" w:cs="UT Sans"/>
-          <w:sz w:val="24"/>
-          <w:szCs w:val="24"/>
-          <w:lang w:val="ro-RO"/>
-        </w:rPr>
-      </w:pPr>
     </w:p>
     <w:p>
       <w:pPr>
@@ -15308,7 +14928,7 @@
           <w:szCs w:val="28"/>
         </w:rPr>
       </w:pPr>
-      <w:bookmarkStart w:id="27" w:name="_Toc230906355"/>
+      <w:bookmarkStart w:id="27" w:name="_Toc231930774"/>
       <w:r>
         <w:rPr>
           <w:rFonts w:ascii="UT Sans" w:eastAsia="Cambria" w:hAnsi="UT Sans" w:cs="Cambria"/>
@@ -15319,6 +14939,7 @@
           <w:sz w:val="28"/>
           <w:szCs w:val="28"/>
         </w:rPr>
+        <w:lastRenderedPageBreak/>
         <w:t>V</w:t>
       </w:r>
       <w:r>
@@ -15358,11 +14979,6 @@
         <w:t>hecklist</w:t>
       </w:r>
       <w:bookmarkEnd w:id="27"/>
-    </w:p>
-    <w:p>
-      <w:pPr>
-        <w:spacing w:after="19" w:line="20" w:lineRule="exact"/>
-      </w:pPr>
     </w:p>
     <w:p>
       <w:pPr>
@@ -15383,7 +14999,7 @@
           <w:szCs w:val="22"/>
         </w:rPr>
       </w:pPr>
-      <w:bookmarkStart w:id="28" w:name="_Toc230906356"/>
+      <w:bookmarkStart w:id="28" w:name="_Toc231930775"/>
       <w:r>
         <w:rPr>
           <w:rFonts w:ascii="UT Sans" w:eastAsia="Cambria" w:hAnsi="UT Sans" w:cs="Cambria"/>
@@ -15873,7 +15489,7 @@
           <w:szCs w:val="28"/>
         </w:rPr>
       </w:pPr>
-      <w:bookmarkStart w:id="29" w:name="_Toc230906357"/>
+      <w:bookmarkStart w:id="29" w:name="_Toc231930776"/>
       <w:r>
         <w:rPr>
           <w:rFonts w:ascii="UT Sans" w:eastAsia="Cambria" w:hAnsi="UT Sans" w:cs="Cambria"/>
@@ -18162,6 +17778,7 @@
           <w:sz w:val="24"/>
           <w:szCs w:val="24"/>
         </w:rPr>
+        <w:lastRenderedPageBreak/>
         <w:t xml:space="preserve">Table </w:t>
       </w:r>
       <w:r>
@@ -20591,7 +20208,6 @@
                 <w:szCs w:val="24"/>
                 <w:lang w:val="ro-RO"/>
               </w:rPr>
-              <w:lastRenderedPageBreak/>
               <w:t>current_mode</w:t>
             </w:r>
             <w:proofErr w:type="spellEnd"/>
@@ -20890,7 +20506,6 @@
         </w:tc>
       </w:tr>
     </w:tbl>
-    <w:p/>
     <w:p>
       <w:pPr>
         <w:pStyle w:val="Heading2"/>
@@ -20910,7 +20525,7 @@
           <w:szCs w:val="28"/>
         </w:rPr>
       </w:pPr>
-      <w:bookmarkStart w:id="30" w:name="_Toc230906358"/>
+      <w:bookmarkStart w:id="30" w:name="_Toc231930777"/>
       <w:r>
         <w:rPr>
           <w:rFonts w:ascii="UT Sans" w:eastAsia="Cambria" w:hAnsi="UT Sans" w:cs="Cambria"/>
@@ -20921,29 +20536,10 @@
           <w:sz w:val="28"/>
           <w:szCs w:val="28"/>
         </w:rPr>
+        <w:lastRenderedPageBreak/>
         <w:t>Verification Scenarios and Tests</w:t>
       </w:r>
       <w:bookmarkEnd w:id="30"/>
-    </w:p>
-    <w:p>
-      <w:pPr>
-        <w:pBdr>
-          <w:top w:val="nil"/>
-          <w:left w:val="nil"/>
-          <w:bottom w:val="nil"/>
-          <w:right w:val="nil"/>
-          <w:between w:val="nil"/>
-        </w:pBdr>
-        <w:spacing w:line="288" w:lineRule="auto"/>
-        <w:ind w:firstLine="709"/>
-        <w:jc w:val="both"/>
-        <w:rPr>
-          <w:rFonts w:ascii="UT Sans" w:eastAsia="UT Sans" w:hAnsi="UT Sans" w:cs="UT Sans"/>
-          <w:color w:val="000000"/>
-          <w:sz w:val="24"/>
-          <w:szCs w:val="24"/>
-        </w:rPr>
-      </w:pPr>
     </w:p>
     <w:p>
       <w:pPr>
@@ -21493,26 +21089,6 @@
           <w:szCs w:val="24"/>
         </w:rPr>
       </w:pPr>
-    </w:p>
-    <w:p>
-      <w:pPr>
-        <w:pBdr>
-          <w:top w:val="nil"/>
-          <w:left w:val="nil"/>
-          <w:bottom w:val="nil"/>
-          <w:right w:val="nil"/>
-          <w:between w:val="nil"/>
-        </w:pBdr>
-        <w:spacing w:line="288" w:lineRule="auto"/>
-        <w:ind w:firstLine="709"/>
-        <w:jc w:val="both"/>
-        <w:rPr>
-          <w:rFonts w:ascii="UT Sans" w:eastAsia="UT Sans" w:hAnsi="UT Sans" w:cs="UT Sans"/>
-          <w:color w:val="000000"/>
-          <w:sz w:val="24"/>
-          <w:szCs w:val="24"/>
-        </w:rPr>
-      </w:pPr>
       <w:r>
         <w:rPr>
           <w:rFonts w:ascii="UT Sans" w:eastAsia="UT Sans" w:hAnsi="UT Sans" w:cs="UT Sans"/>
@@ -22131,7 +21707,6 @@
                 <w:szCs w:val="24"/>
                 <w:lang w:val="ro-RO"/>
               </w:rPr>
-              <w:lastRenderedPageBreak/>
               <w:t>sensor_test</w:t>
             </w:r>
             <w:proofErr w:type="spellEnd"/>
@@ -22345,25 +21920,6 @@
     </w:tbl>
     <w:p>
       <w:pPr>
-        <w:pBdr>
-          <w:top w:val="nil"/>
-          <w:left w:val="nil"/>
-          <w:bottom w:val="nil"/>
-          <w:right w:val="nil"/>
-          <w:between w:val="nil"/>
-        </w:pBdr>
-        <w:ind w:left="-76"/>
-        <w:jc w:val="both"/>
-        <w:rPr>
-          <w:rFonts w:ascii="UT Sans" w:eastAsia="UT Sans" w:hAnsi="UT Sans" w:cs="UT Sans"/>
-          <w:color w:val="000000"/>
-          <w:sz w:val="24"/>
-          <w:szCs w:val="24"/>
-        </w:rPr>
-      </w:pPr>
-    </w:p>
-    <w:p>
-      <w:pPr>
         <w:pStyle w:val="Heading2"/>
         <w:numPr>
           <w:ilvl w:val="1"/>
@@ -22381,7 +21937,7 @@
           <w:szCs w:val="28"/>
         </w:rPr>
       </w:pPr>
-      <w:bookmarkStart w:id="31" w:name="_Toc230906359"/>
+      <w:bookmarkStart w:id="31" w:name="_Toc231930778"/>
       <w:r>
         <w:rPr>
           <w:rFonts w:ascii="UT Sans" w:eastAsia="Cambria" w:hAnsi="UT Sans" w:cs="Cambria"/>
@@ -23152,10 +22708,11 @@
   <w:abstractNum w:abstractNumId="6" w15:restartNumberingAfterBreak="0">
     <w:nsid w:val="56721AC2"/>
     <w:multiLevelType w:val="multilevel"/>
-    <w:tmpl w:val="50CC13E2"/>
+    <w:tmpl w:val="366AF28A"/>
     <w:lvl w:ilvl="0">
       <w:start w:val="1"/>
       <w:numFmt w:val="decimal"/>
+      <w:pStyle w:val="Heading1"/>
       <w:lvlText w:val="%1"/>
       <w:lvlJc w:val="left"/>
       <w:pPr>
@@ -23980,14 +23537,18 @@
     <w:link w:val="Heading1Char"/>
     <w:uiPriority w:val="9"/>
     <w:qFormat/>
-    <w:rsid w:val="00B44D56"/>
+    <w:rsid w:val="003B29AE"/>
     <w:pPr>
       <w:keepNext/>
       <w:keepLines/>
+      <w:numPr>
+        <w:numId w:val="9"/>
+      </w:numPr>
       <w:pBdr>
-        <w:bottom w:val="single" w:sz="4" w:space="1" w:color="595959"/>
+        <w:bottom w:val="none" w:sz="0" w:space="0" w:color="000000"/>
       </w:pBdr>
       <w:spacing w:before="360" w:after="160" w:line="259" w:lineRule="auto"/>
+      <w:ind w:right="169"/>
       <w:jc w:val="both"/>
       <w:outlineLvl w:val="0"/>
     </w:pPr>
@@ -24184,7 +23745,7 @@
     <w:basedOn w:val="DefaultParagraphFont"/>
     <w:link w:val="Heading1"/>
     <w:uiPriority w:val="9"/>
-    <w:rsid w:val="00B44D56"/>
+    <w:rsid w:val="003B29AE"/>
     <w:rPr>
       <w:rFonts w:ascii="UT Sans" w:eastAsia="Cambria" w:hAnsi="UT Sans" w:cs="Cambria"/>
       <w:b/>
@@ -24314,11 +23875,22 @@
     <w:autoRedefine/>
     <w:uiPriority w:val="39"/>
     <w:unhideWhenUsed/>
-    <w:rsid w:val="00110124"/>
+    <w:rsid w:val="00814415"/>
     <w:pPr>
+      <w:tabs>
+        <w:tab w:val="left" w:pos="960"/>
+        <w:tab w:val="right" w:pos="9589"/>
+      </w:tabs>
       <w:spacing w:after="100"/>
       <w:ind w:left="220"/>
     </w:pPr>
+    <w:rPr>
+      <w:rFonts w:ascii="UT Sans" w:eastAsia="Cambria" w:hAnsi="UT Sans" w:cs="Cambria"/>
+      <w:b/>
+      <w:bCs/>
+      <w:smallCaps/>
+      <w:noProof/>
+    </w:rPr>
   </w:style>
   <w:style w:type="paragraph" w:styleId="TOC3">
     <w:name w:val="toc 3"/>
